--- a/Document/Requirement.docx
+++ b/Document/Requirement.docx
@@ -464,7 +464,7 @@
       <w:pPr>
         <w:numPr>
           <w:ilvl w:val="0"/>
-          <w:numId w:val="6"/>
+          <w:numId w:val="7"/>
         </w:numPr>
         <w:pBdr>
           <w:top w:color="auto" w:space="0" w:sz="0" w:val="none"/>
@@ -509,7 +509,7 @@
       <w:pPr>
         <w:numPr>
           <w:ilvl w:val="0"/>
-          <w:numId w:val="6"/>
+          <w:numId w:val="7"/>
         </w:numPr>
         <w:pBdr>
           <w:top w:color="auto" w:space="0" w:sz="0" w:val="none"/>
@@ -785,6 +785,1347 @@
         <w:pageBreakBefore w:val="0"/>
         <w:widowControl w:val="1"/>
         <w:numPr>
+          <w:ilvl w:val="1"/>
+          <w:numId w:val="1"/>
+        </w:numPr>
+        <w:pBdr>
+          <w:top w:color="auto" w:space="0" w:sz="0" w:val="none"/>
+          <w:left w:color="auto" w:space="0" w:sz="0" w:val="none"/>
+          <w:bottom w:color="auto" w:space="0" w:sz="0" w:val="none"/>
+          <w:right w:color="auto" w:space="0" w:sz="0" w:val="none"/>
+          <w:between w:color="auto" w:space="0" w:sz="0" w:val="none"/>
+        </w:pBdr>
+        <w:shd w:fill="ffffff" w:val="clear"/>
+        <w:spacing w:after="80" w:before="0" w:line="276" w:lineRule="auto"/>
+        <w:ind w:left="1440" w:right="0" w:hanging="360"/>
+        <w:jc w:val="both"/>
+        <w:rPr>
+          <w:rFonts w:ascii="Times New Roman" w:cs="Times New Roman" w:eastAsia="Times New Roman" w:hAnsi="Times New Roman"/>
+          <w:b w:val="1"/>
+          <w:bCs w:val="1"/>
+          <w:sz w:val="30"/>
+          <w:szCs w:val="30"/>
+        </w:rPr>
+      </w:pPr>
+      <w:bookmarkStart w:colFirst="0" w:colLast="0" w:name="_zhrzb118n3zs" w:id="6"/>
+      <w:bookmarkEnd w:id="6"/>
+      <w:r>
+        <w:rPr>
+          <w:rFonts w:ascii="Times New Roman" w:cs="Times New Roman" w:eastAsia="Times New Roman" w:hAnsi="Times New Roman"/>
+          <w:b w:val="1"/>
+          <w:bCs w:val="1"/>
+          <w:sz w:val="30"/>
+          <w:szCs w:val="30"/>
+          <w:rtl w:val="0"/>
+        </w:rPr>
+        <w:t xml:space="preserve">Danh sách các REST API</w:t>
+      </w:r>
+    </w:p>
+    <w:p>
+      <w:pPr>
+        <w:ind w:left="0" w:firstLine="0"/>
+        <w:rPr/>
+      </w:pPr>
+      <w:r>
+        <w:rPr>
+          <w:rtl w:val="0"/>
+        </w:rPr>
+        <w:tab/>
+      </w:r>
+    </w:p>
+    <w:tbl>
+      <w:tblPr>
+        <w:tblStyle w:val="Table1"/>
+        <w:tblW w:w="7725.0" w:type="dxa"/>
+        <w:jc w:val="left"/>
+        <w:tblBorders>
+          <w:top w:color="000000" w:space="0" w:sz="0" w:val="nil"/>
+          <w:left w:color="000000" w:space="0" w:sz="0" w:val="nil"/>
+          <w:bottom w:color="000000" w:space="0" w:sz="0" w:val="nil"/>
+          <w:right w:color="000000" w:space="0" w:sz="0" w:val="nil"/>
+          <w:insideH w:color="000000" w:space="0" w:sz="0" w:val="nil"/>
+          <w:insideV w:color="000000" w:space="0" w:sz="0" w:val="nil"/>
+        </w:tblBorders>
+        <w:tblLayout w:type="fixed"/>
+        <w:tblLook w:val="0600"/>
+      </w:tblPr>
+      <w:tblGrid>
+        <w:gridCol w:w="1470"/>
+        <w:gridCol w:w="1290"/>
+        <w:gridCol w:w="2400"/>
+        <w:gridCol w:w="2565"/>
+        <w:tblGridChange w:id="0">
+          <w:tblGrid>
+            <w:gridCol w:w="1470"/>
+            <w:gridCol w:w="1290"/>
+            <w:gridCol w:w="2400"/>
+            <w:gridCol w:w="2565"/>
+          </w:tblGrid>
+        </w:tblGridChange>
+      </w:tblGrid>
+      <w:tr>
+        <w:trPr>
+          <w:cantSplit w:val="0"/>
+          <w:trHeight w:val="780" w:hRule="atLeast"/>
+          <w:tblHeader w:val="0"/>
+        </w:trPr>
+        <w:tc>
+          <w:tcPr>
+            <w:tcBorders>
+              <w:top w:color="1f1f1f" w:space="0" w:sz="6" w:val="single"/>
+              <w:left w:color="1f1f1f" w:space="0" w:sz="6" w:val="single"/>
+              <w:bottom w:color="1f1f1f" w:space="0" w:sz="6" w:val="single"/>
+              <w:right w:color="1f1f1f" w:space="0" w:sz="6" w:val="single"/>
+            </w:tcBorders>
+            <w:shd w:fill="efefef" w:val="clear"/>
+            <w:tcMar>
+              <w:top w:w="240.0" w:type="dxa"/>
+              <w:left w:w="0.0" w:type="dxa"/>
+              <w:bottom w:w="240.0" w:type="dxa"/>
+              <w:right w:w="180.0" w:type="dxa"/>
+            </w:tcMar>
+            <w:vAlign w:val="top"/>
+          </w:tcPr>
+          <w:p>
+            <w:pPr>
+              <w:spacing w:after="480" w:lineRule="auto"/>
+              <w:jc w:val="center"/>
+              <w:rPr>
+                <w:rFonts w:ascii="Times New Roman" w:cs="Times New Roman" w:eastAsia="Times New Roman" w:hAnsi="Times New Roman"/>
+                <w:color w:val="1f1f1f"/>
+                <w:sz w:val="26"/>
+                <w:szCs w:val="26"/>
+              </w:rPr>
+            </w:pPr>
+            <w:r>
+              <w:rPr>
+                <w:rFonts w:ascii="Times New Roman" w:cs="Times New Roman" w:eastAsia="Times New Roman" w:hAnsi="Times New Roman"/>
+                <w:b w:val="1"/>
+                <w:bCs w:val="1"/>
+                <w:color w:val="1f1f1f"/>
+                <w:sz w:val="26"/>
+                <w:szCs w:val="26"/>
+                <w:rtl w:val="0"/>
+              </w:rPr>
+              <w:t xml:space="preserve">Chức năng</w:t>
+            </w:r>
+            <w:r>
+              <w:rPr>
+                <w:rtl w:val="0"/>
+              </w:rPr>
+            </w:r>
+          </w:p>
+        </w:tc>
+        <w:tc>
+          <w:tcPr>
+            <w:tcBorders>
+              <w:top w:color="1f1f1f" w:space="0" w:sz="6" w:val="single"/>
+              <w:left w:color="1f1f1f" w:space="0" w:sz="6" w:val="single"/>
+              <w:bottom w:color="1f1f1f" w:space="0" w:sz="6" w:val="single"/>
+              <w:right w:color="1f1f1f" w:space="0" w:sz="6" w:val="single"/>
+            </w:tcBorders>
+            <w:shd w:fill="efefef" w:val="clear"/>
+            <w:tcMar>
+              <w:top w:w="240.0" w:type="dxa"/>
+              <w:left w:w="0.0" w:type="dxa"/>
+              <w:bottom w:w="240.0" w:type="dxa"/>
+              <w:right w:w="180.0" w:type="dxa"/>
+            </w:tcMar>
+            <w:vAlign w:val="top"/>
+          </w:tcPr>
+          <w:p>
+            <w:pPr>
+              <w:spacing w:after="480" w:lineRule="auto"/>
+              <w:jc w:val="center"/>
+              <w:rPr>
+                <w:rFonts w:ascii="Times New Roman" w:cs="Times New Roman" w:eastAsia="Times New Roman" w:hAnsi="Times New Roman"/>
+                <w:color w:val="1f1f1f"/>
+                <w:sz w:val="26"/>
+                <w:szCs w:val="26"/>
+              </w:rPr>
+            </w:pPr>
+            <w:r>
+              <w:rPr>
+                <w:rFonts w:ascii="Times New Roman" w:cs="Times New Roman" w:eastAsia="Times New Roman" w:hAnsi="Times New Roman"/>
+                <w:b w:val="1"/>
+                <w:bCs w:val="1"/>
+                <w:color w:val="1f1f1f"/>
+                <w:sz w:val="26"/>
+                <w:szCs w:val="26"/>
+                <w:rtl w:val="0"/>
+              </w:rPr>
+              <w:t xml:space="preserve">Method</w:t>
+            </w:r>
+            <w:r>
+              <w:rPr>
+                <w:rtl w:val="0"/>
+              </w:rPr>
+            </w:r>
+          </w:p>
+        </w:tc>
+        <w:tc>
+          <w:tcPr>
+            <w:tcBorders>
+              <w:top w:color="1f1f1f" w:space="0" w:sz="6" w:val="single"/>
+              <w:left w:color="1f1f1f" w:space="0" w:sz="6" w:val="single"/>
+              <w:bottom w:color="1f1f1f" w:space="0" w:sz="6" w:val="single"/>
+              <w:right w:color="1f1f1f" w:space="0" w:sz="6" w:val="single"/>
+            </w:tcBorders>
+            <w:shd w:fill="efefef" w:val="clear"/>
+            <w:tcMar>
+              <w:top w:w="240.0" w:type="dxa"/>
+              <w:left w:w="0.0" w:type="dxa"/>
+              <w:bottom w:w="240.0" w:type="dxa"/>
+              <w:right w:w="180.0" w:type="dxa"/>
+            </w:tcMar>
+            <w:vAlign w:val="top"/>
+          </w:tcPr>
+          <w:p>
+            <w:pPr>
+              <w:spacing w:after="480" w:lineRule="auto"/>
+              <w:jc w:val="center"/>
+              <w:rPr>
+                <w:rFonts w:ascii="Times New Roman" w:cs="Times New Roman" w:eastAsia="Times New Roman" w:hAnsi="Times New Roman"/>
+                <w:color w:val="1f1f1f"/>
+                <w:sz w:val="26"/>
+                <w:szCs w:val="26"/>
+              </w:rPr>
+            </w:pPr>
+            <w:r>
+              <w:rPr>
+                <w:rFonts w:ascii="Times New Roman" w:cs="Times New Roman" w:eastAsia="Times New Roman" w:hAnsi="Times New Roman"/>
+                <w:b w:val="1"/>
+                <w:bCs w:val="1"/>
+                <w:color w:val="1f1f1f"/>
+                <w:sz w:val="26"/>
+                <w:szCs w:val="26"/>
+                <w:rtl w:val="0"/>
+              </w:rPr>
+              <w:t xml:space="preserve">Endpoint</w:t>
+            </w:r>
+            <w:r>
+              <w:rPr>
+                <w:rtl w:val="0"/>
+              </w:rPr>
+            </w:r>
+          </w:p>
+        </w:tc>
+        <w:tc>
+          <w:tcPr>
+            <w:tcBorders>
+              <w:top w:color="1f1f1f" w:space="0" w:sz="6" w:val="single"/>
+              <w:left w:color="1f1f1f" w:space="0" w:sz="6" w:val="single"/>
+              <w:bottom w:color="1f1f1f" w:space="0" w:sz="6" w:val="single"/>
+              <w:right w:color="1f1f1f" w:space="0" w:sz="6" w:val="single"/>
+            </w:tcBorders>
+            <w:shd w:fill="efefef" w:val="clear"/>
+            <w:tcMar>
+              <w:top w:w="240.0" w:type="dxa"/>
+              <w:left w:w="0.0" w:type="dxa"/>
+              <w:bottom w:w="240.0" w:type="dxa"/>
+              <w:right w:w="0.0" w:type="dxa"/>
+            </w:tcMar>
+            <w:vAlign w:val="top"/>
+          </w:tcPr>
+          <w:p>
+            <w:pPr>
+              <w:spacing w:after="480" w:lineRule="auto"/>
+              <w:jc w:val="center"/>
+              <w:rPr>
+                <w:rFonts w:ascii="Times New Roman" w:cs="Times New Roman" w:eastAsia="Times New Roman" w:hAnsi="Times New Roman"/>
+                <w:color w:val="1f1f1f"/>
+                <w:sz w:val="26"/>
+                <w:szCs w:val="26"/>
+              </w:rPr>
+            </w:pPr>
+            <w:r>
+              <w:rPr>
+                <w:rFonts w:ascii="Times New Roman" w:cs="Times New Roman" w:eastAsia="Times New Roman" w:hAnsi="Times New Roman"/>
+                <w:b w:val="1"/>
+                <w:bCs w:val="1"/>
+                <w:color w:val="1f1f1f"/>
+                <w:sz w:val="26"/>
+                <w:szCs w:val="26"/>
+                <w:rtl w:val="0"/>
+              </w:rPr>
+              <w:t xml:space="preserve">Mô tả</w:t>
+            </w:r>
+            <w:r>
+              <w:rPr>
+                <w:rtl w:val="0"/>
+              </w:rPr>
+            </w:r>
+          </w:p>
+        </w:tc>
+      </w:tr>
+      <w:tr>
+        <w:trPr>
+          <w:cantSplit w:val="0"/>
+          <w:trHeight w:val="1095" w:hRule="atLeast"/>
+          <w:tblHeader w:val="0"/>
+        </w:trPr>
+        <w:tc>
+          <w:tcPr>
+            <w:tcBorders>
+              <w:top w:color="1f1f1f" w:space="0" w:sz="6" w:val="single"/>
+              <w:left w:color="1f1f1f" w:space="0" w:sz="6" w:val="single"/>
+              <w:bottom w:color="1f1f1f" w:space="0" w:sz="6" w:val="single"/>
+              <w:right w:color="1f1f1f" w:space="0" w:sz="6" w:val="single"/>
+            </w:tcBorders>
+            <w:tcMar>
+              <w:top w:w="240.0" w:type="dxa"/>
+              <w:left w:w="0.0" w:type="dxa"/>
+              <w:bottom w:w="240.0" w:type="dxa"/>
+              <w:right w:w="180.0" w:type="dxa"/>
+            </w:tcMar>
+            <w:vAlign w:val="top"/>
+          </w:tcPr>
+          <w:p>
+            <w:pPr>
+              <w:spacing w:after="480" w:lineRule="auto"/>
+              <w:jc w:val="center"/>
+              <w:rPr>
+                <w:rFonts w:ascii="Times New Roman" w:cs="Times New Roman" w:eastAsia="Times New Roman" w:hAnsi="Times New Roman"/>
+                <w:color w:val="1f1f1f"/>
+                <w:sz w:val="26"/>
+                <w:szCs w:val="26"/>
+              </w:rPr>
+            </w:pPr>
+            <w:r>
+              <w:rPr>
+                <w:rFonts w:ascii="Times New Roman" w:cs="Times New Roman" w:eastAsia="Times New Roman" w:hAnsi="Times New Roman"/>
+                <w:b w:val="1"/>
+                <w:bCs w:val="1"/>
+                <w:color w:val="1f1f1f"/>
+                <w:sz w:val="26"/>
+                <w:szCs w:val="26"/>
+                <w:rtl w:val="0"/>
+              </w:rPr>
+              <w:t xml:space="preserve">Phòng</w:t>
+            </w:r>
+            <w:r>
+              <w:rPr>
+                <w:rtl w:val="0"/>
+              </w:rPr>
+            </w:r>
+          </w:p>
+        </w:tc>
+        <w:tc>
+          <w:tcPr>
+            <w:tcBorders>
+              <w:top w:color="1f1f1f" w:space="0" w:sz="6" w:val="single"/>
+              <w:left w:color="1f1f1f" w:space="0" w:sz="6" w:val="single"/>
+              <w:bottom w:color="1f1f1f" w:space="0" w:sz="6" w:val="single"/>
+              <w:right w:color="1f1f1f" w:space="0" w:sz="6" w:val="single"/>
+            </w:tcBorders>
+            <w:tcMar>
+              <w:top w:w="240.0" w:type="dxa"/>
+              <w:left w:w="0.0" w:type="dxa"/>
+              <w:bottom w:w="240.0" w:type="dxa"/>
+              <w:right w:w="180.0" w:type="dxa"/>
+            </w:tcMar>
+            <w:vAlign w:val="top"/>
+          </w:tcPr>
+          <w:p>
+            <w:pPr>
+              <w:spacing w:after="480" w:lineRule="auto"/>
+              <w:jc w:val="center"/>
+              <w:rPr>
+                <w:rFonts w:ascii="Times New Roman" w:cs="Times New Roman" w:eastAsia="Times New Roman" w:hAnsi="Times New Roman"/>
+                <w:color w:val="1f1f1f"/>
+                <w:sz w:val="26"/>
+                <w:szCs w:val="26"/>
+                <w:highlight w:val="white"/>
+              </w:rPr>
+            </w:pPr>
+            <w:r>
+              <w:rPr>
+                <w:rFonts w:ascii="Times New Roman" w:cs="Times New Roman" w:eastAsia="Times New Roman" w:hAnsi="Times New Roman"/>
+                <w:color w:val="1f1f1f"/>
+                <w:sz w:val="26"/>
+                <w:szCs w:val="26"/>
+                <w:highlight w:val="white"/>
+                <w:rtl w:val="0"/>
+              </w:rPr>
+              <w:t xml:space="preserve">GET</w:t>
+            </w:r>
+          </w:p>
+        </w:tc>
+        <w:tc>
+          <w:tcPr>
+            <w:tcBorders>
+              <w:top w:color="1f1f1f" w:space="0" w:sz="6" w:val="single"/>
+              <w:left w:color="1f1f1f" w:space="0" w:sz="6" w:val="single"/>
+              <w:bottom w:color="1f1f1f" w:space="0" w:sz="6" w:val="single"/>
+              <w:right w:color="1f1f1f" w:space="0" w:sz="6" w:val="single"/>
+            </w:tcBorders>
+            <w:tcMar>
+              <w:top w:w="240.0" w:type="dxa"/>
+              <w:left w:w="0.0" w:type="dxa"/>
+              <w:bottom w:w="240.0" w:type="dxa"/>
+              <w:right w:w="180.0" w:type="dxa"/>
+            </w:tcMar>
+            <w:vAlign w:val="top"/>
+          </w:tcPr>
+          <w:p>
+            <w:pPr>
+              <w:spacing w:after="480" w:lineRule="auto"/>
+              <w:jc w:val="center"/>
+              <w:rPr>
+                <w:rFonts w:ascii="Times New Roman" w:cs="Times New Roman" w:eastAsia="Times New Roman" w:hAnsi="Times New Roman"/>
+                <w:color w:val="1f1f1f"/>
+                <w:sz w:val="26"/>
+                <w:szCs w:val="26"/>
+                <w:highlight w:val="white"/>
+              </w:rPr>
+            </w:pPr>
+            <w:r>
+              <w:rPr>
+                <w:rFonts w:ascii="Times New Roman" w:cs="Times New Roman" w:eastAsia="Times New Roman" w:hAnsi="Times New Roman"/>
+                <w:color w:val="1f1f1f"/>
+                <w:sz w:val="26"/>
+                <w:szCs w:val="26"/>
+                <w:highlight w:val="white"/>
+                <w:rtl w:val="0"/>
+              </w:rPr>
+              <w:t xml:space="preserve">/api/rooms?toa=B1</w:t>
+            </w:r>
+          </w:p>
+        </w:tc>
+        <w:tc>
+          <w:tcPr>
+            <w:tcBorders>
+              <w:top w:color="1f1f1f" w:space="0" w:sz="6" w:val="single"/>
+              <w:left w:color="1f1f1f" w:space="0" w:sz="6" w:val="single"/>
+              <w:bottom w:color="1f1f1f" w:space="0" w:sz="6" w:val="single"/>
+              <w:right w:color="1f1f1f" w:space="0" w:sz="6" w:val="single"/>
+            </w:tcBorders>
+            <w:tcMar>
+              <w:top w:w="240.0" w:type="dxa"/>
+              <w:left w:w="0.0" w:type="dxa"/>
+              <w:bottom w:w="240.0" w:type="dxa"/>
+              <w:right w:w="0.0" w:type="dxa"/>
+            </w:tcMar>
+            <w:vAlign w:val="top"/>
+          </w:tcPr>
+          <w:p>
+            <w:pPr>
+              <w:pBdr>
+                <w:top w:color="auto" w:space="0" w:sz="0" w:val="none"/>
+                <w:left w:color="auto" w:space="0" w:sz="0" w:val="none"/>
+                <w:bottom w:color="auto" w:space="0" w:sz="0" w:val="none"/>
+                <w:right w:color="auto" w:space="0" w:sz="0" w:val="none"/>
+                <w:between w:color="auto" w:space="0" w:sz="0" w:val="none"/>
+              </w:pBdr>
+              <w:spacing w:after="480" w:lineRule="auto"/>
+              <w:jc w:val="center"/>
+              <w:rPr>
+                <w:rFonts w:ascii="Times New Roman" w:cs="Times New Roman" w:eastAsia="Times New Roman" w:hAnsi="Times New Roman"/>
+                <w:color w:val="1f1f1f"/>
+                <w:sz w:val="26"/>
+                <w:szCs w:val="26"/>
+              </w:rPr>
+            </w:pPr>
+            <w:r>
+              <w:rPr>
+                <w:rFonts w:ascii="Times New Roman" w:cs="Times New Roman" w:eastAsia="Times New Roman" w:hAnsi="Times New Roman"/>
+                <w:color w:val="1f1f1f"/>
+                <w:sz w:val="26"/>
+                <w:szCs w:val="26"/>
+                <w:rtl w:val="0"/>
+              </w:rPr>
+              <w:t xml:space="preserve">Lấy danh sách phòng theo tòa</w:t>
+            </w:r>
+          </w:p>
+        </w:tc>
+      </w:tr>
+      <w:tr>
+        <w:trPr>
+          <w:cantSplit w:val="0"/>
+          <w:trHeight w:val="780" w:hRule="atLeast"/>
+          <w:tblHeader w:val="0"/>
+        </w:trPr>
+        <w:tc>
+          <w:tcPr>
+            <w:tcBorders>
+              <w:top w:color="1f1f1f" w:space="0" w:sz="6" w:val="single"/>
+              <w:left w:color="1f1f1f" w:space="0" w:sz="6" w:val="single"/>
+              <w:bottom w:color="1f1f1f" w:space="0" w:sz="6" w:val="single"/>
+              <w:right w:color="1f1f1f" w:space="0" w:sz="6" w:val="single"/>
+            </w:tcBorders>
+            <w:tcMar>
+              <w:top w:w="240.0" w:type="dxa"/>
+              <w:left w:w="0.0" w:type="dxa"/>
+              <w:bottom w:w="240.0" w:type="dxa"/>
+              <w:right w:w="180.0" w:type="dxa"/>
+            </w:tcMar>
+            <w:vAlign w:val="top"/>
+          </w:tcPr>
+          <w:p>
+            <w:pPr>
+              <w:spacing w:after="480" w:lineRule="auto"/>
+              <w:jc w:val="center"/>
+              <w:rPr>
+                <w:rFonts w:ascii="Times New Roman" w:cs="Times New Roman" w:eastAsia="Times New Roman" w:hAnsi="Times New Roman"/>
+                <w:color w:val="1f1f1f"/>
+                <w:sz w:val="26"/>
+                <w:szCs w:val="26"/>
+              </w:rPr>
+            </w:pPr>
+            <w:r>
+              <w:rPr>
+                <w:rtl w:val="0"/>
+              </w:rPr>
+            </w:r>
+          </w:p>
+        </w:tc>
+        <w:tc>
+          <w:tcPr>
+            <w:tcBorders>
+              <w:top w:color="1f1f1f" w:space="0" w:sz="6" w:val="single"/>
+              <w:left w:color="1f1f1f" w:space="0" w:sz="6" w:val="single"/>
+              <w:bottom w:color="1f1f1f" w:space="0" w:sz="6" w:val="single"/>
+              <w:right w:color="1f1f1f" w:space="0" w:sz="6" w:val="single"/>
+            </w:tcBorders>
+            <w:tcMar>
+              <w:top w:w="240.0" w:type="dxa"/>
+              <w:left w:w="0.0" w:type="dxa"/>
+              <w:bottom w:w="240.0" w:type="dxa"/>
+              <w:right w:w="180.0" w:type="dxa"/>
+            </w:tcMar>
+            <w:vAlign w:val="top"/>
+          </w:tcPr>
+          <w:p>
+            <w:pPr>
+              <w:spacing w:after="480" w:lineRule="auto"/>
+              <w:jc w:val="center"/>
+              <w:rPr>
+                <w:rFonts w:ascii="Times New Roman" w:cs="Times New Roman" w:eastAsia="Times New Roman" w:hAnsi="Times New Roman"/>
+                <w:color w:val="1f1f1f"/>
+                <w:sz w:val="26"/>
+                <w:szCs w:val="26"/>
+                <w:highlight w:val="white"/>
+              </w:rPr>
+            </w:pPr>
+            <w:r>
+              <w:rPr>
+                <w:rFonts w:ascii="Times New Roman" w:cs="Times New Roman" w:eastAsia="Times New Roman" w:hAnsi="Times New Roman"/>
+                <w:color w:val="1f1f1f"/>
+                <w:sz w:val="26"/>
+                <w:szCs w:val="26"/>
+                <w:highlight w:val="white"/>
+                <w:rtl w:val="0"/>
+              </w:rPr>
+              <w:t xml:space="preserve">PUT</w:t>
+            </w:r>
+          </w:p>
+        </w:tc>
+        <w:tc>
+          <w:tcPr>
+            <w:tcBorders>
+              <w:top w:color="1f1f1f" w:space="0" w:sz="6" w:val="single"/>
+              <w:left w:color="1f1f1f" w:space="0" w:sz="6" w:val="single"/>
+              <w:bottom w:color="1f1f1f" w:space="0" w:sz="6" w:val="single"/>
+              <w:right w:color="1f1f1f" w:space="0" w:sz="6" w:val="single"/>
+            </w:tcBorders>
+            <w:tcMar>
+              <w:top w:w="240.0" w:type="dxa"/>
+              <w:left w:w="0.0" w:type="dxa"/>
+              <w:bottom w:w="240.0" w:type="dxa"/>
+              <w:right w:w="180.0" w:type="dxa"/>
+            </w:tcMar>
+            <w:vAlign w:val="top"/>
+          </w:tcPr>
+          <w:p>
+            <w:pPr>
+              <w:spacing w:after="480" w:lineRule="auto"/>
+              <w:jc w:val="center"/>
+              <w:rPr>
+                <w:rFonts w:ascii="Times New Roman" w:cs="Times New Roman" w:eastAsia="Times New Roman" w:hAnsi="Times New Roman"/>
+                <w:color w:val="1f1f1f"/>
+                <w:sz w:val="26"/>
+                <w:szCs w:val="26"/>
+                <w:highlight w:val="white"/>
+              </w:rPr>
+            </w:pPr>
+            <w:r>
+              <w:rPr>
+                <w:rFonts w:ascii="Times New Roman" w:cs="Times New Roman" w:eastAsia="Times New Roman" w:hAnsi="Times New Roman"/>
+                <w:color w:val="1f1f1f"/>
+                <w:sz w:val="26"/>
+                <w:szCs w:val="26"/>
+                <w:highlight w:val="white"/>
+                <w:rtl w:val="0"/>
+              </w:rPr>
+              <w:t xml:space="preserve">/api/rooms/{id}</w:t>
+            </w:r>
+          </w:p>
+        </w:tc>
+        <w:tc>
+          <w:tcPr>
+            <w:tcBorders>
+              <w:top w:color="1f1f1f" w:space="0" w:sz="6" w:val="single"/>
+              <w:left w:color="1f1f1f" w:space="0" w:sz="6" w:val="single"/>
+              <w:bottom w:color="1f1f1f" w:space="0" w:sz="6" w:val="single"/>
+              <w:right w:color="1f1f1f" w:space="0" w:sz="6" w:val="single"/>
+            </w:tcBorders>
+            <w:tcMar>
+              <w:top w:w="240.0" w:type="dxa"/>
+              <w:left w:w="0.0" w:type="dxa"/>
+              <w:bottom w:w="240.0" w:type="dxa"/>
+              <w:right w:w="0.0" w:type="dxa"/>
+            </w:tcMar>
+            <w:vAlign w:val="top"/>
+          </w:tcPr>
+          <w:p>
+            <w:pPr>
+              <w:spacing w:after="480" w:lineRule="auto"/>
+              <w:jc w:val="center"/>
+              <w:rPr>
+                <w:rFonts w:ascii="Times New Roman" w:cs="Times New Roman" w:eastAsia="Times New Roman" w:hAnsi="Times New Roman"/>
+                <w:color w:val="1f1f1f"/>
+                <w:sz w:val="26"/>
+                <w:szCs w:val="26"/>
+              </w:rPr>
+            </w:pPr>
+            <w:r>
+              <w:rPr>
+                <w:rFonts w:ascii="Times New Roman" w:cs="Times New Roman" w:eastAsia="Times New Roman" w:hAnsi="Times New Roman"/>
+                <w:color w:val="1f1f1f"/>
+                <w:sz w:val="26"/>
+                <w:szCs w:val="26"/>
+                <w:rtl w:val="0"/>
+              </w:rPr>
+              <w:t xml:space="preserve">Cập nhật thông tin phòng</w:t>
+            </w:r>
+          </w:p>
+        </w:tc>
+      </w:tr>
+      <w:tr>
+        <w:trPr>
+          <w:cantSplit w:val="0"/>
+          <w:trHeight w:val="1095" w:hRule="atLeast"/>
+          <w:tblHeader w:val="0"/>
+        </w:trPr>
+        <w:tc>
+          <w:tcPr>
+            <w:tcBorders>
+              <w:top w:color="1f1f1f" w:space="0" w:sz="6" w:val="single"/>
+              <w:left w:color="1f1f1f" w:space="0" w:sz="6" w:val="single"/>
+              <w:bottom w:color="1f1f1f" w:space="0" w:sz="6" w:val="single"/>
+              <w:right w:color="1f1f1f" w:space="0" w:sz="6" w:val="single"/>
+            </w:tcBorders>
+            <w:tcMar>
+              <w:top w:w="240.0" w:type="dxa"/>
+              <w:left w:w="0.0" w:type="dxa"/>
+              <w:bottom w:w="240.0" w:type="dxa"/>
+              <w:right w:w="180.0" w:type="dxa"/>
+            </w:tcMar>
+            <w:vAlign w:val="top"/>
+          </w:tcPr>
+          <w:p>
+            <w:pPr>
+              <w:spacing w:after="480" w:lineRule="auto"/>
+              <w:jc w:val="center"/>
+              <w:rPr>
+                <w:rFonts w:ascii="Times New Roman" w:cs="Times New Roman" w:eastAsia="Times New Roman" w:hAnsi="Times New Roman"/>
+                <w:color w:val="1f1f1f"/>
+                <w:sz w:val="26"/>
+                <w:szCs w:val="26"/>
+              </w:rPr>
+            </w:pPr>
+            <w:r>
+              <w:rPr>
+                <w:rFonts w:ascii="Times New Roman" w:cs="Times New Roman" w:eastAsia="Times New Roman" w:hAnsi="Times New Roman"/>
+                <w:b w:val="1"/>
+                <w:bCs w:val="1"/>
+                <w:color w:val="1f1f1f"/>
+                <w:sz w:val="26"/>
+                <w:szCs w:val="26"/>
+                <w:rtl w:val="0"/>
+              </w:rPr>
+              <w:t xml:space="preserve">Sinh viên</w:t>
+            </w:r>
+            <w:r>
+              <w:rPr>
+                <w:rtl w:val="0"/>
+              </w:rPr>
+            </w:r>
+          </w:p>
+        </w:tc>
+        <w:tc>
+          <w:tcPr>
+            <w:tcBorders>
+              <w:top w:color="1f1f1f" w:space="0" w:sz="6" w:val="single"/>
+              <w:left w:color="1f1f1f" w:space="0" w:sz="6" w:val="single"/>
+              <w:bottom w:color="1f1f1f" w:space="0" w:sz="6" w:val="single"/>
+              <w:right w:color="1f1f1f" w:space="0" w:sz="6" w:val="single"/>
+            </w:tcBorders>
+            <w:tcMar>
+              <w:top w:w="240.0" w:type="dxa"/>
+              <w:left w:w="0.0" w:type="dxa"/>
+              <w:bottom w:w="240.0" w:type="dxa"/>
+              <w:right w:w="180.0" w:type="dxa"/>
+            </w:tcMar>
+            <w:vAlign w:val="top"/>
+          </w:tcPr>
+          <w:p>
+            <w:pPr>
+              <w:spacing w:after="480" w:lineRule="auto"/>
+              <w:jc w:val="center"/>
+              <w:rPr>
+                <w:rFonts w:ascii="Times New Roman" w:cs="Times New Roman" w:eastAsia="Times New Roman" w:hAnsi="Times New Roman"/>
+                <w:color w:val="1f1f1f"/>
+                <w:sz w:val="26"/>
+                <w:szCs w:val="26"/>
+                <w:highlight w:val="white"/>
+              </w:rPr>
+            </w:pPr>
+            <w:r>
+              <w:rPr>
+                <w:rFonts w:ascii="Times New Roman" w:cs="Times New Roman" w:eastAsia="Times New Roman" w:hAnsi="Times New Roman"/>
+                <w:color w:val="1f1f1f"/>
+                <w:sz w:val="26"/>
+                <w:szCs w:val="26"/>
+                <w:highlight w:val="white"/>
+                <w:rtl w:val="0"/>
+              </w:rPr>
+              <w:t xml:space="preserve">GET</w:t>
+            </w:r>
+          </w:p>
+        </w:tc>
+        <w:tc>
+          <w:tcPr>
+            <w:tcBorders>
+              <w:top w:color="1f1f1f" w:space="0" w:sz="6" w:val="single"/>
+              <w:left w:color="1f1f1f" w:space="0" w:sz="6" w:val="single"/>
+              <w:bottom w:color="1f1f1f" w:space="0" w:sz="6" w:val="single"/>
+              <w:right w:color="1f1f1f" w:space="0" w:sz="6" w:val="single"/>
+            </w:tcBorders>
+            <w:tcMar>
+              <w:top w:w="240.0" w:type="dxa"/>
+              <w:left w:w="0.0" w:type="dxa"/>
+              <w:bottom w:w="240.0" w:type="dxa"/>
+              <w:right w:w="180.0" w:type="dxa"/>
+            </w:tcMar>
+            <w:vAlign w:val="top"/>
+          </w:tcPr>
+          <w:p>
+            <w:pPr>
+              <w:spacing w:after="480" w:lineRule="auto"/>
+              <w:jc w:val="center"/>
+              <w:rPr>
+                <w:rFonts w:ascii="Times New Roman" w:cs="Times New Roman" w:eastAsia="Times New Roman" w:hAnsi="Times New Roman"/>
+                <w:color w:val="1f1f1f"/>
+                <w:sz w:val="26"/>
+                <w:szCs w:val="26"/>
+                <w:highlight w:val="white"/>
+              </w:rPr>
+            </w:pPr>
+            <w:r>
+              <w:rPr>
+                <w:rFonts w:ascii="Times New Roman" w:cs="Times New Roman" w:eastAsia="Times New Roman" w:hAnsi="Times New Roman"/>
+                <w:color w:val="1f1f1f"/>
+                <w:sz w:val="26"/>
+                <w:szCs w:val="26"/>
+                <w:highlight w:val="white"/>
+                <w:rtl w:val="0"/>
+              </w:rPr>
+              <w:t xml:space="preserve">/api/students</w:t>
+            </w:r>
+          </w:p>
+        </w:tc>
+        <w:tc>
+          <w:tcPr>
+            <w:tcBorders>
+              <w:top w:color="1f1f1f" w:space="0" w:sz="6" w:val="single"/>
+              <w:left w:color="1f1f1f" w:space="0" w:sz="6" w:val="single"/>
+              <w:bottom w:color="1f1f1f" w:space="0" w:sz="6" w:val="single"/>
+              <w:right w:color="1f1f1f" w:space="0" w:sz="6" w:val="single"/>
+            </w:tcBorders>
+            <w:tcMar>
+              <w:top w:w="240.0" w:type="dxa"/>
+              <w:left w:w="0.0" w:type="dxa"/>
+              <w:bottom w:w="240.0" w:type="dxa"/>
+              <w:right w:w="0.0" w:type="dxa"/>
+            </w:tcMar>
+            <w:vAlign w:val="top"/>
+          </w:tcPr>
+          <w:p>
+            <w:pPr>
+              <w:pBdr>
+                <w:top w:color="auto" w:space="0" w:sz="0" w:val="none"/>
+                <w:left w:color="auto" w:space="0" w:sz="0" w:val="none"/>
+                <w:bottom w:color="auto" w:space="0" w:sz="0" w:val="none"/>
+                <w:right w:color="auto" w:space="0" w:sz="0" w:val="none"/>
+                <w:between w:color="auto" w:space="0" w:sz="0" w:val="none"/>
+              </w:pBdr>
+              <w:spacing w:after="480" w:lineRule="auto"/>
+              <w:jc w:val="center"/>
+              <w:rPr>
+                <w:rFonts w:ascii="Times New Roman" w:cs="Times New Roman" w:eastAsia="Times New Roman" w:hAnsi="Times New Roman"/>
+                <w:color w:val="1f1f1f"/>
+                <w:sz w:val="26"/>
+                <w:szCs w:val="26"/>
+              </w:rPr>
+            </w:pPr>
+            <w:r>
+              <w:rPr>
+                <w:rFonts w:ascii="Times New Roman" w:cs="Times New Roman" w:eastAsia="Times New Roman" w:hAnsi="Times New Roman"/>
+                <w:color w:val="1f1f1f"/>
+                <w:sz w:val="26"/>
+                <w:szCs w:val="26"/>
+                <w:rtl w:val="0"/>
+              </w:rPr>
+              <w:t xml:space="preserve">Lấy danh sách toàn bộ sinh viên</w:t>
+            </w:r>
+          </w:p>
+        </w:tc>
+      </w:tr>
+      <w:tr>
+        <w:trPr>
+          <w:cantSplit w:val="0"/>
+          <w:trHeight w:val="780" w:hRule="atLeast"/>
+          <w:tblHeader w:val="0"/>
+        </w:trPr>
+        <w:tc>
+          <w:tcPr>
+            <w:tcBorders>
+              <w:top w:color="1f1f1f" w:space="0" w:sz="6" w:val="single"/>
+              <w:left w:color="1f1f1f" w:space="0" w:sz="6" w:val="single"/>
+              <w:bottom w:color="1f1f1f" w:space="0" w:sz="6" w:val="single"/>
+              <w:right w:color="1f1f1f" w:space="0" w:sz="6" w:val="single"/>
+            </w:tcBorders>
+            <w:tcMar>
+              <w:top w:w="240.0" w:type="dxa"/>
+              <w:left w:w="0.0" w:type="dxa"/>
+              <w:bottom w:w="240.0" w:type="dxa"/>
+              <w:right w:w="180.0" w:type="dxa"/>
+            </w:tcMar>
+            <w:vAlign w:val="top"/>
+          </w:tcPr>
+          <w:p>
+            <w:pPr>
+              <w:spacing w:after="480" w:lineRule="auto"/>
+              <w:jc w:val="center"/>
+              <w:rPr>
+                <w:rFonts w:ascii="Times New Roman" w:cs="Times New Roman" w:eastAsia="Times New Roman" w:hAnsi="Times New Roman"/>
+                <w:color w:val="1f1f1f"/>
+                <w:sz w:val="26"/>
+                <w:szCs w:val="26"/>
+              </w:rPr>
+            </w:pPr>
+            <w:r>
+              <w:rPr>
+                <w:rtl w:val="0"/>
+              </w:rPr>
+            </w:r>
+          </w:p>
+        </w:tc>
+        <w:tc>
+          <w:tcPr>
+            <w:tcBorders>
+              <w:top w:color="1f1f1f" w:space="0" w:sz="6" w:val="single"/>
+              <w:left w:color="1f1f1f" w:space="0" w:sz="6" w:val="single"/>
+              <w:bottom w:color="1f1f1f" w:space="0" w:sz="6" w:val="single"/>
+              <w:right w:color="1f1f1f" w:space="0" w:sz="6" w:val="single"/>
+            </w:tcBorders>
+            <w:tcMar>
+              <w:top w:w="240.0" w:type="dxa"/>
+              <w:left w:w="0.0" w:type="dxa"/>
+              <w:bottom w:w="240.0" w:type="dxa"/>
+              <w:right w:w="180.0" w:type="dxa"/>
+            </w:tcMar>
+            <w:vAlign w:val="top"/>
+          </w:tcPr>
+          <w:p>
+            <w:pPr>
+              <w:spacing w:after="480" w:lineRule="auto"/>
+              <w:jc w:val="center"/>
+              <w:rPr>
+                <w:rFonts w:ascii="Times New Roman" w:cs="Times New Roman" w:eastAsia="Times New Roman" w:hAnsi="Times New Roman"/>
+                <w:color w:val="1f1f1f"/>
+                <w:sz w:val="26"/>
+                <w:szCs w:val="26"/>
+                <w:highlight w:val="white"/>
+              </w:rPr>
+            </w:pPr>
+            <w:r>
+              <w:rPr>
+                <w:rFonts w:ascii="Times New Roman" w:cs="Times New Roman" w:eastAsia="Times New Roman" w:hAnsi="Times New Roman"/>
+                <w:color w:val="1f1f1f"/>
+                <w:sz w:val="26"/>
+                <w:szCs w:val="26"/>
+                <w:highlight w:val="white"/>
+                <w:rtl w:val="0"/>
+              </w:rPr>
+              <w:t xml:space="preserve">POST</w:t>
+            </w:r>
+          </w:p>
+        </w:tc>
+        <w:tc>
+          <w:tcPr>
+            <w:tcBorders>
+              <w:top w:color="1f1f1f" w:space="0" w:sz="6" w:val="single"/>
+              <w:left w:color="1f1f1f" w:space="0" w:sz="6" w:val="single"/>
+              <w:bottom w:color="1f1f1f" w:space="0" w:sz="6" w:val="single"/>
+              <w:right w:color="1f1f1f" w:space="0" w:sz="6" w:val="single"/>
+            </w:tcBorders>
+            <w:tcMar>
+              <w:top w:w="240.0" w:type="dxa"/>
+              <w:left w:w="0.0" w:type="dxa"/>
+              <w:bottom w:w="240.0" w:type="dxa"/>
+              <w:right w:w="180.0" w:type="dxa"/>
+            </w:tcMar>
+            <w:vAlign w:val="top"/>
+          </w:tcPr>
+          <w:p>
+            <w:pPr>
+              <w:spacing w:after="480" w:lineRule="auto"/>
+              <w:jc w:val="center"/>
+              <w:rPr>
+                <w:rFonts w:ascii="Times New Roman" w:cs="Times New Roman" w:eastAsia="Times New Roman" w:hAnsi="Times New Roman"/>
+                <w:color w:val="1f1f1f"/>
+                <w:sz w:val="26"/>
+                <w:szCs w:val="26"/>
+                <w:highlight w:val="white"/>
+              </w:rPr>
+            </w:pPr>
+            <w:r>
+              <w:rPr>
+                <w:rFonts w:ascii="Times New Roman" w:cs="Times New Roman" w:eastAsia="Times New Roman" w:hAnsi="Times New Roman"/>
+                <w:color w:val="1f1f1f"/>
+                <w:sz w:val="26"/>
+                <w:szCs w:val="26"/>
+                <w:highlight w:val="white"/>
+                <w:rtl w:val="0"/>
+              </w:rPr>
+              <w:t xml:space="preserve">/api/students</w:t>
+            </w:r>
+          </w:p>
+        </w:tc>
+        <w:tc>
+          <w:tcPr>
+            <w:tcBorders>
+              <w:top w:color="1f1f1f" w:space="0" w:sz="6" w:val="single"/>
+              <w:left w:color="1f1f1f" w:space="0" w:sz="6" w:val="single"/>
+              <w:bottom w:color="1f1f1f" w:space="0" w:sz="6" w:val="single"/>
+              <w:right w:color="1f1f1f" w:space="0" w:sz="6" w:val="single"/>
+            </w:tcBorders>
+            <w:tcMar>
+              <w:top w:w="240.0" w:type="dxa"/>
+              <w:left w:w="0.0" w:type="dxa"/>
+              <w:bottom w:w="240.0" w:type="dxa"/>
+              <w:right w:w="0.0" w:type="dxa"/>
+            </w:tcMar>
+            <w:vAlign w:val="top"/>
+          </w:tcPr>
+          <w:p>
+            <w:pPr>
+              <w:spacing w:after="480" w:lineRule="auto"/>
+              <w:jc w:val="center"/>
+              <w:rPr>
+                <w:rFonts w:ascii="Times New Roman" w:cs="Times New Roman" w:eastAsia="Times New Roman" w:hAnsi="Times New Roman"/>
+                <w:color w:val="1f1f1f"/>
+                <w:sz w:val="26"/>
+                <w:szCs w:val="26"/>
+              </w:rPr>
+            </w:pPr>
+            <w:r>
+              <w:rPr>
+                <w:rFonts w:ascii="Times New Roman" w:cs="Times New Roman" w:eastAsia="Times New Roman" w:hAnsi="Times New Roman"/>
+                <w:color w:val="1f1f1f"/>
+                <w:sz w:val="26"/>
+                <w:szCs w:val="26"/>
+                <w:rtl w:val="0"/>
+              </w:rPr>
+              <w:t xml:space="preserve">Thêm mới hồ sơ sinh viên</w:t>
+            </w:r>
+          </w:p>
+        </w:tc>
+      </w:tr>
+      <w:tr>
+        <w:trPr>
+          <w:cantSplit w:val="0"/>
+          <w:trHeight w:val="810" w:hRule="atLeast"/>
+          <w:tblHeader w:val="0"/>
+        </w:trPr>
+        <w:tc>
+          <w:tcPr>
+            <w:tcBorders>
+              <w:top w:color="1f1f1f" w:space="0" w:sz="6" w:val="single"/>
+              <w:left w:color="1f1f1f" w:space="0" w:sz="6" w:val="single"/>
+              <w:bottom w:color="1f1f1f" w:space="0" w:sz="6" w:val="single"/>
+              <w:right w:color="1f1f1f" w:space="0" w:sz="6" w:val="single"/>
+            </w:tcBorders>
+            <w:tcMar>
+              <w:top w:w="240.0" w:type="dxa"/>
+              <w:left w:w="0.0" w:type="dxa"/>
+              <w:bottom w:w="240.0" w:type="dxa"/>
+              <w:right w:w="180.0" w:type="dxa"/>
+            </w:tcMar>
+            <w:vAlign w:val="top"/>
+          </w:tcPr>
+          <w:p>
+            <w:pPr>
+              <w:spacing w:after="480" w:lineRule="auto"/>
+              <w:jc w:val="center"/>
+              <w:rPr>
+                <w:rFonts w:ascii="Times New Roman" w:cs="Times New Roman" w:eastAsia="Times New Roman" w:hAnsi="Times New Roman"/>
+                <w:color w:val="1f1f1f"/>
+                <w:sz w:val="26"/>
+                <w:szCs w:val="26"/>
+              </w:rPr>
+            </w:pPr>
+            <w:r>
+              <w:rPr>
+                <w:rFonts w:ascii="Times New Roman" w:cs="Times New Roman" w:eastAsia="Times New Roman" w:hAnsi="Times New Roman"/>
+                <w:b w:val="1"/>
+                <w:bCs w:val="1"/>
+                <w:color w:val="1f1f1f"/>
+                <w:sz w:val="26"/>
+                <w:szCs w:val="26"/>
+                <w:rtl w:val="0"/>
+              </w:rPr>
+              <w:t xml:space="preserve">Hợp đồng</w:t>
+            </w:r>
+            <w:r>
+              <w:rPr>
+                <w:rtl w:val="0"/>
+              </w:rPr>
+            </w:r>
+          </w:p>
+        </w:tc>
+        <w:tc>
+          <w:tcPr>
+            <w:tcBorders>
+              <w:top w:color="1f1f1f" w:space="0" w:sz="6" w:val="single"/>
+              <w:left w:color="1f1f1f" w:space="0" w:sz="6" w:val="single"/>
+              <w:bottom w:color="1f1f1f" w:space="0" w:sz="6" w:val="single"/>
+              <w:right w:color="1f1f1f" w:space="0" w:sz="6" w:val="single"/>
+            </w:tcBorders>
+            <w:tcMar>
+              <w:top w:w="240.0" w:type="dxa"/>
+              <w:left w:w="0.0" w:type="dxa"/>
+              <w:bottom w:w="240.0" w:type="dxa"/>
+              <w:right w:w="180.0" w:type="dxa"/>
+            </w:tcMar>
+            <w:vAlign w:val="top"/>
+          </w:tcPr>
+          <w:p>
+            <w:pPr>
+              <w:spacing w:after="480" w:lineRule="auto"/>
+              <w:jc w:val="center"/>
+              <w:rPr>
+                <w:rFonts w:ascii="Times New Roman" w:cs="Times New Roman" w:eastAsia="Times New Roman" w:hAnsi="Times New Roman"/>
+                <w:color w:val="1f1f1f"/>
+                <w:sz w:val="26"/>
+                <w:szCs w:val="26"/>
+                <w:highlight w:val="white"/>
+              </w:rPr>
+            </w:pPr>
+            <w:r>
+              <w:rPr>
+                <w:rFonts w:ascii="Times New Roman" w:cs="Times New Roman" w:eastAsia="Times New Roman" w:hAnsi="Times New Roman"/>
+                <w:color w:val="1f1f1f"/>
+                <w:sz w:val="26"/>
+                <w:szCs w:val="26"/>
+                <w:highlight w:val="white"/>
+                <w:rtl w:val="0"/>
+              </w:rPr>
+              <w:t xml:space="preserve">POST</w:t>
+            </w:r>
+          </w:p>
+        </w:tc>
+        <w:tc>
+          <w:tcPr>
+            <w:tcBorders>
+              <w:top w:color="1f1f1f" w:space="0" w:sz="6" w:val="single"/>
+              <w:left w:color="1f1f1f" w:space="0" w:sz="6" w:val="single"/>
+              <w:bottom w:color="1f1f1f" w:space="0" w:sz="6" w:val="single"/>
+              <w:right w:color="1f1f1f" w:space="0" w:sz="6" w:val="single"/>
+            </w:tcBorders>
+            <w:tcMar>
+              <w:top w:w="240.0" w:type="dxa"/>
+              <w:left w:w="0.0" w:type="dxa"/>
+              <w:bottom w:w="240.0" w:type="dxa"/>
+              <w:right w:w="180.0" w:type="dxa"/>
+            </w:tcMar>
+            <w:vAlign w:val="top"/>
+          </w:tcPr>
+          <w:p>
+            <w:pPr>
+              <w:spacing w:after="480" w:lineRule="auto"/>
+              <w:jc w:val="center"/>
+              <w:rPr>
+                <w:rFonts w:ascii="Times New Roman" w:cs="Times New Roman" w:eastAsia="Times New Roman" w:hAnsi="Times New Roman"/>
+                <w:color w:val="1f1f1f"/>
+                <w:sz w:val="26"/>
+                <w:szCs w:val="26"/>
+                <w:highlight w:val="white"/>
+              </w:rPr>
+            </w:pPr>
+            <w:r>
+              <w:rPr>
+                <w:rFonts w:ascii="Times New Roman" w:cs="Times New Roman" w:eastAsia="Times New Roman" w:hAnsi="Times New Roman"/>
+                <w:color w:val="1f1f1f"/>
+                <w:sz w:val="26"/>
+                <w:szCs w:val="26"/>
+                <w:highlight w:val="white"/>
+                <w:rtl w:val="0"/>
+              </w:rPr>
+              <w:t xml:space="preserve">/api/contracts</w:t>
+            </w:r>
+          </w:p>
+        </w:tc>
+        <w:tc>
+          <w:tcPr>
+            <w:tcBorders>
+              <w:top w:color="1f1f1f" w:space="0" w:sz="6" w:val="single"/>
+              <w:left w:color="1f1f1f" w:space="0" w:sz="6" w:val="single"/>
+              <w:bottom w:color="1f1f1f" w:space="0" w:sz="6" w:val="single"/>
+              <w:right w:color="1f1f1f" w:space="0" w:sz="6" w:val="single"/>
+            </w:tcBorders>
+            <w:tcMar>
+              <w:top w:w="240.0" w:type="dxa"/>
+              <w:left w:w="0.0" w:type="dxa"/>
+              <w:bottom w:w="240.0" w:type="dxa"/>
+              <w:right w:w="0.0" w:type="dxa"/>
+            </w:tcMar>
+            <w:vAlign w:val="top"/>
+          </w:tcPr>
+          <w:p>
+            <w:pPr>
+              <w:pBdr>
+                <w:top w:color="auto" w:space="0" w:sz="0" w:val="none"/>
+                <w:left w:color="auto" w:space="0" w:sz="0" w:val="none"/>
+                <w:bottom w:color="auto" w:space="0" w:sz="0" w:val="none"/>
+                <w:right w:color="auto" w:space="0" w:sz="0" w:val="none"/>
+                <w:between w:color="auto" w:space="0" w:sz="0" w:val="none"/>
+              </w:pBdr>
+              <w:spacing w:after="480" w:lineRule="auto"/>
+              <w:jc w:val="center"/>
+              <w:rPr>
+                <w:rFonts w:ascii="Times New Roman" w:cs="Times New Roman" w:eastAsia="Times New Roman" w:hAnsi="Times New Roman"/>
+                <w:color w:val="1f1f1f"/>
+                <w:sz w:val="26"/>
+                <w:szCs w:val="26"/>
+              </w:rPr>
+            </w:pPr>
+            <w:r>
+              <w:rPr>
+                <w:rFonts w:ascii="Times New Roman" w:cs="Times New Roman" w:eastAsia="Times New Roman" w:hAnsi="Times New Roman"/>
+                <w:color w:val="1f1f1f"/>
+                <w:sz w:val="26"/>
+                <w:szCs w:val="26"/>
+                <w:rtl w:val="0"/>
+              </w:rPr>
+              <w:t xml:space="preserve">Đăng ký phòng (Xếp chỗ)</w:t>
+            </w:r>
+          </w:p>
+        </w:tc>
+      </w:tr>
+      <w:tr>
+        <w:trPr>
+          <w:cantSplit w:val="0"/>
+          <w:trHeight w:val="1332.6416015625" w:hRule="atLeast"/>
+          <w:tblHeader w:val="0"/>
+        </w:trPr>
+        <w:tc>
+          <w:tcPr>
+            <w:tcBorders>
+              <w:top w:color="1f1f1f" w:space="0" w:sz="6" w:val="single"/>
+              <w:left w:color="1f1f1f" w:space="0" w:sz="6" w:val="single"/>
+              <w:bottom w:color="1f1f1f" w:space="0" w:sz="6" w:val="single"/>
+              <w:right w:color="1f1f1f" w:space="0" w:sz="6" w:val="single"/>
+            </w:tcBorders>
+            <w:tcMar>
+              <w:top w:w="240.0" w:type="dxa"/>
+              <w:left w:w="0.0" w:type="dxa"/>
+              <w:bottom w:w="240.0" w:type="dxa"/>
+              <w:right w:w="180.0" w:type="dxa"/>
+            </w:tcMar>
+            <w:vAlign w:val="top"/>
+          </w:tcPr>
+          <w:p>
+            <w:pPr>
+              <w:spacing w:after="480" w:lineRule="auto"/>
+              <w:jc w:val="center"/>
+              <w:rPr>
+                <w:rFonts w:ascii="Times New Roman" w:cs="Times New Roman" w:eastAsia="Times New Roman" w:hAnsi="Times New Roman"/>
+                <w:color w:val="1f1f1f"/>
+                <w:sz w:val="26"/>
+                <w:szCs w:val="26"/>
+              </w:rPr>
+            </w:pPr>
+            <w:r>
+              <w:rPr>
+                <w:rFonts w:ascii="Times New Roman" w:cs="Times New Roman" w:eastAsia="Times New Roman" w:hAnsi="Times New Roman"/>
+                <w:b w:val="1"/>
+                <w:bCs w:val="1"/>
+                <w:color w:val="1f1f1f"/>
+                <w:sz w:val="26"/>
+                <w:szCs w:val="26"/>
+                <w:rtl w:val="0"/>
+              </w:rPr>
+              <w:t xml:space="preserve">Hóa đơn</w:t>
+            </w:r>
+            <w:r>
+              <w:rPr>
+                <w:rtl w:val="0"/>
+              </w:rPr>
+            </w:r>
+          </w:p>
+        </w:tc>
+        <w:tc>
+          <w:tcPr>
+            <w:tcBorders>
+              <w:top w:color="1f1f1f" w:space="0" w:sz="6" w:val="single"/>
+              <w:left w:color="1f1f1f" w:space="0" w:sz="6" w:val="single"/>
+              <w:bottom w:color="1f1f1f" w:space="0" w:sz="6" w:val="single"/>
+              <w:right w:color="1f1f1f" w:space="0" w:sz="6" w:val="single"/>
+            </w:tcBorders>
+            <w:tcMar>
+              <w:top w:w="240.0" w:type="dxa"/>
+              <w:left w:w="0.0" w:type="dxa"/>
+              <w:bottom w:w="240.0" w:type="dxa"/>
+              <w:right w:w="180.0" w:type="dxa"/>
+            </w:tcMar>
+            <w:vAlign w:val="top"/>
+          </w:tcPr>
+          <w:p>
+            <w:pPr>
+              <w:spacing w:after="480" w:lineRule="auto"/>
+              <w:jc w:val="center"/>
+              <w:rPr>
+                <w:rFonts w:ascii="Times New Roman" w:cs="Times New Roman" w:eastAsia="Times New Roman" w:hAnsi="Times New Roman"/>
+                <w:color w:val="1f1f1f"/>
+                <w:sz w:val="26"/>
+                <w:szCs w:val="26"/>
+                <w:highlight w:val="white"/>
+              </w:rPr>
+            </w:pPr>
+            <w:r>
+              <w:rPr>
+                <w:rFonts w:ascii="Times New Roman" w:cs="Times New Roman" w:eastAsia="Times New Roman" w:hAnsi="Times New Roman"/>
+                <w:color w:val="1f1f1f"/>
+                <w:sz w:val="26"/>
+                <w:szCs w:val="26"/>
+                <w:highlight w:val="white"/>
+                <w:rtl w:val="0"/>
+              </w:rPr>
+              <w:t xml:space="preserve">GET</w:t>
+            </w:r>
+          </w:p>
+        </w:tc>
+        <w:tc>
+          <w:tcPr>
+            <w:tcBorders>
+              <w:top w:color="1f1f1f" w:space="0" w:sz="6" w:val="single"/>
+              <w:left w:color="1f1f1f" w:space="0" w:sz="6" w:val="single"/>
+              <w:bottom w:color="1f1f1f" w:space="0" w:sz="6" w:val="single"/>
+              <w:right w:color="1f1f1f" w:space="0" w:sz="6" w:val="single"/>
+            </w:tcBorders>
+            <w:tcMar>
+              <w:top w:w="240.0" w:type="dxa"/>
+              <w:left w:w="0.0" w:type="dxa"/>
+              <w:bottom w:w="240.0" w:type="dxa"/>
+              <w:right w:w="180.0" w:type="dxa"/>
+            </w:tcMar>
+            <w:vAlign w:val="top"/>
+          </w:tcPr>
+          <w:p>
+            <w:pPr>
+              <w:spacing w:after="480" w:lineRule="auto"/>
+              <w:jc w:val="center"/>
+              <w:rPr>
+                <w:rFonts w:ascii="Times New Roman" w:cs="Times New Roman" w:eastAsia="Times New Roman" w:hAnsi="Times New Roman"/>
+                <w:color w:val="1f1f1f"/>
+                <w:sz w:val="26"/>
+                <w:szCs w:val="26"/>
+                <w:highlight w:val="white"/>
+              </w:rPr>
+            </w:pPr>
+            <w:r>
+              <w:rPr>
+                <w:rFonts w:ascii="Times New Roman" w:cs="Times New Roman" w:eastAsia="Times New Roman" w:hAnsi="Times New Roman"/>
+                <w:color w:val="1f1f1f"/>
+                <w:sz w:val="26"/>
+                <w:szCs w:val="26"/>
+                <w:highlight w:val="white"/>
+                <w:rtl w:val="0"/>
+              </w:rPr>
+              <w:t xml:space="preserve">/api/bills/{room_id}</w:t>
+            </w:r>
+          </w:p>
+        </w:tc>
+        <w:tc>
+          <w:tcPr>
+            <w:tcBorders>
+              <w:top w:color="1f1f1f" w:space="0" w:sz="6" w:val="single"/>
+              <w:left w:color="1f1f1f" w:space="0" w:sz="6" w:val="single"/>
+              <w:bottom w:color="1f1f1f" w:space="0" w:sz="6" w:val="single"/>
+              <w:right w:color="1f1f1f" w:space="0" w:sz="6" w:val="single"/>
+            </w:tcBorders>
+            <w:tcMar>
+              <w:top w:w="240.0" w:type="dxa"/>
+              <w:left w:w="0.0" w:type="dxa"/>
+              <w:bottom w:w="240.0" w:type="dxa"/>
+              <w:right w:w="0.0" w:type="dxa"/>
+            </w:tcMar>
+            <w:vAlign w:val="top"/>
+          </w:tcPr>
+          <w:p>
+            <w:pPr>
+              <w:pBdr>
+                <w:top w:color="auto" w:space="0" w:sz="0" w:val="none"/>
+                <w:left w:color="auto" w:space="0" w:sz="0" w:val="none"/>
+                <w:bottom w:color="auto" w:space="0" w:sz="0" w:val="none"/>
+                <w:right w:color="auto" w:space="0" w:sz="0" w:val="none"/>
+                <w:between w:color="auto" w:space="0" w:sz="0" w:val="none"/>
+              </w:pBdr>
+              <w:spacing w:after="480" w:lineRule="auto"/>
+              <w:jc w:val="center"/>
+              <w:rPr>
+                <w:rFonts w:ascii="Times New Roman" w:cs="Times New Roman" w:eastAsia="Times New Roman" w:hAnsi="Times New Roman"/>
+                <w:color w:val="1f1f1f"/>
+                <w:sz w:val="26"/>
+                <w:szCs w:val="26"/>
+              </w:rPr>
+            </w:pPr>
+            <w:r>
+              <w:rPr>
+                <w:rFonts w:ascii="Times New Roman" w:cs="Times New Roman" w:eastAsia="Times New Roman" w:hAnsi="Times New Roman"/>
+                <w:color w:val="1f1f1f"/>
+                <w:sz w:val="26"/>
+                <w:szCs w:val="26"/>
+                <w:rtl w:val="0"/>
+              </w:rPr>
+              <w:t xml:space="preserve">Tra cứu hóa đơn của một phòng</w:t>
+            </w:r>
+          </w:p>
+        </w:tc>
+      </w:tr>
+    </w:tbl>
+    <w:p>
+      <w:pPr>
+        <w:ind w:left="0" w:firstLine="0"/>
+        <w:rPr/>
+      </w:pPr>
+      <w:r>
+        <w:rPr>
+          <w:rtl w:val="0"/>
+        </w:rPr>
+      </w:r>
+    </w:p>
+    <w:p>
+      <w:pPr>
+        <w:pStyle w:val="Heading2"/>
+        <w:keepNext w:val="0"/>
+        <w:keepLines w:val="0"/>
+        <w:pageBreakBefore w:val="0"/>
+        <w:widowControl w:val="1"/>
+        <w:numPr>
           <w:ilvl w:val="0"/>
           <w:numId w:val="1"/>
         </w:numPr>
@@ -807,8 +2148,8 @@
           <w:szCs w:val="34"/>
         </w:rPr>
       </w:pPr>
-      <w:bookmarkStart w:colFirst="0" w:colLast="0" w:name="_6ro4gcdrxacr" w:id="6"/>
-      <w:bookmarkEnd w:id="6"/>
+      <w:bookmarkStart w:colFirst="0" w:colLast="0" w:name="_6ro4gcdrxacr" w:id="7"/>
+      <w:bookmarkEnd w:id="7"/>
       <w:r>
         <w:rPr>
           <w:rFonts w:ascii="Times New Roman" w:cs="Times New Roman" w:eastAsia="Times New Roman" w:hAnsi="Times New Roman"/>
@@ -819,6 +2160,11 @@
           <w:rtl w:val="0"/>
         </w:rPr>
         <w:t xml:space="preserve">Các chức năng chính</w:t>
+      </w:r>
+      <w:r>
+        <w:rPr>
+          <w:rtl w:val="0"/>
+        </w:rPr>
       </w:r>
     </w:p>
     <w:p>
@@ -1097,7 +2443,69 @@
           <w:szCs w:val="26"/>
           <w:rtl w:val="0"/>
         </w:rPr>
-        <w:t xml:space="preserve"> Nhập chỉ số điện/nước cũ và mới, tự động tính tổng tiền và theo dõi trạng thái thanh toán hàng tháng.</w:t>
+        <w:t xml:space="preserve"> Nhập chỉ số điện/nước cũ và mới, tự động tính tổng tiền và theo dõi trạng thái thanh toán hàng tháng. Công thức tính toán: Hệ thống tự động tính </w:t>
+      </w:r>
+      <w:r>
+        <w:rPr>
+          <w:rFonts w:ascii="Times New Roman" w:cs="Times New Roman" w:eastAsia="Times New Roman" w:hAnsi="Times New Roman"/>
+          <w:b w:val="1"/>
+          <w:bCs w:val="1"/>
+          <w:i w:val="1"/>
+          <w:iCs w:val="1"/>
+          <w:sz w:val="26"/>
+          <w:szCs w:val="26"/>
+          <w:rtl w:val="0"/>
+        </w:rPr>
+        <w:t xml:space="preserve">tong_tien</w:t>
+      </w:r>
+      <w:r>
+        <w:rPr>
+          <w:rFonts w:ascii="Times New Roman" w:cs="Times New Roman" w:eastAsia="Times New Roman" w:hAnsi="Times New Roman"/>
+          <w:sz w:val="26"/>
+          <w:szCs w:val="26"/>
+          <w:rtl w:val="0"/>
+        </w:rPr>
+        <w:t xml:space="preserve"> dựa trên chỉ số điện/nước mới và cũ với đơn giá cố định (Điện: </w:t>
+      </w:r>
+      <w:r>
+        <w:rPr>
+          <w:rFonts w:ascii="Times New Roman" w:cs="Times New Roman" w:eastAsia="Times New Roman" w:hAnsi="Times New Roman"/>
+          <w:b w:val="1"/>
+          <w:bCs w:val="1"/>
+          <w:sz w:val="26"/>
+          <w:szCs w:val="26"/>
+          <w:rtl w:val="0"/>
+        </w:rPr>
+        <w:t xml:space="preserve">2.000đ</w:t>
+      </w:r>
+      <w:r>
+        <w:rPr>
+          <w:rFonts w:ascii="Times New Roman" w:cs="Times New Roman" w:eastAsia="Times New Roman" w:hAnsi="Times New Roman"/>
+          <w:sz w:val="26"/>
+          <w:szCs w:val="26"/>
+          <w:rtl w:val="0"/>
+        </w:rPr>
+        <w:t xml:space="preserve">/kWh, Nước: </w:t>
+      </w:r>
+      <w:r>
+        <w:rPr>
+          <w:rFonts w:ascii="Times New Roman" w:cs="Times New Roman" w:eastAsia="Times New Roman" w:hAnsi="Times New Roman"/>
+          <w:b w:val="1"/>
+          <w:bCs w:val="1"/>
+          <w:sz w:val="26"/>
+          <w:szCs w:val="26"/>
+          <w:rtl w:val="0"/>
+        </w:rPr>
+        <w:t xml:space="preserve">15.000đ</w:t>
+      </w:r>
+      <w:r>
+        <w:rPr>
+          <w:rFonts w:ascii="Times New Roman" w:cs="Times New Roman" w:eastAsia="Times New Roman" w:hAnsi="Times New Roman"/>
+          <w:sz w:val="26"/>
+          <w:szCs w:val="26"/>
+          <w:rtl w:val="0"/>
+        </w:rPr>
+        <w:t xml:space="preserve">/m³) </w:t>
       </w:r>
     </w:p>
     <w:p>
@@ -1141,6 +2549,357 @@
           <w:rtl w:val="0"/>
         </w:rPr>
         <w:t xml:space="preserve"> Hỗ trợ Admin xuất trực tiếp danh sách sinh viên nội trú ra file Excel chỉ với một thao tác.</w:t>
+      </w:r>
+      <w:r>
+        <w:rPr>
+          <w:rtl w:val="0"/>
+        </w:rPr>
+      </w:r>
+    </w:p>
+    <w:p>
+      <w:pPr>
+        <w:pStyle w:val="Heading2"/>
+        <w:keepNext w:val="0"/>
+        <w:keepLines w:val="0"/>
+        <w:numPr>
+          <w:ilvl w:val="0"/>
+          <w:numId w:val="1"/>
+        </w:numPr>
+        <w:pBdr>
+          <w:top w:color="auto" w:space="0" w:sz="0" w:val="none"/>
+          <w:left w:color="auto" w:space="0" w:sz="0" w:val="none"/>
+          <w:bottom w:color="auto" w:space="0" w:sz="0" w:val="none"/>
+          <w:right w:color="auto" w:space="0" w:sz="0" w:val="none"/>
+          <w:between w:color="auto" w:space="0" w:sz="0" w:val="none"/>
+        </w:pBdr>
+        <w:shd w:fill="ffffff" w:val="clear"/>
+        <w:spacing w:after="0" w:afterAutospacing="0" w:before="0" w:lineRule="auto"/>
+        <w:ind w:firstLine="3.661417322834666"/>
+        <w:jc w:val="both"/>
+        <w:rPr>
+          <w:rFonts w:ascii="Times New Roman" w:cs="Times New Roman" w:eastAsia="Times New Roman" w:hAnsi="Times New Roman"/>
+          <w:b w:val="1"/>
+          <w:bCs w:val="1"/>
+          <w:sz w:val="34"/>
+          <w:szCs w:val="34"/>
+        </w:rPr>
+      </w:pPr>
+      <w:bookmarkStart w:colFirst="0" w:colLast="0" w:name="_j1lps6rbbk60" w:id="8"/>
+      <w:bookmarkEnd w:id="8"/>
+      <w:r>
+        <w:rPr>
+          <w:rFonts w:ascii="Times New Roman" w:cs="Times New Roman" w:eastAsia="Times New Roman" w:hAnsi="Times New Roman"/>
+          <w:b w:val="1"/>
+          <w:bCs w:val="1"/>
+          <w:sz w:val="34"/>
+          <w:szCs w:val="34"/>
+          <w:rtl w:val="0"/>
+        </w:rPr>
+        <w:t xml:space="preserve">Ràng buộc nghiệp vụ</w:t>
+      </w:r>
+    </w:p>
+    <w:p>
+      <w:pPr>
+        <w:numPr>
+          <w:ilvl w:val="0"/>
+          <w:numId w:val="6"/>
+        </w:numPr>
+        <w:pBdr>
+          <w:top w:color="auto" w:space="0" w:sz="0" w:val="none"/>
+          <w:left w:color="auto" w:space="0" w:sz="0" w:val="none"/>
+          <w:bottom w:color="auto" w:space="0" w:sz="0" w:val="none"/>
+          <w:right w:color="auto" w:space="0" w:sz="0" w:val="none"/>
+          <w:between w:color="auto" w:space="0" w:sz="0" w:val="none"/>
+        </w:pBdr>
+        <w:shd w:fill="ffffff" w:val="clear"/>
+        <w:spacing w:after="0" w:afterAutospacing="0" w:lineRule="auto"/>
+        <w:ind w:left="720" w:hanging="360"/>
+        <w:jc w:val="both"/>
+        <w:rPr>
+          <w:rFonts w:ascii="Times New Roman" w:cs="Times New Roman" w:eastAsia="Times New Roman" w:hAnsi="Times New Roman"/>
+          <w:b w:val="1"/>
+          <w:bCs w:val="1"/>
+          <w:sz w:val="26"/>
+          <w:szCs w:val="26"/>
+        </w:rPr>
+      </w:pPr>
+      <w:r>
+        <w:rPr>
+          <w:rFonts w:ascii="Times New Roman" w:cs="Times New Roman" w:eastAsia="Times New Roman" w:hAnsi="Times New Roman"/>
+          <w:b w:val="1"/>
+          <w:bCs w:val="1"/>
+          <w:sz w:val="26"/>
+          <w:szCs w:val="26"/>
+          <w:rtl w:val="0"/>
+        </w:rPr>
+        <w:t xml:space="preserve">Tự động cập nhật sức chứa : </w:t>
+      </w:r>
+      <w:r>
+        <w:rPr>
+          <w:rFonts w:ascii="Times New Roman" w:cs="Times New Roman" w:eastAsia="Times New Roman" w:hAnsi="Times New Roman"/>
+          <w:sz w:val="26"/>
+          <w:szCs w:val="26"/>
+          <w:rtl w:val="0"/>
+        </w:rPr>
+        <w:t xml:space="preserve">Khi một Hợp đồng (hop_dong) được tạo mới cho sinh viên A vào phòng P:</w:t>
+      </w:r>
+    </w:p>
+    <w:p>
+      <w:pPr>
+        <w:numPr>
+          <w:ilvl w:val="1"/>
+          <w:numId w:val="6"/>
+        </w:numPr>
+        <w:pBdr>
+          <w:top w:color="auto" w:space="0" w:sz="0" w:val="none"/>
+          <w:left w:color="auto" w:space="0" w:sz="0" w:val="none"/>
+          <w:bottom w:color="auto" w:space="0" w:sz="0" w:val="none"/>
+          <w:right w:color="auto" w:space="0" w:sz="0" w:val="none"/>
+          <w:between w:color="auto" w:space="0" w:sz="0" w:val="none"/>
+        </w:pBdr>
+        <w:shd w:fill="ffffff" w:val="clear"/>
+        <w:spacing w:after="0" w:afterAutospacing="0" w:lineRule="auto"/>
+        <w:ind w:left="1440" w:hanging="360"/>
+        <w:jc w:val="both"/>
+        <w:rPr>
+          <w:rFonts w:ascii="Times New Roman" w:cs="Times New Roman" w:eastAsia="Times New Roman" w:hAnsi="Times New Roman"/>
+          <w:b w:val="1"/>
+          <w:bCs w:val="1"/>
+          <w:sz w:val="26"/>
+          <w:szCs w:val="26"/>
+        </w:rPr>
+      </w:pPr>
+      <w:r>
+        <w:rPr>
+          <w:rFonts w:ascii="Times New Roman" w:cs="Times New Roman" w:eastAsia="Times New Roman" w:hAnsi="Times New Roman"/>
+          <w:sz w:val="26"/>
+          <w:szCs w:val="26"/>
+          <w:rtl w:val="0"/>
+        </w:rPr>
+        <w:t xml:space="preserve">Cột </w:t>
+      </w:r>
+      <w:r>
+        <w:rPr>
+          <w:rFonts w:ascii="Times New Roman" w:cs="Times New Roman" w:eastAsia="Times New Roman" w:hAnsi="Times New Roman"/>
+          <w:b w:val="1"/>
+          <w:bCs w:val="1"/>
+          <w:sz w:val="26"/>
+          <w:szCs w:val="26"/>
+          <w:rtl w:val="0"/>
+        </w:rPr>
+        <w:t xml:space="preserve">dang_o</w:t>
+      </w:r>
+      <w:r>
+        <w:rPr>
+          <w:rFonts w:ascii="Times New Roman" w:cs="Times New Roman" w:eastAsia="Times New Roman" w:hAnsi="Times New Roman"/>
+          <w:sz w:val="26"/>
+          <w:szCs w:val="26"/>
+          <w:rtl w:val="0"/>
+        </w:rPr>
+        <w:t xml:space="preserve"> của phòng P phải tự động tăng thêm 1.</w:t>
+      </w:r>
+    </w:p>
+    <w:p>
+      <w:pPr>
+        <w:numPr>
+          <w:ilvl w:val="1"/>
+          <w:numId w:val="6"/>
+        </w:numPr>
+        <w:pBdr>
+          <w:top w:color="auto" w:space="0" w:sz="0" w:val="none"/>
+          <w:left w:color="auto" w:space="0" w:sz="0" w:val="none"/>
+          <w:bottom w:color="auto" w:space="0" w:sz="0" w:val="none"/>
+          <w:right w:color="auto" w:space="0" w:sz="0" w:val="none"/>
+          <w:between w:color="auto" w:space="0" w:sz="0" w:val="none"/>
+        </w:pBdr>
+        <w:shd w:fill="ffffff" w:val="clear"/>
+        <w:spacing w:after="0" w:afterAutospacing="0" w:lineRule="auto"/>
+        <w:ind w:left="1440" w:hanging="360"/>
+        <w:jc w:val="both"/>
+        <w:rPr>
+          <w:rFonts w:ascii="Times New Roman" w:cs="Times New Roman" w:eastAsia="Times New Roman" w:hAnsi="Times New Roman"/>
+          <w:b w:val="1"/>
+          <w:bCs w:val="1"/>
+          <w:sz w:val="26"/>
+          <w:szCs w:val="26"/>
+        </w:rPr>
+      </w:pPr>
+      <w:r>
+        <w:rPr>
+          <w:rFonts w:ascii="Times New Roman" w:cs="Times New Roman" w:eastAsia="Times New Roman" w:hAnsi="Times New Roman"/>
+          <w:sz w:val="26"/>
+          <w:szCs w:val="26"/>
+          <w:rtl w:val="0"/>
+        </w:rPr>
+        <w:t xml:space="preserve">Nếu </w:t>
+      </w:r>
+      <w:r>
+        <w:rPr>
+          <w:rFonts w:ascii="Times New Roman" w:cs="Times New Roman" w:eastAsia="Times New Roman" w:hAnsi="Times New Roman"/>
+          <w:b w:val="1"/>
+          <w:bCs w:val="1"/>
+          <w:sz w:val="26"/>
+          <w:szCs w:val="26"/>
+          <w:rtl w:val="0"/>
+        </w:rPr>
+        <w:t xml:space="preserve">dang_o</w:t>
+      </w:r>
+      <w:r>
+        <w:rPr>
+          <w:rFonts w:ascii="Times New Roman" w:cs="Times New Roman" w:eastAsia="Times New Roman" w:hAnsi="Times New Roman"/>
+          <w:sz w:val="26"/>
+          <w:szCs w:val="26"/>
+          <w:rtl w:val="0"/>
+        </w:rPr>
+        <w:t xml:space="preserve"> bằng với </w:t>
+      </w:r>
+      <w:r>
+        <w:rPr>
+          <w:rFonts w:ascii="Times New Roman" w:cs="Times New Roman" w:eastAsia="Times New Roman" w:hAnsi="Times New Roman"/>
+          <w:b w:val="1"/>
+          <w:bCs w:val="1"/>
+          <w:sz w:val="26"/>
+          <w:szCs w:val="26"/>
+          <w:rtl w:val="0"/>
+        </w:rPr>
+        <w:t xml:space="preserve">suc_chua</w:t>
+      </w:r>
+      <w:r>
+        <w:rPr>
+          <w:rFonts w:ascii="Times New Roman" w:cs="Times New Roman" w:eastAsia="Times New Roman" w:hAnsi="Times New Roman"/>
+          <w:sz w:val="26"/>
+          <w:szCs w:val="26"/>
+          <w:rtl w:val="0"/>
+        </w:rPr>
+        <w:t xml:space="preserve">, hệ thống tự động đổi </w:t>
+      </w:r>
+      <w:r>
+        <w:rPr>
+          <w:rFonts w:ascii="Times New Roman" w:cs="Times New Roman" w:eastAsia="Times New Roman" w:hAnsi="Times New Roman"/>
+          <w:b w:val="1"/>
+          <w:bCs w:val="1"/>
+          <w:sz w:val="26"/>
+          <w:szCs w:val="26"/>
+          <w:rtl w:val="0"/>
+        </w:rPr>
+        <w:t xml:space="preserve">trang_thai</w:t>
+      </w:r>
+      <w:r>
+        <w:rPr>
+          <w:rFonts w:ascii="Times New Roman" w:cs="Times New Roman" w:eastAsia="Times New Roman" w:hAnsi="Times New Roman"/>
+          <w:sz w:val="26"/>
+          <w:szCs w:val="26"/>
+          <w:rtl w:val="0"/>
+        </w:rPr>
+        <w:t xml:space="preserve"> sang "Đã đầy".</w:t>
+      </w:r>
+    </w:p>
+    <w:p>
+      <w:pPr>
+        <w:numPr>
+          <w:ilvl w:val="0"/>
+          <w:numId w:val="6"/>
+        </w:numPr>
+        <w:pBdr>
+          <w:top w:color="auto" w:space="0" w:sz="0" w:val="none"/>
+          <w:left w:color="auto" w:space="0" w:sz="0" w:val="none"/>
+          <w:bottom w:color="auto" w:space="0" w:sz="0" w:val="none"/>
+          <w:right w:color="auto" w:space="0" w:sz="0" w:val="none"/>
+          <w:between w:color="auto" w:space="0" w:sz="0" w:val="none"/>
+        </w:pBdr>
+        <w:shd w:fill="ffffff" w:val="clear"/>
+        <w:spacing w:after="0" w:afterAutospacing="0" w:lineRule="auto"/>
+        <w:ind w:left="720" w:hanging="360"/>
+        <w:jc w:val="both"/>
+        <w:rPr>
+          <w:rFonts w:ascii="Times New Roman" w:cs="Times New Roman" w:eastAsia="Times New Roman" w:hAnsi="Times New Roman"/>
+          <w:b w:val="1"/>
+          <w:bCs w:val="1"/>
+          <w:sz w:val="26"/>
+          <w:szCs w:val="26"/>
+        </w:rPr>
+      </w:pPr>
+      <w:r>
+        <w:rPr>
+          <w:rFonts w:ascii="Times New Roman" w:cs="Times New Roman" w:eastAsia="Times New Roman" w:hAnsi="Times New Roman"/>
+          <w:b w:val="1"/>
+          <w:bCs w:val="1"/>
+          <w:sz w:val="26"/>
+          <w:szCs w:val="26"/>
+          <w:rtl w:val="0"/>
+        </w:rPr>
+        <w:t xml:space="preserve">Ràng buộc Giới tính: </w:t>
+      </w:r>
+      <w:r>
+        <w:rPr>
+          <w:rFonts w:ascii="Times New Roman" w:cs="Times New Roman" w:eastAsia="Times New Roman" w:hAnsi="Times New Roman"/>
+          <w:sz w:val="26"/>
+          <w:szCs w:val="26"/>
+          <w:rtl w:val="0"/>
+        </w:rPr>
+        <w:t xml:space="preserve">Hệ thống phải kiểm tra giới tính sinh viên trước khi xếp vào phòng thuộc các tòa dành riêng cho Nam hoặc Nữ.</w:t>
+      </w:r>
+      <w:r>
+        <w:rPr>
+          <w:rFonts w:ascii="Times New Roman" w:cs="Times New Roman" w:eastAsia="Times New Roman" w:hAnsi="Times New Roman"/>
+          <w:b w:val="1"/>
+          <w:bCs w:val="1"/>
+          <w:sz w:val="26"/>
+          <w:szCs w:val="26"/>
+          <w:rtl w:val="0"/>
+        </w:rPr>
+        <w:t xml:space="preserve"> </w:t>
+      </w:r>
+    </w:p>
+    <w:p>
+      <w:pPr>
+        <w:numPr>
+          <w:ilvl w:val="0"/>
+          <w:numId w:val="6"/>
+        </w:numPr>
+        <w:pBdr>
+          <w:top w:color="auto" w:space="0" w:sz="0" w:val="none"/>
+          <w:left w:color="auto" w:space="0" w:sz="0" w:val="none"/>
+          <w:bottom w:color="auto" w:space="0" w:sz="0" w:val="none"/>
+          <w:right w:color="auto" w:space="0" w:sz="0" w:val="none"/>
+          <w:between w:color="auto" w:space="0" w:sz="0" w:val="none"/>
+        </w:pBdr>
+        <w:shd w:fill="ffffff" w:val="clear"/>
+        <w:spacing w:after="0" w:afterAutospacing="0" w:lineRule="auto"/>
+        <w:ind w:left="720" w:hanging="360"/>
+        <w:jc w:val="both"/>
+        <w:rPr>
+          <w:rFonts w:ascii="Times New Roman" w:cs="Times New Roman" w:eastAsia="Times New Roman" w:hAnsi="Times New Roman"/>
+          <w:b w:val="1"/>
+          <w:bCs w:val="1"/>
+          <w:sz w:val="26"/>
+          <w:szCs w:val="26"/>
+        </w:rPr>
+      </w:pPr>
+      <w:r>
+        <w:rPr>
+          <w:rFonts w:ascii="Times New Roman" w:cs="Times New Roman" w:eastAsia="Times New Roman" w:hAnsi="Times New Roman"/>
+          <w:b w:val="1"/>
+          <w:bCs w:val="1"/>
+          <w:sz w:val="26"/>
+          <w:szCs w:val="26"/>
+          <w:rtl w:val="0"/>
+        </w:rPr>
+        <w:t xml:space="preserve">Logic Thanh toán: </w:t>
+      </w:r>
+      <w:r>
+        <w:rPr>
+          <w:rFonts w:ascii="Times New Roman" w:cs="Times New Roman" w:eastAsia="Times New Roman" w:hAnsi="Times New Roman"/>
+          <w:sz w:val="26"/>
+          <w:szCs w:val="26"/>
+          <w:rtl w:val="0"/>
+        </w:rPr>
+        <w:t xml:space="preserve">Mặc định khi tạo mới, hóa đơn có trạng thái là "Chưa thanh toán". Sau khi Admin xác nhận thu tiền, trạng thái mới chuyển thành "Đã thu".</w:t>
+      </w:r>
+      <w:r>
+        <w:rPr>
+          <w:rtl w:val="0"/>
+        </w:rPr>
       </w:r>
     </w:p>
     <w:p>
@@ -1173,8 +2932,8 @@
           <w:szCs w:val="34"/>
         </w:rPr>
       </w:pPr>
-      <w:bookmarkStart w:colFirst="0" w:colLast="0" w:name="_sr2jrhd70lbm" w:id="7"/>
-      <w:bookmarkEnd w:id="7"/>
+      <w:bookmarkStart w:colFirst="0" w:colLast="0" w:name="_sr2jrhd70lbm" w:id="9"/>
+      <w:bookmarkEnd w:id="9"/>
       <w:r>
         <w:rPr>
           <w:rFonts w:ascii="Times New Roman" w:cs="Times New Roman" w:eastAsia="Times New Roman" w:hAnsi="Times New Roman"/>
@@ -1271,731 +3030,6 @@
       <w:pPr>
         <w:spacing w:line="240" w:lineRule="auto"/>
         <w:ind w:left="0" w:firstLine="0"/>
-        <w:jc w:val="both"/>
-        <w:rPr>
-          <w:rFonts w:ascii="Times New Roman" w:cs="Times New Roman" w:eastAsia="Times New Roman" w:hAnsi="Times New Roman"/>
-          <w:sz w:val="24"/>
-          <w:szCs w:val="24"/>
-        </w:rPr>
-      </w:pPr>
-      <w:r>
-        <w:rPr>
-          <w:rtl w:val="0"/>
-        </w:rPr>
-      </w:r>
-    </w:p>
-    <w:tbl>
-      <w:tblPr>
-        <w:tblStyle w:val="Table1"/>
-        <w:tblW w:w="8370.0" w:type="dxa"/>
-        <w:jc w:val="left"/>
-        <w:tblInd w:w="284.0" w:type="dxa"/>
-        <w:tblBorders>
-          <w:top w:color="000000" w:space="0" w:sz="4" w:val="single"/>
-          <w:left w:color="000000" w:space="0" w:sz="4" w:val="single"/>
-          <w:bottom w:color="000000" w:space="0" w:sz="4" w:val="single"/>
-          <w:right w:color="000000" w:space="0" w:sz="4" w:val="single"/>
-          <w:insideH w:color="000000" w:space="0" w:sz="4" w:val="single"/>
-          <w:insideV w:color="000000" w:space="0" w:sz="4" w:val="single"/>
-        </w:tblBorders>
-        <w:tblLayout w:type="fixed"/>
-        <w:tblLook w:val="0000"/>
-      </w:tblPr>
-      <w:tblGrid>
-        <w:gridCol w:w="1530"/>
-        <w:gridCol w:w="2145"/>
-        <w:gridCol w:w="1230"/>
-        <w:gridCol w:w="3465"/>
-        <w:tblGridChange w:id="0">
-          <w:tblGrid>
-            <w:gridCol w:w="1530"/>
-            <w:gridCol w:w="2145"/>
-            <w:gridCol w:w="1230"/>
-            <w:gridCol w:w="3465"/>
-          </w:tblGrid>
-        </w:tblGridChange>
-      </w:tblGrid>
-      <w:tr>
-        <w:trPr>
-          <w:cantSplit w:val="0"/>
-          <w:tblHeader w:val="0"/>
-        </w:trPr>
-        <w:tc>
-          <w:tcPr>
-            <w:vAlign w:val="top"/>
-          </w:tcPr>
-          <w:p>
-            <w:pPr>
-              <w:spacing w:line="240" w:lineRule="auto"/>
-              <w:jc w:val="both"/>
-              <w:rPr>
-                <w:rFonts w:ascii="Times New Roman" w:cs="Times New Roman" w:eastAsia="Times New Roman" w:hAnsi="Times New Roman"/>
-                <w:sz w:val="24"/>
-                <w:szCs w:val="24"/>
-              </w:rPr>
-            </w:pPr>
-            <w:r>
-              <w:rPr>
-                <w:rFonts w:ascii="Times New Roman" w:cs="Times New Roman" w:eastAsia="Times New Roman" w:hAnsi="Times New Roman"/>
-                <w:b w:val="1"/>
-                <w:bCs w:val="1"/>
-                <w:sz w:val="24"/>
-                <w:szCs w:val="24"/>
-                <w:rtl w:val="0"/>
-              </w:rPr>
-              <w:t xml:space="preserve">Tên cột</w:t>
-            </w:r>
-            <w:r>
-              <w:rPr>
-                <w:rtl w:val="0"/>
-              </w:rPr>
-            </w:r>
-          </w:p>
-        </w:tc>
-        <w:tc>
-          <w:tcPr>
-            <w:vAlign w:val="top"/>
-          </w:tcPr>
-          <w:p>
-            <w:pPr>
-              <w:spacing w:line="240" w:lineRule="auto"/>
-              <w:jc w:val="both"/>
-              <w:rPr>
-                <w:rFonts w:ascii="Times New Roman" w:cs="Times New Roman" w:eastAsia="Times New Roman" w:hAnsi="Times New Roman"/>
-                <w:sz w:val="24"/>
-                <w:szCs w:val="24"/>
-              </w:rPr>
-            </w:pPr>
-            <w:r>
-              <w:rPr>
-                <w:rFonts w:ascii="Times New Roman" w:cs="Times New Roman" w:eastAsia="Times New Roman" w:hAnsi="Times New Roman"/>
-                <w:b w:val="1"/>
-                <w:bCs w:val="1"/>
-                <w:sz w:val="24"/>
-                <w:szCs w:val="24"/>
-                <w:rtl w:val="0"/>
-              </w:rPr>
-              <w:t xml:space="preserve">Kiểu dữ liệu</w:t>
-            </w:r>
-            <w:r>
-              <w:rPr>
-                <w:rtl w:val="0"/>
-              </w:rPr>
-            </w:r>
-          </w:p>
-        </w:tc>
-        <w:tc>
-          <w:tcPr>
-            <w:vAlign w:val="top"/>
-          </w:tcPr>
-          <w:p>
-            <w:pPr>
-              <w:spacing w:line="240" w:lineRule="auto"/>
-              <w:jc w:val="both"/>
-              <w:rPr>
-                <w:rFonts w:ascii="Times New Roman" w:cs="Times New Roman" w:eastAsia="Times New Roman" w:hAnsi="Times New Roman"/>
-                <w:sz w:val="24"/>
-                <w:szCs w:val="24"/>
-              </w:rPr>
-            </w:pPr>
-            <w:r>
-              <w:rPr>
-                <w:rFonts w:ascii="Times New Roman" w:cs="Times New Roman" w:eastAsia="Times New Roman" w:hAnsi="Times New Roman"/>
-                <w:b w:val="1"/>
-                <w:bCs w:val="1"/>
-                <w:sz w:val="24"/>
-                <w:szCs w:val="24"/>
-                <w:rtl w:val="0"/>
-              </w:rPr>
-              <w:t xml:space="preserve">Ràng buộc</w:t>
-            </w:r>
-            <w:r>
-              <w:rPr>
-                <w:rtl w:val="0"/>
-              </w:rPr>
-            </w:r>
-          </w:p>
-        </w:tc>
-        <w:tc>
-          <w:tcPr>
-            <w:vAlign w:val="top"/>
-          </w:tcPr>
-          <w:p>
-            <w:pPr>
-              <w:spacing w:line="240" w:lineRule="auto"/>
-              <w:jc w:val="both"/>
-              <w:rPr>
-                <w:rFonts w:ascii="Times New Roman" w:cs="Times New Roman" w:eastAsia="Times New Roman" w:hAnsi="Times New Roman"/>
-                <w:sz w:val="24"/>
-                <w:szCs w:val="24"/>
-              </w:rPr>
-            </w:pPr>
-            <w:r>
-              <w:rPr>
-                <w:rFonts w:ascii="Times New Roman" w:cs="Times New Roman" w:eastAsia="Times New Roman" w:hAnsi="Times New Roman"/>
-                <w:b w:val="1"/>
-                <w:bCs w:val="1"/>
-                <w:sz w:val="24"/>
-                <w:szCs w:val="24"/>
-                <w:rtl w:val="0"/>
-              </w:rPr>
-              <w:t xml:space="preserve">Ý nghĩa</w:t>
-            </w:r>
-            <w:r>
-              <w:rPr>
-                <w:rtl w:val="0"/>
-              </w:rPr>
-            </w:r>
-          </w:p>
-        </w:tc>
-      </w:tr>
-      <w:tr>
-        <w:trPr>
-          <w:cantSplit w:val="0"/>
-          <w:tblHeader w:val="0"/>
-        </w:trPr>
-        <w:tc>
-          <w:tcPr>
-            <w:vAlign w:val="top"/>
-          </w:tcPr>
-          <w:p>
-            <w:pPr>
-              <w:pBdr>
-                <w:top w:color="auto" w:space="0" w:sz="0" w:val="none"/>
-                <w:left w:color="auto" w:space="0" w:sz="0" w:val="none"/>
-                <w:bottom w:color="auto" w:space="0" w:sz="0" w:val="none"/>
-                <w:right w:color="auto" w:space="0" w:sz="0" w:val="none"/>
-                <w:between w:color="auto" w:space="0" w:sz="0" w:val="none"/>
-              </w:pBdr>
-              <w:shd w:fill="ffffff" w:val="clear"/>
-              <w:spacing w:after="480" w:lineRule="auto"/>
-              <w:jc w:val="both"/>
-              <w:rPr>
-                <w:rFonts w:ascii="Times New Roman" w:cs="Times New Roman" w:eastAsia="Times New Roman" w:hAnsi="Times New Roman"/>
-                <w:sz w:val="24"/>
-                <w:szCs w:val="24"/>
-              </w:rPr>
-            </w:pPr>
-            <w:r>
-              <w:rPr>
-                <w:rFonts w:ascii="Times New Roman" w:cs="Times New Roman" w:eastAsia="Times New Roman" w:hAnsi="Times New Roman"/>
-                <w:b w:val="1"/>
-                <w:bCs w:val="1"/>
-                <w:color w:val="1f1f1f"/>
-                <w:sz w:val="26"/>
-                <w:szCs w:val="26"/>
-                <w:rtl w:val="0"/>
-              </w:rPr>
-              <w:t xml:space="preserve">username</w:t>
-            </w:r>
-            <w:r>
-              <w:rPr>
-                <w:rtl w:val="0"/>
-              </w:rPr>
-            </w:r>
-          </w:p>
-        </w:tc>
-        <w:tc>
-          <w:tcPr>
-            <w:vAlign w:val="top"/>
-          </w:tcPr>
-          <w:p>
-            <w:pPr>
-              <w:pBdr>
-                <w:top w:color="auto" w:space="0" w:sz="0" w:val="none"/>
-                <w:left w:color="auto" w:space="0" w:sz="0" w:val="none"/>
-                <w:bottom w:color="auto" w:space="0" w:sz="0" w:val="none"/>
-                <w:right w:color="auto" w:space="0" w:sz="0" w:val="none"/>
-                <w:between w:color="auto" w:space="0" w:sz="0" w:val="none"/>
-              </w:pBdr>
-              <w:shd w:fill="ffffff" w:val="clear"/>
-              <w:spacing w:after="480" w:lineRule="auto"/>
-              <w:jc w:val="both"/>
-              <w:rPr>
-                <w:rFonts w:ascii="Times New Roman" w:cs="Times New Roman" w:eastAsia="Times New Roman" w:hAnsi="Times New Roman"/>
-                <w:sz w:val="24"/>
-                <w:szCs w:val="24"/>
-              </w:rPr>
-            </w:pPr>
-            <w:r>
-              <w:rPr>
-                <w:rFonts w:ascii="Times New Roman" w:cs="Times New Roman" w:eastAsia="Times New Roman" w:hAnsi="Times New Roman"/>
-                <w:color w:val="1f1f1f"/>
-                <w:sz w:val="26"/>
-                <w:szCs w:val="26"/>
-                <w:rtl w:val="0"/>
-              </w:rPr>
-              <w:t xml:space="preserve">VARCHAR(50)</w:t>
-            </w:r>
-            <w:r>
-              <w:rPr>
-                <w:rtl w:val="0"/>
-              </w:rPr>
-            </w:r>
-          </w:p>
-        </w:tc>
-        <w:tc>
-          <w:tcPr>
-            <w:vAlign w:val="top"/>
-          </w:tcPr>
-          <w:p>
-            <w:pPr>
-              <w:pBdr>
-                <w:top w:color="auto" w:space="0" w:sz="0" w:val="none"/>
-                <w:left w:color="auto" w:space="0" w:sz="0" w:val="none"/>
-                <w:bottom w:color="auto" w:space="0" w:sz="0" w:val="none"/>
-                <w:right w:color="auto" w:space="0" w:sz="0" w:val="none"/>
-                <w:between w:color="auto" w:space="0" w:sz="0" w:val="none"/>
-              </w:pBdr>
-              <w:shd w:fill="ffffff" w:val="clear"/>
-              <w:spacing w:after="480" w:lineRule="auto"/>
-              <w:jc w:val="both"/>
-              <w:rPr>
-                <w:rFonts w:ascii="Times New Roman" w:cs="Times New Roman" w:eastAsia="Times New Roman" w:hAnsi="Times New Roman"/>
-                <w:sz w:val="24"/>
-                <w:szCs w:val="24"/>
-              </w:rPr>
-            </w:pPr>
-            <w:r>
-              <w:rPr>
-                <w:rFonts w:ascii="Times New Roman" w:cs="Times New Roman" w:eastAsia="Times New Roman" w:hAnsi="Times New Roman"/>
-                <w:color w:val="1f1f1f"/>
-                <w:sz w:val="26"/>
-                <w:szCs w:val="26"/>
-                <w:rtl w:val="0"/>
-              </w:rPr>
-              <w:t xml:space="preserve">PK</w:t>
-            </w:r>
-            <w:r>
-              <w:rPr>
-                <w:rtl w:val="0"/>
-              </w:rPr>
-            </w:r>
-          </w:p>
-        </w:tc>
-        <w:tc>
-          <w:tcPr>
-            <w:vAlign w:val="top"/>
-          </w:tcPr>
-          <w:p>
-            <w:pPr>
-              <w:pBdr>
-                <w:top w:color="auto" w:space="0" w:sz="0" w:val="none"/>
-                <w:left w:color="auto" w:space="0" w:sz="0" w:val="none"/>
-                <w:bottom w:color="auto" w:space="0" w:sz="0" w:val="none"/>
-                <w:right w:color="auto" w:space="0" w:sz="0" w:val="none"/>
-                <w:between w:color="auto" w:space="0" w:sz="0" w:val="none"/>
-              </w:pBdr>
-              <w:shd w:fill="ffffff" w:val="clear"/>
-              <w:spacing w:after="480" w:lineRule="auto"/>
-              <w:jc w:val="both"/>
-              <w:rPr>
-                <w:rFonts w:ascii="Times New Roman" w:cs="Times New Roman" w:eastAsia="Times New Roman" w:hAnsi="Times New Roman"/>
-                <w:sz w:val="24"/>
-                <w:szCs w:val="24"/>
-              </w:rPr>
-            </w:pPr>
-            <w:r>
-              <w:rPr>
-                <w:rFonts w:ascii="Times New Roman" w:cs="Times New Roman" w:eastAsia="Times New Roman" w:hAnsi="Times New Roman"/>
-                <w:color w:val="1f1f1f"/>
-                <w:sz w:val="26"/>
-                <w:szCs w:val="26"/>
-                <w:rtl w:val="0"/>
-              </w:rPr>
-              <w:t xml:space="preserve">Tên đăng nhập (Với sinh viên là MSV)</w:t>
-            </w:r>
-            <w:r>
-              <w:rPr>
-                <w:rtl w:val="0"/>
-              </w:rPr>
-            </w:r>
-          </w:p>
-        </w:tc>
-      </w:tr>
-      <w:tr>
-        <w:trPr>
-          <w:cantSplit w:val="0"/>
-          <w:trHeight w:val="245.9765625" w:hRule="atLeast"/>
-          <w:tblHeader w:val="0"/>
-        </w:trPr>
-        <w:tc>
-          <w:tcPr>
-            <w:vAlign w:val="top"/>
-          </w:tcPr>
-          <w:p>
-            <w:pPr>
-              <w:pBdr>
-                <w:top w:color="auto" w:space="0" w:sz="0" w:val="none"/>
-                <w:left w:color="auto" w:space="0" w:sz="0" w:val="none"/>
-                <w:bottom w:color="auto" w:space="0" w:sz="0" w:val="none"/>
-                <w:right w:color="auto" w:space="0" w:sz="0" w:val="none"/>
-                <w:between w:color="auto" w:space="0" w:sz="0" w:val="none"/>
-              </w:pBdr>
-              <w:shd w:fill="ffffff" w:val="clear"/>
-              <w:spacing w:after="480" w:lineRule="auto"/>
-              <w:jc w:val="both"/>
-              <w:rPr>
-                <w:rFonts w:ascii="Times New Roman" w:cs="Times New Roman" w:eastAsia="Times New Roman" w:hAnsi="Times New Roman"/>
-                <w:sz w:val="24"/>
-                <w:szCs w:val="24"/>
-              </w:rPr>
-            </w:pPr>
-            <w:r>
-              <w:rPr>
-                <w:rFonts w:ascii="Times New Roman" w:cs="Times New Roman" w:eastAsia="Times New Roman" w:hAnsi="Times New Roman"/>
-                <w:b w:val="1"/>
-                <w:bCs w:val="1"/>
-                <w:color w:val="1f1f1f"/>
-                <w:sz w:val="26"/>
-                <w:szCs w:val="26"/>
-                <w:rtl w:val="0"/>
-              </w:rPr>
-              <w:t xml:space="preserve">password</w:t>
-            </w:r>
-            <w:r>
-              <w:rPr>
-                <w:rtl w:val="0"/>
-              </w:rPr>
-            </w:r>
-          </w:p>
-        </w:tc>
-        <w:tc>
-          <w:tcPr>
-            <w:vAlign w:val="top"/>
-          </w:tcPr>
-          <w:p>
-            <w:pPr>
-              <w:pBdr>
-                <w:top w:color="auto" w:space="0" w:sz="0" w:val="none"/>
-                <w:left w:color="auto" w:space="0" w:sz="0" w:val="none"/>
-                <w:bottom w:color="auto" w:space="0" w:sz="0" w:val="none"/>
-                <w:right w:color="auto" w:space="0" w:sz="0" w:val="none"/>
-                <w:between w:color="auto" w:space="0" w:sz="0" w:val="none"/>
-              </w:pBdr>
-              <w:shd w:fill="ffffff" w:val="clear"/>
-              <w:spacing w:after="480" w:lineRule="auto"/>
-              <w:jc w:val="both"/>
-              <w:rPr>
-                <w:rFonts w:ascii="Times New Roman" w:cs="Times New Roman" w:eastAsia="Times New Roman" w:hAnsi="Times New Roman"/>
-                <w:sz w:val="24"/>
-                <w:szCs w:val="24"/>
-              </w:rPr>
-            </w:pPr>
-            <w:r>
-              <w:rPr>
-                <w:rFonts w:ascii="Times New Roman" w:cs="Times New Roman" w:eastAsia="Times New Roman" w:hAnsi="Times New Roman"/>
-                <w:color w:val="1f1f1f"/>
-                <w:sz w:val="26"/>
-                <w:szCs w:val="26"/>
-                <w:rtl w:val="0"/>
-              </w:rPr>
-              <w:t xml:space="preserve">VARCHAR(255)</w:t>
-            </w:r>
-            <w:r>
-              <w:rPr>
-                <w:rtl w:val="0"/>
-              </w:rPr>
-            </w:r>
-          </w:p>
-        </w:tc>
-        <w:tc>
-          <w:tcPr>
-            <w:vAlign w:val="top"/>
-          </w:tcPr>
-          <w:p>
-            <w:pPr>
-              <w:pBdr>
-                <w:top w:color="auto" w:space="0" w:sz="0" w:val="none"/>
-                <w:left w:color="auto" w:space="0" w:sz="0" w:val="none"/>
-                <w:bottom w:color="auto" w:space="0" w:sz="0" w:val="none"/>
-                <w:right w:color="auto" w:space="0" w:sz="0" w:val="none"/>
-                <w:between w:color="auto" w:space="0" w:sz="0" w:val="none"/>
-              </w:pBdr>
-              <w:shd w:fill="ffffff" w:val="clear"/>
-              <w:spacing w:after="480" w:lineRule="auto"/>
-              <w:jc w:val="both"/>
-              <w:rPr>
-                <w:rFonts w:ascii="Times New Roman" w:cs="Times New Roman" w:eastAsia="Times New Roman" w:hAnsi="Times New Roman"/>
-                <w:sz w:val="24"/>
-                <w:szCs w:val="24"/>
-              </w:rPr>
-            </w:pPr>
-            <w:r>
-              <w:rPr>
-                <w:rFonts w:ascii="Times New Roman" w:cs="Times New Roman" w:eastAsia="Times New Roman" w:hAnsi="Times New Roman"/>
-                <w:color w:val="1f1f1f"/>
-                <w:sz w:val="26"/>
-                <w:szCs w:val="26"/>
-                <w:rtl w:val="0"/>
-              </w:rPr>
-              <w:t xml:space="preserve">NOT NULL</w:t>
-            </w:r>
-            <w:r>
-              <w:rPr>
-                <w:rtl w:val="0"/>
-              </w:rPr>
-            </w:r>
-          </w:p>
-        </w:tc>
-        <w:tc>
-          <w:tcPr>
-            <w:vAlign w:val="top"/>
-          </w:tcPr>
-          <w:p>
-            <w:pPr>
-              <w:pBdr>
-                <w:top w:color="auto" w:space="0" w:sz="0" w:val="none"/>
-                <w:left w:color="auto" w:space="0" w:sz="0" w:val="none"/>
-                <w:bottom w:color="auto" w:space="0" w:sz="0" w:val="none"/>
-                <w:right w:color="auto" w:space="0" w:sz="0" w:val="none"/>
-                <w:between w:color="auto" w:space="0" w:sz="0" w:val="none"/>
-              </w:pBdr>
-              <w:shd w:fill="ffffff" w:val="clear"/>
-              <w:spacing w:after="480" w:lineRule="auto"/>
-              <w:jc w:val="both"/>
-              <w:rPr>
-                <w:rFonts w:ascii="Times New Roman" w:cs="Times New Roman" w:eastAsia="Times New Roman" w:hAnsi="Times New Roman"/>
-                <w:sz w:val="24"/>
-                <w:szCs w:val="24"/>
-              </w:rPr>
-            </w:pPr>
-            <w:r>
-              <w:rPr>
-                <w:rFonts w:ascii="Times New Roman" w:cs="Times New Roman" w:eastAsia="Times New Roman" w:hAnsi="Times New Roman"/>
-                <w:color w:val="1f1f1f"/>
-                <w:sz w:val="26"/>
-                <w:szCs w:val="26"/>
-                <w:rtl w:val="0"/>
-              </w:rPr>
-              <w:t xml:space="preserve">Mật khẩu đăng nhập hệ thống</w:t>
-            </w:r>
-            <w:r>
-              <w:rPr>
-                <w:rtl w:val="0"/>
-              </w:rPr>
-            </w:r>
-          </w:p>
-        </w:tc>
-      </w:tr>
-      <w:tr>
-        <w:trPr>
-          <w:cantSplit w:val="0"/>
-          <w:trHeight w:val="867.6416015625" w:hRule="atLeast"/>
-          <w:tblHeader w:val="0"/>
-        </w:trPr>
-        <w:tc>
-          <w:tcPr>
-            <w:vAlign w:val="top"/>
-          </w:tcPr>
-          <w:p>
-            <w:pPr>
-              <w:pBdr>
-                <w:top w:color="auto" w:space="0" w:sz="0" w:val="none"/>
-                <w:left w:color="auto" w:space="0" w:sz="0" w:val="none"/>
-                <w:bottom w:color="auto" w:space="0" w:sz="0" w:val="none"/>
-                <w:right w:color="auto" w:space="0" w:sz="0" w:val="none"/>
-                <w:between w:color="auto" w:space="0" w:sz="0" w:val="none"/>
-              </w:pBdr>
-              <w:shd w:fill="ffffff" w:val="clear"/>
-              <w:spacing w:after="480" w:lineRule="auto"/>
-              <w:jc w:val="both"/>
-              <w:rPr>
-                <w:rFonts w:ascii="Times New Roman" w:cs="Times New Roman" w:eastAsia="Times New Roman" w:hAnsi="Times New Roman"/>
-                <w:sz w:val="24"/>
-                <w:szCs w:val="24"/>
-              </w:rPr>
-            </w:pPr>
-            <w:r>
-              <w:rPr>
-                <w:rFonts w:ascii="Times New Roman" w:cs="Times New Roman" w:eastAsia="Times New Roman" w:hAnsi="Times New Roman"/>
-                <w:b w:val="1"/>
-                <w:bCs w:val="1"/>
-                <w:color w:val="1f1f1f"/>
-                <w:sz w:val="26"/>
-                <w:szCs w:val="26"/>
-                <w:rtl w:val="0"/>
-              </w:rPr>
-              <w:t xml:space="preserve">role</w:t>
-            </w:r>
-            <w:r>
-              <w:rPr>
-                <w:rtl w:val="0"/>
-              </w:rPr>
-            </w:r>
-          </w:p>
-        </w:tc>
-        <w:tc>
-          <w:tcPr>
-            <w:vAlign w:val="top"/>
-          </w:tcPr>
-          <w:p>
-            <w:pPr>
-              <w:pBdr>
-                <w:top w:color="auto" w:space="0" w:sz="0" w:val="none"/>
-                <w:left w:color="auto" w:space="0" w:sz="0" w:val="none"/>
-                <w:bottom w:color="auto" w:space="0" w:sz="0" w:val="none"/>
-                <w:right w:color="auto" w:space="0" w:sz="0" w:val="none"/>
-                <w:between w:color="auto" w:space="0" w:sz="0" w:val="none"/>
-              </w:pBdr>
-              <w:shd w:fill="ffffff" w:val="clear"/>
-              <w:spacing w:after="480" w:lineRule="auto"/>
-              <w:jc w:val="both"/>
-              <w:rPr>
-                <w:rFonts w:ascii="Times New Roman" w:cs="Times New Roman" w:eastAsia="Times New Roman" w:hAnsi="Times New Roman"/>
-                <w:sz w:val="24"/>
-                <w:szCs w:val="24"/>
-              </w:rPr>
-            </w:pPr>
-            <w:r>
-              <w:rPr>
-                <w:rFonts w:ascii="Times New Roman" w:cs="Times New Roman" w:eastAsia="Times New Roman" w:hAnsi="Times New Roman"/>
-                <w:color w:val="1f1f1f"/>
-                <w:sz w:val="26"/>
-                <w:szCs w:val="26"/>
-                <w:rtl w:val="0"/>
-              </w:rPr>
-              <w:t xml:space="preserve">VARCHAR(20)</w:t>
-            </w:r>
-            <w:r>
-              <w:rPr>
-                <w:rtl w:val="0"/>
-              </w:rPr>
-            </w:r>
-          </w:p>
-        </w:tc>
-        <w:tc>
-          <w:tcPr>
-            <w:vAlign w:val="top"/>
-          </w:tcPr>
-          <w:p>
-            <w:pPr>
-              <w:pBdr>
-                <w:top w:color="auto" w:space="0" w:sz="0" w:val="none"/>
-                <w:left w:color="auto" w:space="0" w:sz="0" w:val="none"/>
-                <w:bottom w:color="auto" w:space="0" w:sz="0" w:val="none"/>
-                <w:right w:color="auto" w:space="0" w:sz="0" w:val="none"/>
-                <w:between w:color="auto" w:space="0" w:sz="0" w:val="none"/>
-              </w:pBdr>
-              <w:shd w:fill="ffffff" w:val="clear"/>
-              <w:spacing w:after="480" w:lineRule="auto"/>
-              <w:jc w:val="both"/>
-              <w:rPr>
-                <w:rFonts w:ascii="Times New Roman" w:cs="Times New Roman" w:eastAsia="Times New Roman" w:hAnsi="Times New Roman"/>
-                <w:sz w:val="24"/>
-                <w:szCs w:val="24"/>
-              </w:rPr>
-            </w:pPr>
-            <w:r>
-              <w:rPr>
-                <w:rFonts w:ascii="Times New Roman" w:cs="Times New Roman" w:eastAsia="Times New Roman" w:hAnsi="Times New Roman"/>
-                <w:color w:val="1f1f1f"/>
-                <w:sz w:val="26"/>
-                <w:szCs w:val="26"/>
-                <w:rtl w:val="0"/>
-              </w:rPr>
-              <w:t xml:space="preserve">NOT NULL</w:t>
-            </w:r>
-            <w:r>
-              <w:rPr>
-                <w:rtl w:val="0"/>
-              </w:rPr>
-            </w:r>
-          </w:p>
-        </w:tc>
-        <w:tc>
-          <w:tcPr>
-            <w:vAlign w:val="top"/>
-          </w:tcPr>
-          <w:p>
-            <w:pPr>
-              <w:pBdr>
-                <w:top w:color="auto" w:space="0" w:sz="0" w:val="none"/>
-                <w:left w:color="auto" w:space="0" w:sz="0" w:val="none"/>
-                <w:bottom w:color="auto" w:space="0" w:sz="0" w:val="none"/>
-                <w:right w:color="auto" w:space="0" w:sz="0" w:val="none"/>
-                <w:between w:color="auto" w:space="0" w:sz="0" w:val="none"/>
-              </w:pBdr>
-              <w:shd w:fill="ffffff" w:val="clear"/>
-              <w:spacing w:after="480" w:lineRule="auto"/>
-              <w:jc w:val="both"/>
-              <w:rPr>
-                <w:rFonts w:ascii="Times New Roman" w:cs="Times New Roman" w:eastAsia="Times New Roman" w:hAnsi="Times New Roman"/>
-                <w:sz w:val="24"/>
-                <w:szCs w:val="24"/>
-              </w:rPr>
-            </w:pPr>
-            <w:r>
-              <w:rPr>
-                <w:rFonts w:ascii="Times New Roman" w:cs="Times New Roman" w:eastAsia="Times New Roman" w:hAnsi="Times New Roman"/>
-                <w:color w:val="1f1f1f"/>
-                <w:sz w:val="26"/>
-                <w:szCs w:val="26"/>
-                <w:rtl w:val="0"/>
-              </w:rPr>
-              <w:t xml:space="preserve">Quyền hạn phân loại ('ADMIN' hoặc 'STUDENT')</w:t>
-            </w:r>
-            <w:r>
-              <w:rPr>
-                <w:rtl w:val="0"/>
-              </w:rPr>
-            </w:r>
-          </w:p>
-        </w:tc>
-      </w:tr>
-    </w:tbl>
-    <w:p>
-      <w:pPr>
-        <w:spacing w:line="240" w:lineRule="auto"/>
-        <w:ind w:left="284" w:firstLine="0"/>
-        <w:jc w:val="both"/>
-        <w:rPr>
-          <w:rFonts w:ascii="Times New Roman" w:cs="Times New Roman" w:eastAsia="Times New Roman" w:hAnsi="Times New Roman"/>
-          <w:sz w:val="26"/>
-          <w:szCs w:val="26"/>
-        </w:rPr>
-      </w:pPr>
-      <w:r>
-        <w:rPr>
-          <w:rtl w:val="0"/>
-        </w:rPr>
-      </w:r>
-    </w:p>
-    <w:p>
-      <w:pPr>
-        <w:pBdr>
-          <w:top w:color="auto" w:space="0" w:sz="0" w:val="none"/>
-          <w:left w:color="auto" w:space="0" w:sz="0" w:val="none"/>
-          <w:bottom w:color="auto" w:space="0" w:sz="0" w:val="none"/>
-          <w:right w:color="auto" w:space="0" w:sz="0" w:val="none"/>
-          <w:between w:color="auto" w:space="0" w:sz="0" w:val="none"/>
-        </w:pBdr>
-        <w:shd w:fill="ffffff" w:val="clear"/>
-        <w:spacing w:after="240" w:lineRule="auto"/>
-        <w:jc w:val="center"/>
-        <w:rPr>
-          <w:rFonts w:ascii="Times New Roman" w:cs="Times New Roman" w:eastAsia="Times New Roman" w:hAnsi="Times New Roman"/>
-          <w:i w:val="1"/>
-          <w:iCs w:val="1"/>
-          <w:sz w:val="30"/>
-          <w:szCs w:val="30"/>
-        </w:rPr>
-      </w:pPr>
-      <w:r>
-        <w:rPr>
-          <w:rFonts w:ascii="Times New Roman" w:cs="Times New Roman" w:eastAsia="Times New Roman" w:hAnsi="Times New Roman"/>
-          <w:i w:val="1"/>
-          <w:iCs w:val="1"/>
-          <w:sz w:val="30"/>
-          <w:szCs w:val="30"/>
-          <w:rtl w:val="0"/>
-        </w:rPr>
-        <w:t xml:space="preserve">Bảng 2: Bảng toa_nha (Quản lý khu vực)</w:t>
-      </w:r>
-    </w:p>
-    <w:p>
-      <w:pPr>
-        <w:spacing w:line="240" w:lineRule="auto"/>
         <w:jc w:val="both"/>
         <w:rPr>
           <w:rFonts w:ascii="Times New Roman" w:cs="Times New Roman" w:eastAsia="Times New Roman" w:hAnsi="Times New Roman"/>
@@ -2211,46 +3245,46 @@
                 <w:szCs w:val="26"/>
                 <w:rtl w:val="0"/>
               </w:rPr>
-              <w:t xml:space="preserve">id_toa</w:t>
-            </w:r>
-            <w:r>
-              <w:rPr>
-                <w:rtl w:val="0"/>
-              </w:rPr>
-            </w:r>
-          </w:p>
-        </w:tc>
-        <w:tc>
-          <w:tcPr>
-            <w:vAlign w:val="top"/>
-          </w:tcPr>
-          <w:p>
-            <w:pPr>
-              <w:pBdr>
-                <w:top w:color="auto" w:space="0" w:sz="0" w:val="none"/>
-                <w:left w:color="auto" w:space="0" w:sz="0" w:val="none"/>
-                <w:bottom w:color="auto" w:space="0" w:sz="0" w:val="none"/>
-                <w:right w:color="auto" w:space="0" w:sz="0" w:val="none"/>
-                <w:between w:color="auto" w:space="0" w:sz="0" w:val="none"/>
-              </w:pBdr>
-              <w:shd w:fill="ffffff" w:val="clear"/>
-              <w:spacing w:after="480" w:lineRule="auto"/>
-              <w:jc w:val="both"/>
-              <w:rPr>
-                <w:rFonts w:ascii="Times New Roman" w:cs="Times New Roman" w:eastAsia="Times New Roman" w:hAnsi="Times New Roman"/>
-                <w:sz w:val="24"/>
-                <w:szCs w:val="24"/>
-              </w:rPr>
-            </w:pPr>
-            <w:r>
-              <w:rPr>
-                <w:rFonts w:ascii="Times New Roman" w:cs="Times New Roman" w:eastAsia="Times New Roman" w:hAnsi="Times New Roman"/>
-                <w:color w:val="1f1f1f"/>
-                <w:sz w:val="26"/>
-                <w:szCs w:val="26"/>
-                <w:rtl w:val="0"/>
-              </w:rPr>
-              <w:t xml:space="preserve">VARCHAR(10)</w:t>
+              <w:t xml:space="preserve">username</w:t>
+            </w:r>
+            <w:r>
+              <w:rPr>
+                <w:rtl w:val="0"/>
+              </w:rPr>
+            </w:r>
+          </w:p>
+        </w:tc>
+        <w:tc>
+          <w:tcPr>
+            <w:vAlign w:val="top"/>
+          </w:tcPr>
+          <w:p>
+            <w:pPr>
+              <w:pBdr>
+                <w:top w:color="auto" w:space="0" w:sz="0" w:val="none"/>
+                <w:left w:color="auto" w:space="0" w:sz="0" w:val="none"/>
+                <w:bottom w:color="auto" w:space="0" w:sz="0" w:val="none"/>
+                <w:right w:color="auto" w:space="0" w:sz="0" w:val="none"/>
+                <w:between w:color="auto" w:space="0" w:sz="0" w:val="none"/>
+              </w:pBdr>
+              <w:shd w:fill="ffffff" w:val="clear"/>
+              <w:spacing w:after="480" w:lineRule="auto"/>
+              <w:jc w:val="both"/>
+              <w:rPr>
+                <w:rFonts w:ascii="Times New Roman" w:cs="Times New Roman" w:eastAsia="Times New Roman" w:hAnsi="Times New Roman"/>
+                <w:sz w:val="24"/>
+                <w:szCs w:val="24"/>
+              </w:rPr>
+            </w:pPr>
+            <w:r>
+              <w:rPr>
+                <w:rFonts w:ascii="Times New Roman" w:cs="Times New Roman" w:eastAsia="Times New Roman" w:hAnsi="Times New Roman"/>
+                <w:color w:val="1f1f1f"/>
+                <w:sz w:val="26"/>
+                <w:szCs w:val="26"/>
+                <w:rtl w:val="0"/>
+              </w:rPr>
+              <w:t xml:space="preserve">VARCHAR(50)</w:t>
             </w:r>
             <w:r>
               <w:rPr>
@@ -2328,7 +3362,7 @@
                 <w:szCs w:val="26"/>
                 <w:rtl w:val="0"/>
               </w:rPr>
-              <w:t xml:space="preserve">Mã định danh tòa nhà (VD: T1, T2) </w:t>
+              <w:t xml:space="preserve">Tên đăng nhập (Với sinh viên là MSV)</w:t>
             </w:r>
             <w:r>
               <w:rPr>
@@ -2376,46 +3410,46 @@
                 <w:szCs w:val="26"/>
                 <w:rtl w:val="0"/>
               </w:rPr>
-              <w:t xml:space="preserve">ten_toa</w:t>
-            </w:r>
-            <w:r>
-              <w:rPr>
-                <w:rtl w:val="0"/>
-              </w:rPr>
-            </w:r>
-          </w:p>
-        </w:tc>
-        <w:tc>
-          <w:tcPr>
-            <w:vAlign w:val="top"/>
-          </w:tcPr>
-          <w:p>
-            <w:pPr>
-              <w:pBdr>
-                <w:top w:color="auto" w:space="0" w:sz="0" w:val="none"/>
-                <w:left w:color="auto" w:space="0" w:sz="0" w:val="none"/>
-                <w:bottom w:color="auto" w:space="0" w:sz="0" w:val="none"/>
-                <w:right w:color="auto" w:space="0" w:sz="0" w:val="none"/>
-                <w:between w:color="auto" w:space="0" w:sz="0" w:val="none"/>
-              </w:pBdr>
-              <w:shd w:fill="ffffff" w:val="clear"/>
-              <w:spacing w:after="480" w:lineRule="auto"/>
-              <w:jc w:val="both"/>
-              <w:rPr>
-                <w:rFonts w:ascii="Times New Roman" w:cs="Times New Roman" w:eastAsia="Times New Roman" w:hAnsi="Times New Roman"/>
-                <w:sz w:val="24"/>
-                <w:szCs w:val="24"/>
-              </w:rPr>
-            </w:pPr>
-            <w:r>
-              <w:rPr>
-                <w:rFonts w:ascii="Times New Roman" w:cs="Times New Roman" w:eastAsia="Times New Roman" w:hAnsi="Times New Roman"/>
-                <w:color w:val="1f1f1f"/>
-                <w:sz w:val="26"/>
-                <w:szCs w:val="26"/>
-                <w:rtl w:val="0"/>
-              </w:rPr>
-              <w:t xml:space="preserve">VARCHAR(50)</w:t>
+              <w:t xml:space="preserve">password</w:t>
+            </w:r>
+            <w:r>
+              <w:rPr>
+                <w:rtl w:val="0"/>
+              </w:rPr>
+            </w:r>
+          </w:p>
+        </w:tc>
+        <w:tc>
+          <w:tcPr>
+            <w:vAlign w:val="top"/>
+          </w:tcPr>
+          <w:p>
+            <w:pPr>
+              <w:pBdr>
+                <w:top w:color="auto" w:space="0" w:sz="0" w:val="none"/>
+                <w:left w:color="auto" w:space="0" w:sz="0" w:val="none"/>
+                <w:bottom w:color="auto" w:space="0" w:sz="0" w:val="none"/>
+                <w:right w:color="auto" w:space="0" w:sz="0" w:val="none"/>
+                <w:between w:color="auto" w:space="0" w:sz="0" w:val="none"/>
+              </w:pBdr>
+              <w:shd w:fill="ffffff" w:val="clear"/>
+              <w:spacing w:after="480" w:lineRule="auto"/>
+              <w:jc w:val="both"/>
+              <w:rPr>
+                <w:rFonts w:ascii="Times New Roman" w:cs="Times New Roman" w:eastAsia="Times New Roman" w:hAnsi="Times New Roman"/>
+                <w:sz w:val="24"/>
+                <w:szCs w:val="24"/>
+              </w:rPr>
+            </w:pPr>
+            <w:r>
+              <w:rPr>
+                <w:rFonts w:ascii="Times New Roman" w:cs="Times New Roman" w:eastAsia="Times New Roman" w:hAnsi="Times New Roman"/>
+                <w:color w:val="1f1f1f"/>
+                <w:sz w:val="26"/>
+                <w:szCs w:val="26"/>
+                <w:rtl w:val="0"/>
+              </w:rPr>
+              <w:t xml:space="preserve">VARCHAR(255)</w:t>
             </w:r>
             <w:r>
               <w:rPr>
@@ -2493,7 +3527,7 @@
                 <w:szCs w:val="26"/>
                 <w:rtl w:val="0"/>
               </w:rPr>
-              <w:t xml:space="preserve">Tên gọi tòa nhà (VD: Tòa Nam, Tòa Nữ) </w:t>
+              <w:t xml:space="preserve">Mật khẩu đăng nhập hệ thống</w:t>
             </w:r>
             <w:r>
               <w:rPr>
@@ -2541,46 +3575,46 @@
                 <w:szCs w:val="26"/>
                 <w:rtl w:val="0"/>
               </w:rPr>
-              <w:t xml:space="preserve">so_tang</w:t>
-            </w:r>
-            <w:r>
-              <w:rPr>
-                <w:rtl w:val="0"/>
-              </w:rPr>
-            </w:r>
-          </w:p>
-        </w:tc>
-        <w:tc>
-          <w:tcPr>
-            <w:vAlign w:val="top"/>
-          </w:tcPr>
-          <w:p>
-            <w:pPr>
-              <w:pBdr>
-                <w:top w:color="auto" w:space="0" w:sz="0" w:val="none"/>
-                <w:left w:color="auto" w:space="0" w:sz="0" w:val="none"/>
-                <w:bottom w:color="auto" w:space="0" w:sz="0" w:val="none"/>
-                <w:right w:color="auto" w:space="0" w:sz="0" w:val="none"/>
-                <w:between w:color="auto" w:space="0" w:sz="0" w:val="none"/>
-              </w:pBdr>
-              <w:shd w:fill="ffffff" w:val="clear"/>
-              <w:spacing w:after="480" w:lineRule="auto"/>
-              <w:jc w:val="both"/>
-              <w:rPr>
-                <w:rFonts w:ascii="Times New Roman" w:cs="Times New Roman" w:eastAsia="Times New Roman" w:hAnsi="Times New Roman"/>
-                <w:sz w:val="24"/>
-                <w:szCs w:val="24"/>
-              </w:rPr>
-            </w:pPr>
-            <w:r>
-              <w:rPr>
-                <w:rFonts w:ascii="Times New Roman" w:cs="Times New Roman" w:eastAsia="Times New Roman" w:hAnsi="Times New Roman"/>
-                <w:color w:val="1f1f1f"/>
-                <w:sz w:val="26"/>
-                <w:szCs w:val="26"/>
-                <w:rtl w:val="0"/>
-              </w:rPr>
-              <w:t xml:space="preserve">INT</w:t>
+              <w:t xml:space="preserve">role</w:t>
+            </w:r>
+            <w:r>
+              <w:rPr>
+                <w:rtl w:val="0"/>
+              </w:rPr>
+            </w:r>
+          </w:p>
+        </w:tc>
+        <w:tc>
+          <w:tcPr>
+            <w:vAlign w:val="top"/>
+          </w:tcPr>
+          <w:p>
+            <w:pPr>
+              <w:pBdr>
+                <w:top w:color="auto" w:space="0" w:sz="0" w:val="none"/>
+                <w:left w:color="auto" w:space="0" w:sz="0" w:val="none"/>
+                <w:bottom w:color="auto" w:space="0" w:sz="0" w:val="none"/>
+                <w:right w:color="auto" w:space="0" w:sz="0" w:val="none"/>
+                <w:between w:color="auto" w:space="0" w:sz="0" w:val="none"/>
+              </w:pBdr>
+              <w:shd w:fill="ffffff" w:val="clear"/>
+              <w:spacing w:after="480" w:lineRule="auto"/>
+              <w:jc w:val="both"/>
+              <w:rPr>
+                <w:rFonts w:ascii="Times New Roman" w:cs="Times New Roman" w:eastAsia="Times New Roman" w:hAnsi="Times New Roman"/>
+                <w:sz w:val="24"/>
+                <w:szCs w:val="24"/>
+              </w:rPr>
+            </w:pPr>
+            <w:r>
+              <w:rPr>
+                <w:rFonts w:ascii="Times New Roman" w:cs="Times New Roman" w:eastAsia="Times New Roman" w:hAnsi="Times New Roman"/>
+                <w:color w:val="1f1f1f"/>
+                <w:sz w:val="26"/>
+                <w:szCs w:val="26"/>
+                <w:rtl w:val="0"/>
+              </w:rPr>
+              <w:t xml:space="preserve">VARCHAR(20)</w:t>
             </w:r>
             <w:r>
               <w:rPr>
@@ -2630,46 +3664,40 @@
         </w:tc>
         <w:tc>
           <w:tcPr>
-            <w:tcBorders>
-              <w:top w:color="000000" w:space="0" w:sz="6" w:val="single"/>
-              <w:left w:color="000000" w:space="0" w:sz="6" w:val="single"/>
-              <w:bottom w:color="000000" w:space="0" w:sz="6" w:val="single"/>
-              <w:right w:color="000000" w:space="0" w:sz="6" w:val="single"/>
-            </w:tcBorders>
-            <w:tcMar>
-              <w:top w:w="100.0" w:type="dxa"/>
-              <w:left w:w="100.0" w:type="dxa"/>
-              <w:bottom w:w="100.0" w:type="dxa"/>
-              <w:right w:w="100.0" w:type="dxa"/>
-            </w:tcMar>
-            <w:vAlign w:val="top"/>
-          </w:tcPr>
-          <w:p>
-            <w:pPr>
-              <w:pBdr>
-                <w:top w:color="auto" w:space="0" w:sz="0" w:val="none"/>
-                <w:left w:color="auto" w:space="0" w:sz="0" w:val="none"/>
-                <w:bottom w:color="auto" w:space="0" w:sz="0" w:val="none"/>
-                <w:right w:color="auto" w:space="0" w:sz="0" w:val="none"/>
-                <w:between w:color="auto" w:space="0" w:sz="0" w:val="none"/>
-              </w:pBdr>
-              <w:shd w:fill="ffffff" w:val="clear"/>
-              <w:spacing w:after="480" w:lineRule="auto"/>
-              <w:jc w:val="both"/>
-              <w:rPr>
-                <w:rFonts w:ascii="Times New Roman" w:cs="Times New Roman" w:eastAsia="Times New Roman" w:hAnsi="Times New Roman"/>
-                <w:sz w:val="24"/>
-                <w:szCs w:val="24"/>
-              </w:rPr>
-            </w:pPr>
-            <w:r>
-              <w:rPr>
-                <w:rFonts w:ascii="Times New Roman" w:cs="Times New Roman" w:eastAsia="Times New Roman" w:hAnsi="Times New Roman"/>
-                <w:sz w:val="24"/>
-                <w:szCs w:val="24"/>
-                <w:rtl w:val="0"/>
-              </w:rPr>
-              <w:t xml:space="preserve">Số tầng của tòa nhà</w:t>
+            <w:vAlign w:val="top"/>
+          </w:tcPr>
+          <w:p>
+            <w:pPr>
+              <w:pBdr>
+                <w:top w:color="auto" w:space="0" w:sz="0" w:val="none"/>
+                <w:left w:color="auto" w:space="0" w:sz="0" w:val="none"/>
+                <w:bottom w:color="auto" w:space="0" w:sz="0" w:val="none"/>
+                <w:right w:color="auto" w:space="0" w:sz="0" w:val="none"/>
+                <w:between w:color="auto" w:space="0" w:sz="0" w:val="none"/>
+              </w:pBdr>
+              <w:shd w:fill="ffffff" w:val="clear"/>
+              <w:spacing w:after="480" w:lineRule="auto"/>
+              <w:jc w:val="both"/>
+              <w:rPr>
+                <w:rFonts w:ascii="Times New Roman" w:cs="Times New Roman" w:eastAsia="Times New Roman" w:hAnsi="Times New Roman"/>
+                <w:sz w:val="24"/>
+                <w:szCs w:val="24"/>
+              </w:rPr>
+            </w:pPr>
+            <w:r>
+              <w:rPr>
+                <w:rFonts w:ascii="Times New Roman" w:cs="Times New Roman" w:eastAsia="Times New Roman" w:hAnsi="Times New Roman"/>
+                <w:color w:val="1f1f1f"/>
+                <w:sz w:val="26"/>
+                <w:szCs w:val="26"/>
+                <w:rtl w:val="0"/>
+              </w:rPr>
+              <w:t xml:space="preserve">Quyền hạn phân loại ('ADMIN' hoặc 'STUDENT')</w:t>
+            </w:r>
+            <w:r>
+              <w:rPr>
+                <w:rtl w:val="0"/>
+              </w:rPr>
             </w:r>
           </w:p>
         </w:tc>
@@ -2682,25 +3710,8 @@
         <w:jc w:val="both"/>
         <w:rPr>
           <w:rFonts w:ascii="Times New Roman" w:cs="Times New Roman" w:eastAsia="Times New Roman" w:hAnsi="Times New Roman"/>
-          <w:sz w:val="24"/>
-          <w:szCs w:val="24"/>
-        </w:rPr>
-      </w:pPr>
-      <w:r>
-        <w:rPr>
-          <w:rtl w:val="0"/>
-        </w:rPr>
-      </w:r>
-    </w:p>
-    <w:p>
-      <w:pPr>
-        <w:spacing w:line="240" w:lineRule="auto"/>
-        <w:ind w:left="0" w:firstLine="0"/>
-        <w:jc w:val="both"/>
-        <w:rPr>
-          <w:rFonts w:ascii="Times New Roman" w:cs="Times New Roman" w:eastAsia="Times New Roman" w:hAnsi="Times New Roman"/>
-          <w:sz w:val="24"/>
-          <w:szCs w:val="24"/>
+          <w:sz w:val="26"/>
+          <w:szCs w:val="26"/>
         </w:rPr>
       </w:pPr>
       <w:r>
@@ -2723,8 +3734,10 @@
         <w:jc w:val="center"/>
         <w:rPr>
           <w:rFonts w:ascii="Times New Roman" w:cs="Times New Roman" w:eastAsia="Times New Roman" w:hAnsi="Times New Roman"/>
-          <w:sz w:val="26"/>
-          <w:szCs w:val="26"/>
+          <w:i w:val="1"/>
+          <w:iCs w:val="1"/>
+          <w:sz w:val="30"/>
+          <w:szCs w:val="30"/>
         </w:rPr>
       </w:pPr>
       <w:r>
@@ -2736,16 +3749,7 @@
           <w:szCs w:val="30"/>
           <w:rtl w:val="0"/>
         </w:rPr>
-        <w:t xml:space="preserve">Bảng 3: Bảng phong (Quản lý chi tiết phòng)</w:t>
-      </w:r>
-      <w:r>
-        <w:rPr>
-          <w:rFonts w:ascii="Times New Roman" w:cs="Times New Roman" w:eastAsia="Times New Roman" w:hAnsi="Times New Roman"/>
-          <w:sz w:val="26"/>
-          <w:szCs w:val="26"/>
-          <w:rtl w:val="0"/>
-        </w:rPr>
-        <w:t xml:space="preserve"> </w:t>
+        <w:t xml:space="preserve">Bảng 2: Bảng toa_nha (Quản lý khu vực)</w:t>
       </w:r>
     </w:p>
     <w:p>
@@ -2784,21 +3788,20 @@
       <w:tblGrid>
         <w:gridCol w:w="1530"/>
         <w:gridCol w:w="2145"/>
-        <w:gridCol w:w="1830"/>
-        <w:gridCol w:w="2865"/>
+        <w:gridCol w:w="1230"/>
+        <w:gridCol w:w="3465"/>
         <w:tblGridChange w:id="0">
           <w:tblGrid>
             <w:gridCol w:w="1530"/>
             <w:gridCol w:w="2145"/>
-            <w:gridCol w:w="1830"/>
-            <w:gridCol w:w="2865"/>
+            <w:gridCol w:w="1230"/>
+            <w:gridCol w:w="3465"/>
           </w:tblGrid>
         </w:tblGridChange>
       </w:tblGrid>
       <w:tr>
         <w:trPr>
           <w:cantSplit w:val="0"/>
-          <w:trHeight w:val="470.9765625" w:hRule="atLeast"/>
           <w:tblHeader w:val="0"/>
         </w:trPr>
         <w:tc>
@@ -2967,46 +3970,46 @@
                 <w:szCs w:val="26"/>
                 <w:rtl w:val="0"/>
               </w:rPr>
-              <w:t xml:space="preserve">id_phong</w:t>
-            </w:r>
-            <w:r>
-              <w:rPr>
-                <w:rtl w:val="0"/>
-              </w:rPr>
-            </w:r>
-          </w:p>
-        </w:tc>
-        <w:tc>
-          <w:tcPr>
-            <w:vAlign w:val="top"/>
-          </w:tcPr>
-          <w:p>
-            <w:pPr>
-              <w:pBdr>
-                <w:top w:color="auto" w:space="0" w:sz="0" w:val="none"/>
-                <w:left w:color="auto" w:space="0" w:sz="0" w:val="none"/>
-                <w:bottom w:color="auto" w:space="0" w:sz="0" w:val="none"/>
-                <w:right w:color="auto" w:space="0" w:sz="0" w:val="none"/>
-                <w:between w:color="auto" w:space="0" w:sz="0" w:val="none"/>
-              </w:pBdr>
-              <w:shd w:fill="ffffff" w:val="clear"/>
-              <w:spacing w:after="480" w:lineRule="auto"/>
-              <w:jc w:val="both"/>
-              <w:rPr>
-                <w:rFonts w:ascii="Times New Roman" w:cs="Times New Roman" w:eastAsia="Times New Roman" w:hAnsi="Times New Roman"/>
-                <w:sz w:val="24"/>
-                <w:szCs w:val="24"/>
-              </w:rPr>
-            </w:pPr>
-            <w:r>
-              <w:rPr>
-                <w:rFonts w:ascii="Times New Roman" w:cs="Times New Roman" w:eastAsia="Times New Roman" w:hAnsi="Times New Roman"/>
-                <w:color w:val="1f1f1f"/>
-                <w:sz w:val="26"/>
-                <w:szCs w:val="26"/>
-                <w:rtl w:val="0"/>
-              </w:rPr>
-              <w:t xml:space="preserve">VARCHAR(20)</w:t>
+              <w:t xml:space="preserve">id_toa</w:t>
+            </w:r>
+            <w:r>
+              <w:rPr>
+                <w:rtl w:val="0"/>
+              </w:rPr>
+            </w:r>
+          </w:p>
+        </w:tc>
+        <w:tc>
+          <w:tcPr>
+            <w:vAlign w:val="top"/>
+          </w:tcPr>
+          <w:p>
+            <w:pPr>
+              <w:pBdr>
+                <w:top w:color="auto" w:space="0" w:sz="0" w:val="none"/>
+                <w:left w:color="auto" w:space="0" w:sz="0" w:val="none"/>
+                <w:bottom w:color="auto" w:space="0" w:sz="0" w:val="none"/>
+                <w:right w:color="auto" w:space="0" w:sz="0" w:val="none"/>
+                <w:between w:color="auto" w:space="0" w:sz="0" w:val="none"/>
+              </w:pBdr>
+              <w:shd w:fill="ffffff" w:val="clear"/>
+              <w:spacing w:after="480" w:lineRule="auto"/>
+              <w:jc w:val="both"/>
+              <w:rPr>
+                <w:rFonts w:ascii="Times New Roman" w:cs="Times New Roman" w:eastAsia="Times New Roman" w:hAnsi="Times New Roman"/>
+                <w:sz w:val="24"/>
+                <w:szCs w:val="24"/>
+              </w:rPr>
+            </w:pPr>
+            <w:r>
+              <w:rPr>
+                <w:rFonts w:ascii="Times New Roman" w:cs="Times New Roman" w:eastAsia="Times New Roman" w:hAnsi="Times New Roman"/>
+                <w:color w:val="1f1f1f"/>
+                <w:sz w:val="26"/>
+                <w:szCs w:val="26"/>
+                <w:rtl w:val="0"/>
+              </w:rPr>
+              <w:t xml:space="preserve">VARCHAR(10)</w:t>
             </w:r>
             <w:r>
               <w:rPr>
@@ -3084,7 +4087,7 @@
                 <w:szCs w:val="26"/>
                 <w:rtl w:val="0"/>
               </w:rPr>
-              <w:t xml:space="preserve">Mã định danh phòng (VD: P101-T1)  </w:t>
+              <w:t xml:space="preserve">Mã định danh tòa nhà (VD: T1, T2) </w:t>
             </w:r>
             <w:r>
               <w:rPr>
@@ -3132,138 +4135,124 @@
                 <w:szCs w:val="26"/>
                 <w:rtl w:val="0"/>
               </w:rPr>
-              <w:t xml:space="preserve">id_toa</w:t>
-            </w:r>
-            <w:r>
-              <w:rPr>
-                <w:rtl w:val="0"/>
-              </w:rPr>
-            </w:r>
-          </w:p>
-        </w:tc>
-        <w:tc>
-          <w:tcPr>
-            <w:vAlign w:val="top"/>
-          </w:tcPr>
-          <w:p>
-            <w:pPr>
-              <w:pBdr>
-                <w:top w:color="auto" w:space="0" w:sz="0" w:val="none"/>
-                <w:left w:color="auto" w:space="0" w:sz="0" w:val="none"/>
-                <w:bottom w:color="auto" w:space="0" w:sz="0" w:val="none"/>
-                <w:right w:color="auto" w:space="0" w:sz="0" w:val="none"/>
-                <w:between w:color="auto" w:space="0" w:sz="0" w:val="none"/>
-              </w:pBdr>
-              <w:shd w:fill="ffffff" w:val="clear"/>
-              <w:spacing w:after="480" w:lineRule="auto"/>
-              <w:jc w:val="both"/>
-              <w:rPr>
-                <w:rFonts w:ascii="Times New Roman" w:cs="Times New Roman" w:eastAsia="Times New Roman" w:hAnsi="Times New Roman"/>
-                <w:sz w:val="24"/>
-                <w:szCs w:val="24"/>
-              </w:rPr>
-            </w:pPr>
-            <w:r>
-              <w:rPr>
-                <w:rFonts w:ascii="Times New Roman" w:cs="Times New Roman" w:eastAsia="Times New Roman" w:hAnsi="Times New Roman"/>
-                <w:color w:val="1f1f1f"/>
-                <w:sz w:val="26"/>
-                <w:szCs w:val="26"/>
-                <w:rtl w:val="0"/>
-              </w:rPr>
-              <w:t xml:space="preserve">VARCHAR(10)</w:t>
-            </w:r>
-            <w:r>
-              <w:rPr>
-                <w:rtl w:val="0"/>
-              </w:rPr>
-            </w:r>
-          </w:p>
-        </w:tc>
-        <w:tc>
-          <w:tcPr>
-            <w:vAlign w:val="top"/>
-          </w:tcPr>
-          <w:p>
-            <w:pPr>
-              <w:pBdr>
-                <w:top w:color="auto" w:space="0" w:sz="0" w:val="none"/>
-                <w:left w:color="auto" w:space="0" w:sz="0" w:val="none"/>
-                <w:bottom w:color="auto" w:space="0" w:sz="0" w:val="none"/>
-                <w:right w:color="auto" w:space="0" w:sz="0" w:val="none"/>
-                <w:between w:color="auto" w:space="0" w:sz="0" w:val="none"/>
-              </w:pBdr>
-              <w:shd w:fill="ffffff" w:val="clear"/>
-              <w:spacing w:after="480" w:lineRule="auto"/>
-              <w:jc w:val="both"/>
-              <w:rPr>
-                <w:rFonts w:ascii="Times New Roman" w:cs="Times New Roman" w:eastAsia="Times New Roman" w:hAnsi="Times New Roman"/>
-                <w:sz w:val="24"/>
-                <w:szCs w:val="24"/>
-              </w:rPr>
-            </w:pPr>
-            <w:r>
-              <w:rPr>
-                <w:rFonts w:ascii="Times New Roman" w:cs="Times New Roman" w:eastAsia="Times New Roman" w:hAnsi="Times New Roman"/>
-                <w:color w:val="1f1f1f"/>
-                <w:sz w:val="26"/>
-                <w:szCs w:val="26"/>
-                <w:rtl w:val="0"/>
-              </w:rPr>
-              <w:t xml:space="preserve">FK</w:t>
-            </w:r>
-            <w:r>
-              <w:rPr>
-                <w:rtl w:val="0"/>
-              </w:rPr>
-            </w:r>
-          </w:p>
-        </w:tc>
-        <w:tc>
-          <w:tcPr>
-            <w:vAlign w:val="top"/>
-          </w:tcPr>
-          <w:p>
-            <w:pPr>
-              <w:pBdr>
-                <w:top w:color="auto" w:space="0" w:sz="0" w:val="none"/>
-                <w:left w:color="auto" w:space="0" w:sz="0" w:val="none"/>
-                <w:bottom w:color="auto" w:space="0" w:sz="0" w:val="none"/>
-                <w:right w:color="auto" w:space="0" w:sz="0" w:val="none"/>
-                <w:between w:color="auto" w:space="0" w:sz="0" w:val="none"/>
-              </w:pBdr>
-              <w:shd w:fill="ffffff" w:val="clear"/>
-              <w:spacing w:after="480" w:lineRule="auto"/>
-              <w:jc w:val="both"/>
-              <w:rPr>
-                <w:rFonts w:ascii="Times New Roman" w:cs="Times New Roman" w:eastAsia="Times New Roman" w:hAnsi="Times New Roman"/>
-                <w:b w:val="1"/>
-                <w:bCs w:val="1"/>
-                <w:sz w:val="24"/>
-                <w:szCs w:val="24"/>
-              </w:rPr>
-            </w:pPr>
-            <w:r>
-              <w:rPr>
-                <w:rFonts w:ascii="Times New Roman" w:cs="Times New Roman" w:eastAsia="Times New Roman" w:hAnsi="Times New Roman"/>
-                <w:color w:val="1f1f1f"/>
-                <w:sz w:val="26"/>
-                <w:szCs w:val="26"/>
-                <w:rtl w:val="0"/>
-              </w:rPr>
-              <w:t xml:space="preserve">Trỏ tới bảng </w:t>
-            </w:r>
-            <w:r>
-              <w:rPr>
-                <w:rFonts w:ascii="Times New Roman" w:cs="Times New Roman" w:eastAsia="Times New Roman" w:hAnsi="Times New Roman"/>
-                <w:b w:val="1"/>
-                <w:bCs w:val="1"/>
-                <w:color w:val="1f1f1f"/>
-                <w:sz w:val="26"/>
-                <w:szCs w:val="26"/>
-                <w:rtl w:val="0"/>
-              </w:rPr>
-              <w:t xml:space="preserve">toa_nha</w:t>
+              <w:t xml:space="preserve">ten_toa</w:t>
+            </w:r>
+            <w:r>
+              <w:rPr>
+                <w:rtl w:val="0"/>
+              </w:rPr>
+            </w:r>
+          </w:p>
+        </w:tc>
+        <w:tc>
+          <w:tcPr>
+            <w:vAlign w:val="top"/>
+          </w:tcPr>
+          <w:p>
+            <w:pPr>
+              <w:pBdr>
+                <w:top w:color="auto" w:space="0" w:sz="0" w:val="none"/>
+                <w:left w:color="auto" w:space="0" w:sz="0" w:val="none"/>
+                <w:bottom w:color="auto" w:space="0" w:sz="0" w:val="none"/>
+                <w:right w:color="auto" w:space="0" w:sz="0" w:val="none"/>
+                <w:between w:color="auto" w:space="0" w:sz="0" w:val="none"/>
+              </w:pBdr>
+              <w:shd w:fill="ffffff" w:val="clear"/>
+              <w:spacing w:after="480" w:lineRule="auto"/>
+              <w:jc w:val="both"/>
+              <w:rPr>
+                <w:rFonts w:ascii="Times New Roman" w:cs="Times New Roman" w:eastAsia="Times New Roman" w:hAnsi="Times New Roman"/>
+                <w:sz w:val="24"/>
+                <w:szCs w:val="24"/>
+              </w:rPr>
+            </w:pPr>
+            <w:r>
+              <w:rPr>
+                <w:rFonts w:ascii="Times New Roman" w:cs="Times New Roman" w:eastAsia="Times New Roman" w:hAnsi="Times New Roman"/>
+                <w:color w:val="1f1f1f"/>
+                <w:sz w:val="26"/>
+                <w:szCs w:val="26"/>
+                <w:rtl w:val="0"/>
+              </w:rPr>
+              <w:t xml:space="preserve">VARCHAR(50)</w:t>
+            </w:r>
+            <w:r>
+              <w:rPr>
+                <w:rtl w:val="0"/>
+              </w:rPr>
+            </w:r>
+          </w:p>
+        </w:tc>
+        <w:tc>
+          <w:tcPr>
+            <w:vAlign w:val="top"/>
+          </w:tcPr>
+          <w:p>
+            <w:pPr>
+              <w:pBdr>
+                <w:top w:color="auto" w:space="0" w:sz="0" w:val="none"/>
+                <w:left w:color="auto" w:space="0" w:sz="0" w:val="none"/>
+                <w:bottom w:color="auto" w:space="0" w:sz="0" w:val="none"/>
+                <w:right w:color="auto" w:space="0" w:sz="0" w:val="none"/>
+                <w:between w:color="auto" w:space="0" w:sz="0" w:val="none"/>
+              </w:pBdr>
+              <w:shd w:fill="ffffff" w:val="clear"/>
+              <w:spacing w:after="480" w:lineRule="auto"/>
+              <w:jc w:val="both"/>
+              <w:rPr>
+                <w:rFonts w:ascii="Times New Roman" w:cs="Times New Roman" w:eastAsia="Times New Roman" w:hAnsi="Times New Roman"/>
+                <w:sz w:val="24"/>
+                <w:szCs w:val="24"/>
+              </w:rPr>
+            </w:pPr>
+            <w:r>
+              <w:rPr>
+                <w:rFonts w:ascii="Times New Roman" w:cs="Times New Roman" w:eastAsia="Times New Roman" w:hAnsi="Times New Roman"/>
+                <w:color w:val="1f1f1f"/>
+                <w:sz w:val="26"/>
+                <w:szCs w:val="26"/>
+                <w:rtl w:val="0"/>
+              </w:rPr>
+              <w:t xml:space="preserve">NOT NULL</w:t>
+            </w:r>
+            <w:r>
+              <w:rPr>
+                <w:rtl w:val="0"/>
+              </w:rPr>
+            </w:r>
+          </w:p>
+        </w:tc>
+        <w:tc>
+          <w:tcPr>
+            <w:vAlign w:val="top"/>
+          </w:tcPr>
+          <w:p>
+            <w:pPr>
+              <w:pBdr>
+                <w:top w:color="auto" w:space="0" w:sz="0" w:val="none"/>
+                <w:left w:color="auto" w:space="0" w:sz="0" w:val="none"/>
+                <w:bottom w:color="auto" w:space="0" w:sz="0" w:val="none"/>
+                <w:right w:color="auto" w:space="0" w:sz="0" w:val="none"/>
+                <w:between w:color="auto" w:space="0" w:sz="0" w:val="none"/>
+              </w:pBdr>
+              <w:shd w:fill="ffffff" w:val="clear"/>
+              <w:spacing w:after="480" w:lineRule="auto"/>
+              <w:jc w:val="both"/>
+              <w:rPr>
+                <w:rFonts w:ascii="Times New Roman" w:cs="Times New Roman" w:eastAsia="Times New Roman" w:hAnsi="Times New Roman"/>
+                <w:sz w:val="24"/>
+                <w:szCs w:val="24"/>
+              </w:rPr>
+            </w:pPr>
+            <w:r>
+              <w:rPr>
+                <w:rFonts w:ascii="Times New Roman" w:cs="Times New Roman" w:eastAsia="Times New Roman" w:hAnsi="Times New Roman"/>
+                <w:color w:val="1f1f1f"/>
+                <w:sz w:val="26"/>
+                <w:szCs w:val="26"/>
+                <w:rtl w:val="0"/>
+              </w:rPr>
+              <w:t xml:space="preserve">Tên gọi tòa nhà (VD: Tòa Nam, Tòa Nữ) </w:t>
             </w:r>
             <w:r>
               <w:rPr>
@@ -3276,7 +4265,7 @@
       <w:tr>
         <w:trPr>
           <w:cantSplit w:val="0"/>
-          <w:trHeight w:val="904.74609375" w:hRule="atLeast"/>
+          <w:trHeight w:val="867.6416015625" w:hRule="atLeast"/>
           <w:tblHeader w:val="0"/>
         </w:trPr>
         <w:tc>
@@ -3311,46 +4300,46 @@
                 <w:szCs w:val="26"/>
                 <w:rtl w:val="0"/>
               </w:rPr>
-              <w:t xml:space="preserve">ten_phong</w:t>
-            </w:r>
-            <w:r>
-              <w:rPr>
-                <w:rtl w:val="0"/>
-              </w:rPr>
-            </w:r>
-          </w:p>
-        </w:tc>
-        <w:tc>
-          <w:tcPr>
-            <w:vAlign w:val="top"/>
-          </w:tcPr>
-          <w:p>
-            <w:pPr>
-              <w:pBdr>
-                <w:top w:color="auto" w:space="0" w:sz="0" w:val="none"/>
-                <w:left w:color="auto" w:space="0" w:sz="0" w:val="none"/>
-                <w:bottom w:color="auto" w:space="0" w:sz="0" w:val="none"/>
-                <w:right w:color="auto" w:space="0" w:sz="0" w:val="none"/>
-                <w:between w:color="auto" w:space="0" w:sz="0" w:val="none"/>
-              </w:pBdr>
-              <w:shd w:fill="ffffff" w:val="clear"/>
-              <w:spacing w:after="480" w:lineRule="auto"/>
-              <w:jc w:val="both"/>
-              <w:rPr>
-                <w:rFonts w:ascii="Times New Roman" w:cs="Times New Roman" w:eastAsia="Times New Roman" w:hAnsi="Times New Roman"/>
-                <w:sz w:val="24"/>
-                <w:szCs w:val="24"/>
-              </w:rPr>
-            </w:pPr>
-            <w:r>
-              <w:rPr>
-                <w:rFonts w:ascii="Times New Roman" w:cs="Times New Roman" w:eastAsia="Times New Roman" w:hAnsi="Times New Roman"/>
-                <w:color w:val="1f1f1f"/>
-                <w:sz w:val="26"/>
-                <w:szCs w:val="26"/>
-                <w:rtl w:val="0"/>
-              </w:rPr>
-              <w:t xml:space="preserve">VARCHAR(50)</w:t>
+              <w:t xml:space="preserve">so_tang</w:t>
+            </w:r>
+            <w:r>
+              <w:rPr>
+                <w:rtl w:val="0"/>
+              </w:rPr>
+            </w:r>
+          </w:p>
+        </w:tc>
+        <w:tc>
+          <w:tcPr>
+            <w:vAlign w:val="top"/>
+          </w:tcPr>
+          <w:p>
+            <w:pPr>
+              <w:pBdr>
+                <w:top w:color="auto" w:space="0" w:sz="0" w:val="none"/>
+                <w:left w:color="auto" w:space="0" w:sz="0" w:val="none"/>
+                <w:bottom w:color="auto" w:space="0" w:sz="0" w:val="none"/>
+                <w:right w:color="auto" w:space="0" w:sz="0" w:val="none"/>
+                <w:between w:color="auto" w:space="0" w:sz="0" w:val="none"/>
+              </w:pBdr>
+              <w:shd w:fill="ffffff" w:val="clear"/>
+              <w:spacing w:after="480" w:lineRule="auto"/>
+              <w:jc w:val="both"/>
+              <w:rPr>
+                <w:rFonts w:ascii="Times New Roman" w:cs="Times New Roman" w:eastAsia="Times New Roman" w:hAnsi="Times New Roman"/>
+                <w:sz w:val="24"/>
+                <w:szCs w:val="24"/>
+              </w:rPr>
+            </w:pPr>
+            <w:r>
+              <w:rPr>
+                <w:rFonts w:ascii="Times New Roman" w:cs="Times New Roman" w:eastAsia="Times New Roman" w:hAnsi="Times New Roman"/>
+                <w:color w:val="1f1f1f"/>
+                <w:sz w:val="26"/>
+                <w:szCs w:val="26"/>
+                <w:rtl w:val="0"/>
+              </w:rPr>
+              <w:t xml:space="preserve">INT</w:t>
             </w:r>
             <w:r>
               <w:rPr>
@@ -3439,807 +4428,7 @@
                 <w:szCs w:val="24"/>
                 <w:rtl w:val="0"/>
               </w:rPr>
-              <w:t xml:space="preserve">Tên phòng thực tế (VD: Phòng 101) </w:t>
-            </w:r>
-          </w:p>
-        </w:tc>
-      </w:tr>
-      <w:tr>
-        <w:trPr>
-          <w:cantSplit w:val="0"/>
-          <w:trHeight w:val="867.6416015625" w:hRule="atLeast"/>
-          <w:tblHeader w:val="0"/>
-        </w:trPr>
-        <w:tc>
-          <w:tcPr>
-            <w:vAlign w:val="top"/>
-          </w:tcPr>
-          <w:p>
-            <w:pPr>
-              <w:pBdr>
-                <w:top w:color="auto" w:space="0" w:sz="0" w:val="none"/>
-                <w:left w:color="auto" w:space="0" w:sz="0" w:val="none"/>
-                <w:bottom w:color="auto" w:space="0" w:sz="0" w:val="none"/>
-                <w:right w:color="auto" w:space="0" w:sz="0" w:val="none"/>
-                <w:between w:color="auto" w:space="0" w:sz="0" w:val="none"/>
-              </w:pBdr>
-              <w:shd w:fill="ffffff" w:val="clear"/>
-              <w:spacing w:after="480" w:lineRule="auto"/>
-              <w:jc w:val="both"/>
-              <w:rPr>
-                <w:rFonts w:ascii="Times New Roman" w:cs="Times New Roman" w:eastAsia="Times New Roman" w:hAnsi="Times New Roman"/>
-                <w:b w:val="1"/>
-                <w:bCs w:val="1"/>
-                <w:color w:val="1f1f1f"/>
-                <w:sz w:val="26"/>
-                <w:szCs w:val="26"/>
-              </w:rPr>
-            </w:pPr>
-            <w:r>
-              <w:rPr>
-                <w:rFonts w:ascii="Times New Roman" w:cs="Times New Roman" w:eastAsia="Times New Roman" w:hAnsi="Times New Roman"/>
-                <w:b w:val="1"/>
-                <w:bCs w:val="1"/>
-                <w:color w:val="1f1f1f"/>
-                <w:sz w:val="26"/>
-                <w:szCs w:val="26"/>
-                <w:rtl w:val="0"/>
-              </w:rPr>
-              <w:t xml:space="preserve">loai_phong</w:t>
-            </w:r>
-          </w:p>
-        </w:tc>
-        <w:tc>
-          <w:tcPr>
-            <w:vAlign w:val="top"/>
-          </w:tcPr>
-          <w:p>
-            <w:pPr>
-              <w:pBdr>
-                <w:top w:color="auto" w:space="0" w:sz="0" w:val="none"/>
-                <w:left w:color="auto" w:space="0" w:sz="0" w:val="none"/>
-                <w:bottom w:color="auto" w:space="0" w:sz="0" w:val="none"/>
-                <w:right w:color="auto" w:space="0" w:sz="0" w:val="none"/>
-                <w:between w:color="auto" w:space="0" w:sz="0" w:val="none"/>
-              </w:pBdr>
-              <w:shd w:fill="ffffff" w:val="clear"/>
-              <w:spacing w:after="480" w:lineRule="auto"/>
-              <w:jc w:val="both"/>
-              <w:rPr>
-                <w:rFonts w:ascii="Times New Roman" w:cs="Times New Roman" w:eastAsia="Times New Roman" w:hAnsi="Times New Roman"/>
-                <w:color w:val="1f1f1f"/>
-                <w:sz w:val="26"/>
-                <w:szCs w:val="26"/>
-              </w:rPr>
-            </w:pPr>
-            <w:r>
-              <w:rPr>
-                <w:rFonts w:ascii="Times New Roman" w:cs="Times New Roman" w:eastAsia="Times New Roman" w:hAnsi="Times New Roman"/>
-                <w:color w:val="1f1f1f"/>
-                <w:sz w:val="26"/>
-                <w:szCs w:val="26"/>
-                <w:rtl w:val="0"/>
-              </w:rPr>
-              <w:t xml:space="preserve">VARCHAR(50)</w:t>
-            </w:r>
-          </w:p>
-        </w:tc>
-        <w:tc>
-          <w:tcPr>
-            <w:vAlign w:val="top"/>
-          </w:tcPr>
-          <w:p>
-            <w:pPr>
-              <w:pBdr>
-                <w:top w:color="auto" w:space="0" w:sz="0" w:val="none"/>
-                <w:left w:color="auto" w:space="0" w:sz="0" w:val="none"/>
-                <w:bottom w:color="auto" w:space="0" w:sz="0" w:val="none"/>
-                <w:right w:color="auto" w:space="0" w:sz="0" w:val="none"/>
-                <w:between w:color="auto" w:space="0" w:sz="0" w:val="none"/>
-              </w:pBdr>
-              <w:shd w:fill="ffffff" w:val="clear"/>
-              <w:spacing w:after="480" w:lineRule="auto"/>
-              <w:jc w:val="both"/>
-              <w:rPr>
-                <w:rFonts w:ascii="Times New Roman" w:cs="Times New Roman" w:eastAsia="Times New Roman" w:hAnsi="Times New Roman"/>
-                <w:color w:val="1f1f1f"/>
-                <w:sz w:val="26"/>
-                <w:szCs w:val="26"/>
-              </w:rPr>
-            </w:pPr>
-            <w:r>
-              <w:rPr>
-                <w:rtl w:val="0"/>
-              </w:rPr>
-            </w:r>
-          </w:p>
-        </w:tc>
-        <w:tc>
-          <w:tcPr>
-            <w:tcBorders>
-              <w:top w:color="000000" w:space="0" w:sz="6" w:val="single"/>
-              <w:left w:color="000000" w:space="0" w:sz="6" w:val="single"/>
-              <w:bottom w:color="000000" w:space="0" w:sz="6" w:val="single"/>
-              <w:right w:color="000000" w:space="0" w:sz="6" w:val="single"/>
-            </w:tcBorders>
-            <w:tcMar>
-              <w:top w:w="100.0" w:type="dxa"/>
-              <w:left w:w="100.0" w:type="dxa"/>
-              <w:bottom w:w="100.0" w:type="dxa"/>
-              <w:right w:w="100.0" w:type="dxa"/>
-            </w:tcMar>
-            <w:vAlign w:val="top"/>
-          </w:tcPr>
-          <w:p>
-            <w:pPr>
-              <w:pBdr>
-                <w:top w:color="auto" w:space="0" w:sz="0" w:val="none"/>
-                <w:left w:color="auto" w:space="0" w:sz="0" w:val="none"/>
-                <w:bottom w:color="auto" w:space="0" w:sz="0" w:val="none"/>
-                <w:right w:color="auto" w:space="0" w:sz="0" w:val="none"/>
-                <w:between w:color="auto" w:space="0" w:sz="0" w:val="none"/>
-              </w:pBdr>
-              <w:shd w:fill="ffffff" w:val="clear"/>
-              <w:spacing w:after="480" w:lineRule="auto"/>
-              <w:jc w:val="both"/>
-              <w:rPr>
-                <w:rFonts w:ascii="Times New Roman" w:cs="Times New Roman" w:eastAsia="Times New Roman" w:hAnsi="Times New Roman"/>
-                <w:sz w:val="24"/>
-                <w:szCs w:val="24"/>
-              </w:rPr>
-            </w:pPr>
-            <w:r>
-              <w:rPr>
-                <w:rFonts w:ascii="Times New Roman" w:cs="Times New Roman" w:eastAsia="Times New Roman" w:hAnsi="Times New Roman"/>
-                <w:sz w:val="24"/>
-                <w:szCs w:val="24"/>
-                <w:rtl w:val="0"/>
-              </w:rPr>
-              <w:t xml:space="preserve">Loại phòng 4 người hoặc 6 người </w:t>
-            </w:r>
-          </w:p>
-        </w:tc>
-      </w:tr>
-      <w:tr>
-        <w:trPr>
-          <w:cantSplit w:val="0"/>
-          <w:trHeight w:val="867.6416015625" w:hRule="atLeast"/>
-          <w:tblHeader w:val="0"/>
-        </w:trPr>
-        <w:tc>
-          <w:tcPr>
-            <w:vAlign w:val="top"/>
-          </w:tcPr>
-          <w:p>
-            <w:pPr>
-              <w:pBdr>
-                <w:top w:color="auto" w:space="0" w:sz="0" w:val="none"/>
-                <w:left w:color="auto" w:space="0" w:sz="0" w:val="none"/>
-                <w:bottom w:color="auto" w:space="0" w:sz="0" w:val="none"/>
-                <w:right w:color="auto" w:space="0" w:sz="0" w:val="none"/>
-                <w:between w:color="auto" w:space="0" w:sz="0" w:val="none"/>
-              </w:pBdr>
-              <w:shd w:fill="ffffff" w:val="clear"/>
-              <w:spacing w:after="480" w:lineRule="auto"/>
-              <w:jc w:val="both"/>
-              <w:rPr>
-                <w:rFonts w:ascii="Times New Roman" w:cs="Times New Roman" w:eastAsia="Times New Roman" w:hAnsi="Times New Roman"/>
-                <w:b w:val="1"/>
-                <w:bCs w:val="1"/>
-                <w:color w:val="1f1f1f"/>
-                <w:sz w:val="26"/>
-                <w:szCs w:val="26"/>
-              </w:rPr>
-            </w:pPr>
-            <w:r>
-              <w:rPr>
-                <w:rFonts w:ascii="Times New Roman" w:cs="Times New Roman" w:eastAsia="Times New Roman" w:hAnsi="Times New Roman"/>
-                <w:b w:val="1"/>
-                <w:bCs w:val="1"/>
-                <w:color w:val="1f1f1f"/>
-                <w:sz w:val="26"/>
-                <w:szCs w:val="26"/>
-                <w:rtl w:val="0"/>
-              </w:rPr>
-              <w:t xml:space="preserve">suc_chua</w:t>
-            </w:r>
-          </w:p>
-        </w:tc>
-        <w:tc>
-          <w:tcPr>
-            <w:vAlign w:val="top"/>
-          </w:tcPr>
-          <w:p>
-            <w:pPr>
-              <w:pBdr>
-                <w:top w:color="auto" w:space="0" w:sz="0" w:val="none"/>
-                <w:left w:color="auto" w:space="0" w:sz="0" w:val="none"/>
-                <w:bottom w:color="auto" w:space="0" w:sz="0" w:val="none"/>
-                <w:right w:color="auto" w:space="0" w:sz="0" w:val="none"/>
-                <w:between w:color="auto" w:space="0" w:sz="0" w:val="none"/>
-              </w:pBdr>
-              <w:shd w:fill="ffffff" w:val="clear"/>
-              <w:spacing w:after="480" w:lineRule="auto"/>
-              <w:jc w:val="both"/>
-              <w:rPr>
-                <w:rFonts w:ascii="Times New Roman" w:cs="Times New Roman" w:eastAsia="Times New Roman" w:hAnsi="Times New Roman"/>
-                <w:color w:val="1f1f1f"/>
-                <w:sz w:val="26"/>
-                <w:szCs w:val="26"/>
-              </w:rPr>
-            </w:pPr>
-            <w:r>
-              <w:rPr>
-                <w:rFonts w:ascii="Times New Roman" w:cs="Times New Roman" w:eastAsia="Times New Roman" w:hAnsi="Times New Roman"/>
-                <w:color w:val="1f1f1f"/>
-                <w:sz w:val="26"/>
-                <w:szCs w:val="26"/>
-                <w:rtl w:val="0"/>
-              </w:rPr>
-              <w:t xml:space="preserve">INT</w:t>
-            </w:r>
-          </w:p>
-        </w:tc>
-        <w:tc>
-          <w:tcPr>
-            <w:vAlign w:val="top"/>
-          </w:tcPr>
-          <w:p>
-            <w:pPr>
-              <w:pBdr>
-                <w:top w:color="auto" w:space="0" w:sz="0" w:val="none"/>
-                <w:left w:color="auto" w:space="0" w:sz="0" w:val="none"/>
-                <w:bottom w:color="auto" w:space="0" w:sz="0" w:val="none"/>
-                <w:right w:color="auto" w:space="0" w:sz="0" w:val="none"/>
-                <w:between w:color="auto" w:space="0" w:sz="0" w:val="none"/>
-              </w:pBdr>
-              <w:shd w:fill="ffffff" w:val="clear"/>
-              <w:spacing w:after="480" w:lineRule="auto"/>
-              <w:jc w:val="both"/>
-              <w:rPr>
-                <w:rFonts w:ascii="Times New Roman" w:cs="Times New Roman" w:eastAsia="Times New Roman" w:hAnsi="Times New Roman"/>
-                <w:color w:val="1f1f1f"/>
-                <w:sz w:val="26"/>
-                <w:szCs w:val="26"/>
-              </w:rPr>
-            </w:pPr>
-            <w:r>
-              <w:rPr>
-                <w:rFonts w:ascii="Times New Roman" w:cs="Times New Roman" w:eastAsia="Times New Roman" w:hAnsi="Times New Roman"/>
-                <w:color w:val="1f1f1f"/>
-                <w:sz w:val="26"/>
-                <w:szCs w:val="26"/>
-                <w:rtl w:val="0"/>
-              </w:rPr>
-              <w:t xml:space="preserve">NOT NULL</w:t>
-            </w:r>
-          </w:p>
-        </w:tc>
-        <w:tc>
-          <w:tcPr>
-            <w:tcBorders>
-              <w:top w:color="000000" w:space="0" w:sz="6" w:val="single"/>
-              <w:left w:color="000000" w:space="0" w:sz="6" w:val="single"/>
-              <w:bottom w:color="000000" w:space="0" w:sz="6" w:val="single"/>
-              <w:right w:color="000000" w:space="0" w:sz="6" w:val="single"/>
-            </w:tcBorders>
-            <w:tcMar>
-              <w:top w:w="100.0" w:type="dxa"/>
-              <w:left w:w="100.0" w:type="dxa"/>
-              <w:bottom w:w="100.0" w:type="dxa"/>
-              <w:right w:w="100.0" w:type="dxa"/>
-            </w:tcMar>
-            <w:vAlign w:val="top"/>
-          </w:tcPr>
-          <w:p>
-            <w:pPr>
-              <w:pBdr>
-                <w:top w:color="auto" w:space="0" w:sz="0" w:val="none"/>
-                <w:left w:color="auto" w:space="0" w:sz="0" w:val="none"/>
-                <w:bottom w:color="auto" w:space="0" w:sz="0" w:val="none"/>
-                <w:right w:color="auto" w:space="0" w:sz="0" w:val="none"/>
-                <w:between w:color="auto" w:space="0" w:sz="0" w:val="none"/>
-              </w:pBdr>
-              <w:shd w:fill="ffffff" w:val="clear"/>
-              <w:spacing w:after="480" w:lineRule="auto"/>
-              <w:jc w:val="both"/>
-              <w:rPr>
-                <w:rFonts w:ascii="Times New Roman" w:cs="Times New Roman" w:eastAsia="Times New Roman" w:hAnsi="Times New Roman"/>
-                <w:sz w:val="24"/>
-                <w:szCs w:val="24"/>
-              </w:rPr>
-            </w:pPr>
-            <w:r>
-              <w:rPr>
-                <w:rFonts w:ascii="Times New Roman" w:cs="Times New Roman" w:eastAsia="Times New Roman" w:hAnsi="Times New Roman"/>
-                <w:sz w:val="24"/>
-                <w:szCs w:val="24"/>
-                <w:rtl w:val="0"/>
-              </w:rPr>
-              <w:t xml:space="preserve">Sức chứa tối đa của phòng </w:t>
-            </w:r>
-          </w:p>
-        </w:tc>
-      </w:tr>
-      <w:tr>
-        <w:trPr>
-          <w:cantSplit w:val="0"/>
-          <w:trHeight w:val="867.6416015625" w:hRule="atLeast"/>
-          <w:tblHeader w:val="0"/>
-        </w:trPr>
-        <w:tc>
-          <w:tcPr>
-            <w:vAlign w:val="top"/>
-          </w:tcPr>
-          <w:p>
-            <w:pPr>
-              <w:pBdr>
-                <w:top w:color="auto" w:space="0" w:sz="0" w:val="none"/>
-                <w:left w:color="auto" w:space="0" w:sz="0" w:val="none"/>
-                <w:bottom w:color="auto" w:space="0" w:sz="0" w:val="none"/>
-                <w:right w:color="auto" w:space="0" w:sz="0" w:val="none"/>
-                <w:between w:color="auto" w:space="0" w:sz="0" w:val="none"/>
-              </w:pBdr>
-              <w:shd w:fill="ffffff" w:val="clear"/>
-              <w:spacing w:after="480" w:lineRule="auto"/>
-              <w:jc w:val="both"/>
-              <w:rPr>
-                <w:rFonts w:ascii="Times New Roman" w:cs="Times New Roman" w:eastAsia="Times New Roman" w:hAnsi="Times New Roman"/>
-                <w:b w:val="1"/>
-                <w:bCs w:val="1"/>
-                <w:color w:val="1f1f1f"/>
-                <w:sz w:val="26"/>
-                <w:szCs w:val="26"/>
-              </w:rPr>
-            </w:pPr>
-            <w:r>
-              <w:rPr>
-                <w:rFonts w:ascii="Times New Roman" w:cs="Times New Roman" w:eastAsia="Times New Roman" w:hAnsi="Times New Roman"/>
-                <w:b w:val="1"/>
-                <w:bCs w:val="1"/>
-                <w:color w:val="1f1f1f"/>
-                <w:sz w:val="26"/>
-                <w:szCs w:val="26"/>
-                <w:rtl w:val="0"/>
-              </w:rPr>
-              <w:t xml:space="preserve">dang_o</w:t>
-            </w:r>
-          </w:p>
-        </w:tc>
-        <w:tc>
-          <w:tcPr>
-            <w:vAlign w:val="top"/>
-          </w:tcPr>
-          <w:p>
-            <w:pPr>
-              <w:pBdr>
-                <w:top w:color="auto" w:space="0" w:sz="0" w:val="none"/>
-                <w:left w:color="auto" w:space="0" w:sz="0" w:val="none"/>
-                <w:bottom w:color="auto" w:space="0" w:sz="0" w:val="none"/>
-                <w:right w:color="auto" w:space="0" w:sz="0" w:val="none"/>
-                <w:between w:color="auto" w:space="0" w:sz="0" w:val="none"/>
-              </w:pBdr>
-              <w:shd w:fill="ffffff" w:val="clear"/>
-              <w:spacing w:after="480" w:lineRule="auto"/>
-              <w:jc w:val="both"/>
-              <w:rPr>
-                <w:rFonts w:ascii="Times New Roman" w:cs="Times New Roman" w:eastAsia="Times New Roman" w:hAnsi="Times New Roman"/>
-                <w:color w:val="1f1f1f"/>
-                <w:sz w:val="26"/>
-                <w:szCs w:val="26"/>
-              </w:rPr>
-            </w:pPr>
-            <w:r>
-              <w:rPr>
-                <w:rFonts w:ascii="Times New Roman" w:cs="Times New Roman" w:eastAsia="Times New Roman" w:hAnsi="Times New Roman"/>
-                <w:color w:val="1f1f1f"/>
-                <w:sz w:val="26"/>
-                <w:szCs w:val="26"/>
-                <w:rtl w:val="0"/>
-              </w:rPr>
-              <w:t xml:space="preserve">INT</w:t>
-            </w:r>
-          </w:p>
-        </w:tc>
-        <w:tc>
-          <w:tcPr>
-            <w:vAlign w:val="top"/>
-          </w:tcPr>
-          <w:p>
-            <w:pPr>
-              <w:pBdr>
-                <w:top w:color="auto" w:space="0" w:sz="0" w:val="none"/>
-                <w:left w:color="auto" w:space="0" w:sz="0" w:val="none"/>
-                <w:bottom w:color="auto" w:space="0" w:sz="0" w:val="none"/>
-                <w:right w:color="auto" w:space="0" w:sz="0" w:val="none"/>
-                <w:between w:color="auto" w:space="0" w:sz="0" w:val="none"/>
-              </w:pBdr>
-              <w:shd w:fill="ffffff" w:val="clear"/>
-              <w:spacing w:after="480" w:lineRule="auto"/>
-              <w:jc w:val="both"/>
-              <w:rPr>
-                <w:rFonts w:ascii="Times New Roman" w:cs="Times New Roman" w:eastAsia="Times New Roman" w:hAnsi="Times New Roman"/>
-                <w:color w:val="1f1f1f"/>
-                <w:sz w:val="26"/>
-                <w:szCs w:val="26"/>
-              </w:rPr>
-            </w:pPr>
-            <w:r>
-              <w:rPr>
-                <w:rFonts w:ascii="Times New Roman" w:cs="Times New Roman" w:eastAsia="Times New Roman" w:hAnsi="Times New Roman"/>
-                <w:color w:val="1f1f1f"/>
-                <w:sz w:val="26"/>
-                <w:szCs w:val="26"/>
-                <w:rtl w:val="0"/>
-              </w:rPr>
-              <w:t xml:space="preserve">DEFAULT 0</w:t>
-            </w:r>
-          </w:p>
-        </w:tc>
-        <w:tc>
-          <w:tcPr>
-            <w:tcBorders>
-              <w:top w:color="000000" w:space="0" w:sz="6" w:val="single"/>
-              <w:left w:color="000000" w:space="0" w:sz="6" w:val="single"/>
-              <w:bottom w:color="000000" w:space="0" w:sz="6" w:val="single"/>
-              <w:right w:color="000000" w:space="0" w:sz="6" w:val="single"/>
-            </w:tcBorders>
-            <w:tcMar>
-              <w:top w:w="100.0" w:type="dxa"/>
-              <w:left w:w="100.0" w:type="dxa"/>
-              <w:bottom w:w="100.0" w:type="dxa"/>
-              <w:right w:w="100.0" w:type="dxa"/>
-            </w:tcMar>
-            <w:vAlign w:val="top"/>
-          </w:tcPr>
-          <w:p>
-            <w:pPr>
-              <w:pBdr>
-                <w:top w:color="auto" w:space="0" w:sz="0" w:val="none"/>
-                <w:left w:color="auto" w:space="0" w:sz="0" w:val="none"/>
-                <w:bottom w:color="auto" w:space="0" w:sz="0" w:val="none"/>
-                <w:right w:color="auto" w:space="0" w:sz="0" w:val="none"/>
-                <w:between w:color="auto" w:space="0" w:sz="0" w:val="none"/>
-              </w:pBdr>
-              <w:shd w:fill="ffffff" w:val="clear"/>
-              <w:spacing w:after="480" w:lineRule="auto"/>
-              <w:jc w:val="both"/>
-              <w:rPr>
-                <w:rFonts w:ascii="Times New Roman" w:cs="Times New Roman" w:eastAsia="Times New Roman" w:hAnsi="Times New Roman"/>
-                <w:sz w:val="24"/>
-                <w:szCs w:val="24"/>
-              </w:rPr>
-            </w:pPr>
-            <w:r>
-              <w:rPr>
-                <w:rFonts w:ascii="Times New Roman" w:cs="Times New Roman" w:eastAsia="Times New Roman" w:hAnsi="Times New Roman"/>
-                <w:sz w:val="24"/>
-                <w:szCs w:val="24"/>
-                <w:rtl w:val="0"/>
-              </w:rPr>
-              <w:t xml:space="preserve">Số lượng sinh viên hiện tại đang ở </w:t>
-            </w:r>
-          </w:p>
-        </w:tc>
-      </w:tr>
-      <w:tr>
-        <w:trPr>
-          <w:cantSplit w:val="0"/>
-          <w:trHeight w:val="867.6416015625" w:hRule="atLeast"/>
-          <w:tblHeader w:val="0"/>
-        </w:trPr>
-        <w:tc>
-          <w:tcPr>
-            <w:vAlign w:val="top"/>
-          </w:tcPr>
-          <w:p>
-            <w:pPr>
-              <w:pBdr>
-                <w:top w:color="auto" w:space="0" w:sz="0" w:val="none"/>
-                <w:left w:color="auto" w:space="0" w:sz="0" w:val="none"/>
-                <w:bottom w:color="auto" w:space="0" w:sz="0" w:val="none"/>
-                <w:right w:color="auto" w:space="0" w:sz="0" w:val="none"/>
-                <w:between w:color="auto" w:space="0" w:sz="0" w:val="none"/>
-              </w:pBdr>
-              <w:shd w:fill="ffffff" w:val="clear"/>
-              <w:spacing w:after="480" w:lineRule="auto"/>
-              <w:jc w:val="both"/>
-              <w:rPr>
-                <w:rFonts w:ascii="Times New Roman" w:cs="Times New Roman" w:eastAsia="Times New Roman" w:hAnsi="Times New Roman"/>
-                <w:b w:val="1"/>
-                <w:bCs w:val="1"/>
-                <w:color w:val="1f1f1f"/>
-                <w:sz w:val="26"/>
-                <w:szCs w:val="26"/>
-              </w:rPr>
-            </w:pPr>
-            <w:r>
-              <w:rPr>
-                <w:rFonts w:ascii="Times New Roman" w:cs="Times New Roman" w:eastAsia="Times New Roman" w:hAnsi="Times New Roman"/>
-                <w:b w:val="1"/>
-                <w:bCs w:val="1"/>
-                <w:color w:val="1f1f1f"/>
-                <w:sz w:val="26"/>
-                <w:szCs w:val="26"/>
-                <w:rtl w:val="0"/>
-              </w:rPr>
-              <w:t xml:space="preserve">gia_thue</w:t>
-            </w:r>
-          </w:p>
-        </w:tc>
-        <w:tc>
-          <w:tcPr>
-            <w:vAlign w:val="top"/>
-          </w:tcPr>
-          <w:p>
-            <w:pPr>
-              <w:pBdr>
-                <w:top w:color="auto" w:space="0" w:sz="0" w:val="none"/>
-                <w:left w:color="auto" w:space="0" w:sz="0" w:val="none"/>
-                <w:bottom w:color="auto" w:space="0" w:sz="0" w:val="none"/>
-                <w:right w:color="auto" w:space="0" w:sz="0" w:val="none"/>
-                <w:between w:color="auto" w:space="0" w:sz="0" w:val="none"/>
-              </w:pBdr>
-              <w:shd w:fill="ffffff" w:val="clear"/>
-              <w:spacing w:after="480" w:lineRule="auto"/>
-              <w:jc w:val="both"/>
-              <w:rPr>
-                <w:rFonts w:ascii="Times New Roman" w:cs="Times New Roman" w:eastAsia="Times New Roman" w:hAnsi="Times New Roman"/>
-                <w:color w:val="1f1f1f"/>
-                <w:sz w:val="26"/>
-                <w:szCs w:val="26"/>
-              </w:rPr>
-            </w:pPr>
-            <w:r>
-              <w:rPr>
-                <w:rFonts w:ascii="Times New Roman" w:cs="Times New Roman" w:eastAsia="Times New Roman" w:hAnsi="Times New Roman"/>
-                <w:color w:val="1f1f1f"/>
-                <w:sz w:val="26"/>
-                <w:szCs w:val="26"/>
-                <w:rtl w:val="0"/>
-              </w:rPr>
-              <w:t xml:space="preserve">FLOAT</w:t>
-            </w:r>
-          </w:p>
-        </w:tc>
-        <w:tc>
-          <w:tcPr>
-            <w:vAlign w:val="top"/>
-          </w:tcPr>
-          <w:p>
-            <w:pPr>
-              <w:pBdr>
-                <w:top w:color="auto" w:space="0" w:sz="0" w:val="none"/>
-                <w:left w:color="auto" w:space="0" w:sz="0" w:val="none"/>
-                <w:bottom w:color="auto" w:space="0" w:sz="0" w:val="none"/>
-                <w:right w:color="auto" w:space="0" w:sz="0" w:val="none"/>
-                <w:between w:color="auto" w:space="0" w:sz="0" w:val="none"/>
-              </w:pBdr>
-              <w:shd w:fill="ffffff" w:val="clear"/>
-              <w:spacing w:after="480" w:lineRule="auto"/>
-              <w:jc w:val="both"/>
-              <w:rPr>
-                <w:rFonts w:ascii="Times New Roman" w:cs="Times New Roman" w:eastAsia="Times New Roman" w:hAnsi="Times New Roman"/>
-                <w:color w:val="1f1f1f"/>
-                <w:sz w:val="26"/>
-                <w:szCs w:val="26"/>
-              </w:rPr>
-            </w:pPr>
-            <w:r>
-              <w:rPr>
-                <w:rFonts w:ascii="Times New Roman" w:cs="Times New Roman" w:eastAsia="Times New Roman" w:hAnsi="Times New Roman"/>
-                <w:color w:val="1f1f1f"/>
-                <w:sz w:val="26"/>
-                <w:szCs w:val="26"/>
-                <w:rtl w:val="0"/>
-              </w:rPr>
-              <w:t xml:space="preserve">NOT NULL</w:t>
-            </w:r>
-          </w:p>
-        </w:tc>
-        <w:tc>
-          <w:tcPr>
-            <w:tcBorders>
-              <w:top w:color="000000" w:space="0" w:sz="6" w:val="single"/>
-              <w:left w:color="000000" w:space="0" w:sz="6" w:val="single"/>
-              <w:bottom w:color="000000" w:space="0" w:sz="6" w:val="single"/>
-              <w:right w:color="000000" w:space="0" w:sz="6" w:val="single"/>
-            </w:tcBorders>
-            <w:tcMar>
-              <w:top w:w="100.0" w:type="dxa"/>
-              <w:left w:w="100.0" w:type="dxa"/>
-              <w:bottom w:w="100.0" w:type="dxa"/>
-              <w:right w:w="100.0" w:type="dxa"/>
-            </w:tcMar>
-            <w:vAlign w:val="top"/>
-          </w:tcPr>
-          <w:p>
-            <w:pPr>
-              <w:pBdr>
-                <w:top w:color="auto" w:space="0" w:sz="0" w:val="none"/>
-                <w:left w:color="auto" w:space="0" w:sz="0" w:val="none"/>
-                <w:bottom w:color="auto" w:space="0" w:sz="0" w:val="none"/>
-                <w:right w:color="auto" w:space="0" w:sz="0" w:val="none"/>
-                <w:between w:color="auto" w:space="0" w:sz="0" w:val="none"/>
-              </w:pBdr>
-              <w:shd w:fill="ffffff" w:val="clear"/>
-              <w:spacing w:after="480" w:lineRule="auto"/>
-              <w:jc w:val="both"/>
-              <w:rPr>
-                <w:rFonts w:ascii="Times New Roman" w:cs="Times New Roman" w:eastAsia="Times New Roman" w:hAnsi="Times New Roman"/>
-                <w:sz w:val="24"/>
-                <w:szCs w:val="24"/>
-              </w:rPr>
-            </w:pPr>
-            <w:r>
-              <w:rPr>
-                <w:rFonts w:ascii="Times New Roman" w:cs="Times New Roman" w:eastAsia="Times New Roman" w:hAnsi="Times New Roman"/>
-                <w:sz w:val="24"/>
-                <w:szCs w:val="24"/>
-                <w:rtl w:val="0"/>
-              </w:rPr>
-              <w:t xml:space="preserve">Giá thuê phòng cố định theo tháng </w:t>
-            </w:r>
-          </w:p>
-        </w:tc>
-      </w:tr>
-      <w:tr>
-        <w:trPr>
-          <w:cantSplit w:val="0"/>
-          <w:trHeight w:val="934.74609375" w:hRule="atLeast"/>
-          <w:tblHeader w:val="0"/>
-        </w:trPr>
-        <w:tc>
-          <w:tcPr>
-            <w:vAlign w:val="top"/>
-          </w:tcPr>
-          <w:p>
-            <w:pPr>
-              <w:pBdr>
-                <w:top w:color="auto" w:space="0" w:sz="0" w:val="none"/>
-                <w:left w:color="auto" w:space="0" w:sz="0" w:val="none"/>
-                <w:bottom w:color="auto" w:space="0" w:sz="0" w:val="none"/>
-                <w:right w:color="auto" w:space="0" w:sz="0" w:val="none"/>
-                <w:between w:color="auto" w:space="0" w:sz="0" w:val="none"/>
-              </w:pBdr>
-              <w:shd w:fill="ffffff" w:val="clear"/>
-              <w:spacing w:after="480" w:lineRule="auto"/>
-              <w:jc w:val="both"/>
-              <w:rPr>
-                <w:rFonts w:ascii="Times New Roman" w:cs="Times New Roman" w:eastAsia="Times New Roman" w:hAnsi="Times New Roman"/>
-                <w:b w:val="1"/>
-                <w:bCs w:val="1"/>
-                <w:color w:val="1f1f1f"/>
-                <w:sz w:val="26"/>
-                <w:szCs w:val="26"/>
-              </w:rPr>
-            </w:pPr>
-            <w:r>
-              <w:rPr>
-                <w:rFonts w:ascii="Times New Roman" w:cs="Times New Roman" w:eastAsia="Times New Roman" w:hAnsi="Times New Roman"/>
-                <w:b w:val="1"/>
-                <w:bCs w:val="1"/>
-                <w:color w:val="1f1f1f"/>
-                <w:sz w:val="26"/>
-                <w:szCs w:val="26"/>
-                <w:rtl w:val="0"/>
-              </w:rPr>
-              <w:t xml:space="preserve">trang_thai</w:t>
-            </w:r>
-          </w:p>
-        </w:tc>
-        <w:tc>
-          <w:tcPr>
-            <w:vAlign w:val="top"/>
-          </w:tcPr>
-          <w:p>
-            <w:pPr>
-              <w:pBdr>
-                <w:top w:color="auto" w:space="0" w:sz="0" w:val="none"/>
-                <w:left w:color="auto" w:space="0" w:sz="0" w:val="none"/>
-                <w:bottom w:color="auto" w:space="0" w:sz="0" w:val="none"/>
-                <w:right w:color="auto" w:space="0" w:sz="0" w:val="none"/>
-                <w:between w:color="auto" w:space="0" w:sz="0" w:val="none"/>
-              </w:pBdr>
-              <w:shd w:fill="ffffff" w:val="clear"/>
-              <w:spacing w:after="480" w:lineRule="auto"/>
-              <w:jc w:val="both"/>
-              <w:rPr>
-                <w:rFonts w:ascii="Times New Roman" w:cs="Times New Roman" w:eastAsia="Times New Roman" w:hAnsi="Times New Roman"/>
-                <w:color w:val="1f1f1f"/>
-                <w:sz w:val="26"/>
-                <w:szCs w:val="26"/>
-              </w:rPr>
-            </w:pPr>
-            <w:r>
-              <w:rPr>
-                <w:rFonts w:ascii="Times New Roman" w:cs="Times New Roman" w:eastAsia="Times New Roman" w:hAnsi="Times New Roman"/>
-                <w:color w:val="1f1f1f"/>
-                <w:sz w:val="26"/>
-                <w:szCs w:val="26"/>
-                <w:rtl w:val="0"/>
-              </w:rPr>
-              <w:t xml:space="preserve">VARCHAR(50)</w:t>
-            </w:r>
-          </w:p>
-        </w:tc>
-        <w:tc>
-          <w:tcPr>
-            <w:vAlign w:val="top"/>
-          </w:tcPr>
-          <w:p>
-            <w:pPr>
-              <w:pBdr>
-                <w:top w:color="auto" w:space="0" w:sz="0" w:val="none"/>
-                <w:left w:color="auto" w:space="0" w:sz="0" w:val="none"/>
-                <w:bottom w:color="auto" w:space="0" w:sz="0" w:val="none"/>
-                <w:right w:color="auto" w:space="0" w:sz="0" w:val="none"/>
-                <w:between w:color="auto" w:space="0" w:sz="0" w:val="none"/>
-              </w:pBdr>
-              <w:shd w:fill="ffffff" w:val="clear"/>
-              <w:spacing w:after="480" w:lineRule="auto"/>
-              <w:jc w:val="both"/>
-              <w:rPr>
-                <w:rFonts w:ascii="Times New Roman" w:cs="Times New Roman" w:eastAsia="Times New Roman" w:hAnsi="Times New Roman"/>
-                <w:color w:val="1f1f1f"/>
-                <w:sz w:val="26"/>
-                <w:szCs w:val="26"/>
-              </w:rPr>
-            </w:pPr>
-            <w:r>
-              <w:rPr>
-                <w:rFonts w:ascii="Times New Roman" w:cs="Times New Roman" w:eastAsia="Times New Roman" w:hAnsi="Times New Roman"/>
-                <w:color w:val="1f1f1f"/>
-                <w:sz w:val="26"/>
-                <w:szCs w:val="26"/>
-                <w:rtl w:val="0"/>
-              </w:rPr>
-              <w:t xml:space="preserve">DEFAULT ‘Còn trống’</w:t>
-            </w:r>
-          </w:p>
-        </w:tc>
-        <w:tc>
-          <w:tcPr>
-            <w:tcBorders>
-              <w:top w:color="000000" w:space="0" w:sz="6" w:val="single"/>
-              <w:left w:color="000000" w:space="0" w:sz="6" w:val="single"/>
-              <w:bottom w:color="000000" w:space="0" w:sz="6" w:val="single"/>
-              <w:right w:color="000000" w:space="0" w:sz="6" w:val="single"/>
-            </w:tcBorders>
-            <w:tcMar>
-              <w:top w:w="100.0" w:type="dxa"/>
-              <w:left w:w="100.0" w:type="dxa"/>
-              <w:bottom w:w="100.0" w:type="dxa"/>
-              <w:right w:w="100.0" w:type="dxa"/>
-            </w:tcMar>
-            <w:vAlign w:val="top"/>
-          </w:tcPr>
-          <w:p>
-            <w:pPr>
-              <w:pBdr>
-                <w:top w:color="auto" w:space="0" w:sz="0" w:val="none"/>
-                <w:left w:color="auto" w:space="0" w:sz="0" w:val="none"/>
-                <w:bottom w:color="auto" w:space="0" w:sz="0" w:val="none"/>
-                <w:right w:color="auto" w:space="0" w:sz="0" w:val="none"/>
-                <w:between w:color="auto" w:space="0" w:sz="0" w:val="none"/>
-              </w:pBdr>
-              <w:shd w:fill="ffffff" w:val="clear"/>
-              <w:spacing w:after="480" w:lineRule="auto"/>
-              <w:jc w:val="both"/>
-              <w:rPr>
-                <w:rFonts w:ascii="Times New Roman" w:cs="Times New Roman" w:eastAsia="Times New Roman" w:hAnsi="Times New Roman"/>
-                <w:sz w:val="24"/>
-                <w:szCs w:val="24"/>
-              </w:rPr>
-            </w:pPr>
-            <w:r>
-              <w:rPr>
-                <w:rFonts w:ascii="Times New Roman" w:cs="Times New Roman" w:eastAsia="Times New Roman" w:hAnsi="Times New Roman"/>
-                <w:sz w:val="24"/>
-                <w:szCs w:val="24"/>
-                <w:rtl w:val="0"/>
-              </w:rPr>
-              <w:t xml:space="preserve">Tình trạng sức chứa (Còn trống / Đã đầy) </w:t>
+              <w:t xml:space="preserve">Số tầng của tòa nhà</w:t>
             </w:r>
           </w:p>
         </w:tc>
@@ -4249,6 +4438,23 @@
       <w:pPr>
         <w:spacing w:line="240" w:lineRule="auto"/>
         <w:ind w:left="284" w:firstLine="0"/>
+        <w:jc w:val="both"/>
+        <w:rPr>
+          <w:rFonts w:ascii="Times New Roman" w:cs="Times New Roman" w:eastAsia="Times New Roman" w:hAnsi="Times New Roman"/>
+          <w:sz w:val="24"/>
+          <w:szCs w:val="24"/>
+        </w:rPr>
+      </w:pPr>
+      <w:r>
+        <w:rPr>
+          <w:rtl w:val="0"/>
+        </w:rPr>
+      </w:r>
+    </w:p>
+    <w:p>
+      <w:pPr>
+        <w:spacing w:line="240" w:lineRule="auto"/>
+        <w:ind w:left="0" w:firstLine="0"/>
         <w:jc w:val="both"/>
         <w:rPr>
           <w:rFonts w:ascii="Times New Roman" w:cs="Times New Roman" w:eastAsia="Times New Roman" w:hAnsi="Times New Roman"/>
@@ -4276,10 +4482,8 @@
         <w:jc w:val="center"/>
         <w:rPr>
           <w:rFonts w:ascii="Times New Roman" w:cs="Times New Roman" w:eastAsia="Times New Roman" w:hAnsi="Times New Roman"/>
-          <w:i w:val="1"/>
-          <w:iCs w:val="1"/>
-          <w:sz w:val="30"/>
-          <w:szCs w:val="30"/>
+          <w:sz w:val="26"/>
+          <w:szCs w:val="26"/>
         </w:rPr>
       </w:pPr>
       <w:r>
@@ -4291,7 +4495,16 @@
           <w:szCs w:val="30"/>
           <w:rtl w:val="0"/>
         </w:rPr>
-        <w:t xml:space="preserve">Bảng 4: Bảng sinh_vien (Hồ sơ cá nhân)</w:t>
+        <w:t xml:space="preserve">Bảng 3: Bảng phong (Quản lý chi tiết phòng)</w:t>
+      </w:r>
+      <w:r>
+        <w:rPr>
+          <w:rFonts w:ascii="Times New Roman" w:cs="Times New Roman" w:eastAsia="Times New Roman" w:hAnsi="Times New Roman"/>
+          <w:sz w:val="26"/>
+          <w:szCs w:val="26"/>
+          <w:rtl w:val="0"/>
+        </w:rPr>
+        <w:t xml:space="preserve"> </w:t>
       </w:r>
     </w:p>
     <w:p>
@@ -4513,7 +4726,7 @@
                 <w:szCs w:val="26"/>
                 <w:rtl w:val="0"/>
               </w:rPr>
-              <w:t xml:space="preserve">msv</w:t>
+              <w:t xml:space="preserve">id_phong</w:t>
             </w:r>
             <w:r>
               <w:rPr>
@@ -4630,7 +4843,7 @@
                 <w:szCs w:val="26"/>
                 <w:rtl w:val="0"/>
               </w:rPr>
-              <w:t xml:space="preserve">Mã sinh viên (Định danh duy nhất)   </w:t>
+              <w:t xml:space="preserve">Mã định danh phòng (VD: P101-T1)  </w:t>
             </w:r>
             <w:r>
               <w:rPr>
@@ -4678,85 +4891,85 @@
                 <w:szCs w:val="26"/>
                 <w:rtl w:val="0"/>
               </w:rPr>
-              <w:t xml:space="preserve">ho_ten</w:t>
-            </w:r>
-            <w:r>
-              <w:rPr>
-                <w:rtl w:val="0"/>
-              </w:rPr>
-            </w:r>
-          </w:p>
-        </w:tc>
-        <w:tc>
-          <w:tcPr>
-            <w:vAlign w:val="top"/>
-          </w:tcPr>
-          <w:p>
-            <w:pPr>
-              <w:pBdr>
-                <w:top w:color="auto" w:space="0" w:sz="0" w:val="none"/>
-                <w:left w:color="auto" w:space="0" w:sz="0" w:val="none"/>
-                <w:bottom w:color="auto" w:space="0" w:sz="0" w:val="none"/>
-                <w:right w:color="auto" w:space="0" w:sz="0" w:val="none"/>
-                <w:between w:color="auto" w:space="0" w:sz="0" w:val="none"/>
-              </w:pBdr>
-              <w:shd w:fill="ffffff" w:val="clear"/>
-              <w:spacing w:after="480" w:lineRule="auto"/>
-              <w:jc w:val="both"/>
-              <w:rPr>
-                <w:rFonts w:ascii="Times New Roman" w:cs="Times New Roman" w:eastAsia="Times New Roman" w:hAnsi="Times New Roman"/>
-                <w:sz w:val="24"/>
-                <w:szCs w:val="24"/>
-              </w:rPr>
-            </w:pPr>
-            <w:r>
-              <w:rPr>
-                <w:rFonts w:ascii="Times New Roman" w:cs="Times New Roman" w:eastAsia="Times New Roman" w:hAnsi="Times New Roman"/>
-                <w:color w:val="1f1f1f"/>
-                <w:sz w:val="26"/>
-                <w:szCs w:val="26"/>
-                <w:rtl w:val="0"/>
-              </w:rPr>
-              <w:t xml:space="preserve">VARCHAR(100)</w:t>
-            </w:r>
-            <w:r>
-              <w:rPr>
-                <w:rtl w:val="0"/>
-              </w:rPr>
-            </w:r>
-          </w:p>
-        </w:tc>
-        <w:tc>
-          <w:tcPr>
-            <w:vAlign w:val="top"/>
-          </w:tcPr>
-          <w:p>
-            <w:pPr>
-              <w:pBdr>
-                <w:top w:color="auto" w:space="0" w:sz="0" w:val="none"/>
-                <w:left w:color="auto" w:space="0" w:sz="0" w:val="none"/>
-                <w:bottom w:color="auto" w:space="0" w:sz="0" w:val="none"/>
-                <w:right w:color="auto" w:space="0" w:sz="0" w:val="none"/>
-                <w:between w:color="auto" w:space="0" w:sz="0" w:val="none"/>
-              </w:pBdr>
-              <w:shd w:fill="ffffff" w:val="clear"/>
-              <w:spacing w:after="480" w:lineRule="auto"/>
-              <w:jc w:val="both"/>
-              <w:rPr>
-                <w:rFonts w:ascii="Times New Roman" w:cs="Times New Roman" w:eastAsia="Times New Roman" w:hAnsi="Times New Roman"/>
-                <w:sz w:val="24"/>
-                <w:szCs w:val="24"/>
-              </w:rPr>
-            </w:pPr>
-            <w:r>
-              <w:rPr>
-                <w:rFonts w:ascii="Times New Roman" w:cs="Times New Roman" w:eastAsia="Times New Roman" w:hAnsi="Times New Roman"/>
-                <w:color w:val="1f1f1f"/>
-                <w:sz w:val="26"/>
-                <w:szCs w:val="26"/>
-                <w:rtl w:val="0"/>
-              </w:rPr>
-              <w:t xml:space="preserve">NOT NULL</w:t>
+              <w:t xml:space="preserve">id_toa</w:t>
+            </w:r>
+            <w:r>
+              <w:rPr>
+                <w:rtl w:val="0"/>
+              </w:rPr>
+            </w:r>
+          </w:p>
+        </w:tc>
+        <w:tc>
+          <w:tcPr>
+            <w:vAlign w:val="top"/>
+          </w:tcPr>
+          <w:p>
+            <w:pPr>
+              <w:pBdr>
+                <w:top w:color="auto" w:space="0" w:sz="0" w:val="none"/>
+                <w:left w:color="auto" w:space="0" w:sz="0" w:val="none"/>
+                <w:bottom w:color="auto" w:space="0" w:sz="0" w:val="none"/>
+                <w:right w:color="auto" w:space="0" w:sz="0" w:val="none"/>
+                <w:between w:color="auto" w:space="0" w:sz="0" w:val="none"/>
+              </w:pBdr>
+              <w:shd w:fill="ffffff" w:val="clear"/>
+              <w:spacing w:after="480" w:lineRule="auto"/>
+              <w:jc w:val="both"/>
+              <w:rPr>
+                <w:rFonts w:ascii="Times New Roman" w:cs="Times New Roman" w:eastAsia="Times New Roman" w:hAnsi="Times New Roman"/>
+                <w:sz w:val="24"/>
+                <w:szCs w:val="24"/>
+              </w:rPr>
+            </w:pPr>
+            <w:r>
+              <w:rPr>
+                <w:rFonts w:ascii="Times New Roman" w:cs="Times New Roman" w:eastAsia="Times New Roman" w:hAnsi="Times New Roman"/>
+                <w:color w:val="1f1f1f"/>
+                <w:sz w:val="26"/>
+                <w:szCs w:val="26"/>
+                <w:rtl w:val="0"/>
+              </w:rPr>
+              <w:t xml:space="preserve">VARCHAR(10)</w:t>
+            </w:r>
+            <w:r>
+              <w:rPr>
+                <w:rtl w:val="0"/>
+              </w:rPr>
+            </w:r>
+          </w:p>
+        </w:tc>
+        <w:tc>
+          <w:tcPr>
+            <w:vAlign w:val="top"/>
+          </w:tcPr>
+          <w:p>
+            <w:pPr>
+              <w:pBdr>
+                <w:top w:color="auto" w:space="0" w:sz="0" w:val="none"/>
+                <w:left w:color="auto" w:space="0" w:sz="0" w:val="none"/>
+                <w:bottom w:color="auto" w:space="0" w:sz="0" w:val="none"/>
+                <w:right w:color="auto" w:space="0" w:sz="0" w:val="none"/>
+                <w:between w:color="auto" w:space="0" w:sz="0" w:val="none"/>
+              </w:pBdr>
+              <w:shd w:fill="ffffff" w:val="clear"/>
+              <w:spacing w:after="480" w:lineRule="auto"/>
+              <w:jc w:val="both"/>
+              <w:rPr>
+                <w:rFonts w:ascii="Times New Roman" w:cs="Times New Roman" w:eastAsia="Times New Roman" w:hAnsi="Times New Roman"/>
+                <w:sz w:val="24"/>
+                <w:szCs w:val="24"/>
+              </w:rPr>
+            </w:pPr>
+            <w:r>
+              <w:rPr>
+                <w:rFonts w:ascii="Times New Roman" w:cs="Times New Roman" w:eastAsia="Times New Roman" w:hAnsi="Times New Roman"/>
+                <w:color w:val="1f1f1f"/>
+                <w:sz w:val="26"/>
+                <w:szCs w:val="26"/>
+                <w:rtl w:val="0"/>
+              </w:rPr>
+              <w:t xml:space="preserve">FK</w:t>
             </w:r>
             <w:r>
               <w:rPr>
@@ -4797,7 +5010,19 @@
                 <w:szCs w:val="26"/>
                 <w:rtl w:val="0"/>
               </w:rPr>
-              <w:t xml:space="preserve">Họ và tên đầy đủ </w:t>
+              <w:t xml:space="preserve">Trỏ tới bảng </w:t>
+            </w:r>
+            <w:r>
+              <w:rPr>
+                <w:rFonts w:ascii="Times New Roman" w:cs="Times New Roman" w:eastAsia="Times New Roman" w:hAnsi="Times New Roman"/>
+                <w:b w:val="1"/>
+                <w:bCs w:val="1"/>
+                <w:color w:val="1f1f1f"/>
+                <w:sz w:val="26"/>
+                <w:szCs w:val="26"/>
+                <w:rtl w:val="0"/>
+              </w:rPr>
+              <w:t xml:space="preserve">toa_nha</w:t>
             </w:r>
             <w:r>
               <w:rPr>
@@ -4845,76 +5070,86 @@
                 <w:szCs w:val="26"/>
                 <w:rtl w:val="0"/>
               </w:rPr>
-              <w:t xml:space="preserve">ngay_sinh</w:t>
-            </w:r>
-            <w:r>
-              <w:rPr>
-                <w:rtl w:val="0"/>
-              </w:rPr>
-            </w:r>
-          </w:p>
-        </w:tc>
-        <w:tc>
-          <w:tcPr>
-            <w:vAlign w:val="top"/>
-          </w:tcPr>
-          <w:p>
-            <w:pPr>
-              <w:pBdr>
-                <w:top w:color="auto" w:space="0" w:sz="0" w:val="none"/>
-                <w:left w:color="auto" w:space="0" w:sz="0" w:val="none"/>
-                <w:bottom w:color="auto" w:space="0" w:sz="0" w:val="none"/>
-                <w:right w:color="auto" w:space="0" w:sz="0" w:val="none"/>
-                <w:between w:color="auto" w:space="0" w:sz="0" w:val="none"/>
-              </w:pBdr>
-              <w:shd w:fill="ffffff" w:val="clear"/>
-              <w:spacing w:after="480" w:lineRule="auto"/>
-              <w:jc w:val="both"/>
-              <w:rPr>
-                <w:rFonts w:ascii="Times New Roman" w:cs="Times New Roman" w:eastAsia="Times New Roman" w:hAnsi="Times New Roman"/>
-                <w:sz w:val="24"/>
-                <w:szCs w:val="24"/>
-              </w:rPr>
-            </w:pPr>
-            <w:r>
-              <w:rPr>
-                <w:rFonts w:ascii="Times New Roman" w:cs="Times New Roman" w:eastAsia="Times New Roman" w:hAnsi="Times New Roman"/>
-                <w:color w:val="1f1f1f"/>
-                <w:sz w:val="26"/>
-                <w:szCs w:val="26"/>
-                <w:rtl w:val="0"/>
-              </w:rPr>
-              <w:t xml:space="preserve">DATE</w:t>
-            </w:r>
-            <w:r>
-              <w:rPr>
-                <w:rtl w:val="0"/>
-              </w:rPr>
-            </w:r>
-          </w:p>
-        </w:tc>
-        <w:tc>
-          <w:tcPr>
-            <w:vAlign w:val="top"/>
-          </w:tcPr>
-          <w:p>
-            <w:pPr>
-              <w:pBdr>
-                <w:top w:color="auto" w:space="0" w:sz="0" w:val="none"/>
-                <w:left w:color="auto" w:space="0" w:sz="0" w:val="none"/>
-                <w:bottom w:color="auto" w:space="0" w:sz="0" w:val="none"/>
-                <w:right w:color="auto" w:space="0" w:sz="0" w:val="none"/>
-                <w:between w:color="auto" w:space="0" w:sz="0" w:val="none"/>
-              </w:pBdr>
-              <w:shd w:fill="ffffff" w:val="clear"/>
-              <w:spacing w:after="480" w:lineRule="auto"/>
-              <w:jc w:val="both"/>
-              <w:rPr>
-                <w:rFonts w:ascii="Times New Roman" w:cs="Times New Roman" w:eastAsia="Times New Roman" w:hAnsi="Times New Roman"/>
-                <w:sz w:val="24"/>
-                <w:szCs w:val="24"/>
-              </w:rPr>
-            </w:pPr>
+              <w:t xml:space="preserve">ten_phong</w:t>
+            </w:r>
+            <w:r>
+              <w:rPr>
+                <w:rtl w:val="0"/>
+              </w:rPr>
+            </w:r>
+          </w:p>
+        </w:tc>
+        <w:tc>
+          <w:tcPr>
+            <w:vAlign w:val="top"/>
+          </w:tcPr>
+          <w:p>
+            <w:pPr>
+              <w:pBdr>
+                <w:top w:color="auto" w:space="0" w:sz="0" w:val="none"/>
+                <w:left w:color="auto" w:space="0" w:sz="0" w:val="none"/>
+                <w:bottom w:color="auto" w:space="0" w:sz="0" w:val="none"/>
+                <w:right w:color="auto" w:space="0" w:sz="0" w:val="none"/>
+                <w:between w:color="auto" w:space="0" w:sz="0" w:val="none"/>
+              </w:pBdr>
+              <w:shd w:fill="ffffff" w:val="clear"/>
+              <w:spacing w:after="480" w:lineRule="auto"/>
+              <w:jc w:val="both"/>
+              <w:rPr>
+                <w:rFonts w:ascii="Times New Roman" w:cs="Times New Roman" w:eastAsia="Times New Roman" w:hAnsi="Times New Roman"/>
+                <w:sz w:val="24"/>
+                <w:szCs w:val="24"/>
+              </w:rPr>
+            </w:pPr>
+            <w:r>
+              <w:rPr>
+                <w:rFonts w:ascii="Times New Roman" w:cs="Times New Roman" w:eastAsia="Times New Roman" w:hAnsi="Times New Roman"/>
+                <w:color w:val="1f1f1f"/>
+                <w:sz w:val="26"/>
+                <w:szCs w:val="26"/>
+                <w:rtl w:val="0"/>
+              </w:rPr>
+              <w:t xml:space="preserve">VARCHAR(50)</w:t>
+            </w:r>
+            <w:r>
+              <w:rPr>
+                <w:rtl w:val="0"/>
+              </w:rPr>
+            </w:r>
+          </w:p>
+        </w:tc>
+        <w:tc>
+          <w:tcPr>
+            <w:vAlign w:val="top"/>
+          </w:tcPr>
+          <w:p>
+            <w:pPr>
+              <w:pBdr>
+                <w:top w:color="auto" w:space="0" w:sz="0" w:val="none"/>
+                <w:left w:color="auto" w:space="0" w:sz="0" w:val="none"/>
+                <w:bottom w:color="auto" w:space="0" w:sz="0" w:val="none"/>
+                <w:right w:color="auto" w:space="0" w:sz="0" w:val="none"/>
+                <w:between w:color="auto" w:space="0" w:sz="0" w:val="none"/>
+              </w:pBdr>
+              <w:shd w:fill="ffffff" w:val="clear"/>
+              <w:spacing w:after="480" w:lineRule="auto"/>
+              <w:jc w:val="both"/>
+              <w:rPr>
+                <w:rFonts w:ascii="Times New Roman" w:cs="Times New Roman" w:eastAsia="Times New Roman" w:hAnsi="Times New Roman"/>
+                <w:sz w:val="24"/>
+                <w:szCs w:val="24"/>
+              </w:rPr>
+            </w:pPr>
+            <w:r>
+              <w:rPr>
+                <w:rFonts w:ascii="Times New Roman" w:cs="Times New Roman" w:eastAsia="Times New Roman" w:hAnsi="Times New Roman"/>
+                <w:color w:val="1f1f1f"/>
+                <w:sz w:val="26"/>
+                <w:szCs w:val="26"/>
+                <w:rtl w:val="0"/>
+              </w:rPr>
+              <w:t xml:space="preserve">NOT NULL</w:t>
+            </w:r>
             <w:r>
               <w:rPr>
                 <w:rtl w:val="0"/>
@@ -4963,7 +5198,7 @@
                 <w:szCs w:val="24"/>
                 <w:rtl w:val="0"/>
               </w:rPr>
-              <w:t xml:space="preserve">Ngày tháng năm sinh </w:t>
+              <w:t xml:space="preserve">Tên phòng thực tế (VD: Phòng 101) </w:t>
             </w:r>
           </w:p>
         </w:tc>
@@ -5009,42 +5244,42 @@
                 <w:szCs w:val="26"/>
                 <w:rtl w:val="0"/>
               </w:rPr>
-              <w:t xml:space="preserve">gioi_tinh</w:t>
-            </w:r>
-          </w:p>
-        </w:tc>
-        <w:tc>
-          <w:tcPr>
-            <w:vAlign w:val="top"/>
-          </w:tcPr>
-          <w:p>
-            <w:pPr>
-              <w:pBdr>
-                <w:top w:color="auto" w:space="0" w:sz="0" w:val="none"/>
-                <w:left w:color="auto" w:space="0" w:sz="0" w:val="none"/>
-                <w:bottom w:color="auto" w:space="0" w:sz="0" w:val="none"/>
-                <w:right w:color="auto" w:space="0" w:sz="0" w:val="none"/>
-                <w:between w:color="auto" w:space="0" w:sz="0" w:val="none"/>
-              </w:pBdr>
-              <w:shd w:fill="ffffff" w:val="clear"/>
-              <w:spacing w:after="480" w:lineRule="auto"/>
-              <w:jc w:val="both"/>
-              <w:rPr>
-                <w:rFonts w:ascii="Times New Roman" w:cs="Times New Roman" w:eastAsia="Times New Roman" w:hAnsi="Times New Roman"/>
-                <w:color w:val="1f1f1f"/>
-                <w:sz w:val="26"/>
-                <w:szCs w:val="26"/>
-              </w:rPr>
-            </w:pPr>
-            <w:r>
-              <w:rPr>
-                <w:rFonts w:ascii="Times New Roman" w:cs="Times New Roman" w:eastAsia="Times New Roman" w:hAnsi="Times New Roman"/>
-                <w:color w:val="1f1f1f"/>
-                <w:sz w:val="26"/>
-                <w:szCs w:val="26"/>
-                <w:rtl w:val="0"/>
-              </w:rPr>
-              <w:t xml:space="preserve">VARCHAR(10)</w:t>
+              <w:t xml:space="preserve">loai_phong</w:t>
+            </w:r>
+          </w:p>
+        </w:tc>
+        <w:tc>
+          <w:tcPr>
+            <w:vAlign w:val="top"/>
+          </w:tcPr>
+          <w:p>
+            <w:pPr>
+              <w:pBdr>
+                <w:top w:color="auto" w:space="0" w:sz="0" w:val="none"/>
+                <w:left w:color="auto" w:space="0" w:sz="0" w:val="none"/>
+                <w:bottom w:color="auto" w:space="0" w:sz="0" w:val="none"/>
+                <w:right w:color="auto" w:space="0" w:sz="0" w:val="none"/>
+                <w:between w:color="auto" w:space="0" w:sz="0" w:val="none"/>
+              </w:pBdr>
+              <w:shd w:fill="ffffff" w:val="clear"/>
+              <w:spacing w:after="480" w:lineRule="auto"/>
+              <w:jc w:val="both"/>
+              <w:rPr>
+                <w:rFonts w:ascii="Times New Roman" w:cs="Times New Roman" w:eastAsia="Times New Roman" w:hAnsi="Times New Roman"/>
+                <w:color w:val="1f1f1f"/>
+                <w:sz w:val="26"/>
+                <w:szCs w:val="26"/>
+              </w:rPr>
+            </w:pPr>
+            <w:r>
+              <w:rPr>
+                <w:rFonts w:ascii="Times New Roman" w:cs="Times New Roman" w:eastAsia="Times New Roman" w:hAnsi="Times New Roman"/>
+                <w:color w:val="1f1f1f"/>
+                <w:sz w:val="26"/>
+                <w:szCs w:val="26"/>
+                <w:rtl w:val="0"/>
+              </w:rPr>
+              <w:t xml:space="preserve">VARCHAR(50)</w:t>
             </w:r>
           </w:p>
         </w:tc>
@@ -5119,7 +5354,7 @@
                 <w:szCs w:val="24"/>
                 <w:rtl w:val="0"/>
               </w:rPr>
-              <w:t xml:space="preserve">Nam / Nữ / Khác </w:t>
+              <w:t xml:space="preserve">Loại phòng 4 người hoặc 6 người </w:t>
             </w:r>
           </w:p>
         </w:tc>
@@ -5165,72 +5400,77 @@
                 <w:szCs w:val="26"/>
                 <w:rtl w:val="0"/>
               </w:rPr>
-              <w:t xml:space="preserve">sdt</w:t>
-            </w:r>
-          </w:p>
-        </w:tc>
-        <w:tc>
-          <w:tcPr>
-            <w:vAlign w:val="top"/>
-          </w:tcPr>
-          <w:p>
-            <w:pPr>
-              <w:pBdr>
-                <w:top w:color="auto" w:space="0" w:sz="0" w:val="none"/>
-                <w:left w:color="auto" w:space="0" w:sz="0" w:val="none"/>
-                <w:bottom w:color="auto" w:space="0" w:sz="0" w:val="none"/>
-                <w:right w:color="auto" w:space="0" w:sz="0" w:val="none"/>
-                <w:between w:color="auto" w:space="0" w:sz="0" w:val="none"/>
-              </w:pBdr>
-              <w:shd w:fill="ffffff" w:val="clear"/>
-              <w:spacing w:after="480" w:lineRule="auto"/>
-              <w:jc w:val="both"/>
-              <w:rPr>
-                <w:rFonts w:ascii="Times New Roman" w:cs="Times New Roman" w:eastAsia="Times New Roman" w:hAnsi="Times New Roman"/>
-                <w:color w:val="1f1f1f"/>
-                <w:sz w:val="26"/>
-                <w:szCs w:val="26"/>
-              </w:rPr>
-            </w:pPr>
-            <w:r>
-              <w:rPr>
-                <w:rFonts w:ascii="Times New Roman" w:cs="Times New Roman" w:eastAsia="Times New Roman" w:hAnsi="Times New Roman"/>
-                <w:color w:val="1f1f1f"/>
-                <w:sz w:val="26"/>
-                <w:szCs w:val="26"/>
-                <w:rtl w:val="0"/>
-              </w:rPr>
-              <w:t xml:space="preserve">VARCHAR(20) </w:t>
-            </w:r>
-          </w:p>
-        </w:tc>
-        <w:tc>
-          <w:tcPr>
-            <w:vAlign w:val="top"/>
-          </w:tcPr>
-          <w:p>
-            <w:pPr>
-              <w:pBdr>
-                <w:top w:color="auto" w:space="0" w:sz="0" w:val="none"/>
-                <w:left w:color="auto" w:space="0" w:sz="0" w:val="none"/>
-                <w:bottom w:color="auto" w:space="0" w:sz="0" w:val="none"/>
-                <w:right w:color="auto" w:space="0" w:sz="0" w:val="none"/>
-                <w:between w:color="auto" w:space="0" w:sz="0" w:val="none"/>
-              </w:pBdr>
-              <w:shd w:fill="ffffff" w:val="clear"/>
-              <w:spacing w:after="480" w:lineRule="auto"/>
-              <w:jc w:val="both"/>
-              <w:rPr>
-                <w:rFonts w:ascii="Times New Roman" w:cs="Times New Roman" w:eastAsia="Times New Roman" w:hAnsi="Times New Roman"/>
-                <w:color w:val="1f1f1f"/>
-                <w:sz w:val="26"/>
-                <w:szCs w:val="26"/>
-              </w:rPr>
-            </w:pPr>
-            <w:r>
-              <w:rPr>
-                <w:rtl w:val="0"/>
-              </w:rPr>
+              <w:t xml:space="preserve">suc_chua</w:t>
+            </w:r>
+          </w:p>
+        </w:tc>
+        <w:tc>
+          <w:tcPr>
+            <w:vAlign w:val="top"/>
+          </w:tcPr>
+          <w:p>
+            <w:pPr>
+              <w:pBdr>
+                <w:top w:color="auto" w:space="0" w:sz="0" w:val="none"/>
+                <w:left w:color="auto" w:space="0" w:sz="0" w:val="none"/>
+                <w:bottom w:color="auto" w:space="0" w:sz="0" w:val="none"/>
+                <w:right w:color="auto" w:space="0" w:sz="0" w:val="none"/>
+                <w:between w:color="auto" w:space="0" w:sz="0" w:val="none"/>
+              </w:pBdr>
+              <w:shd w:fill="ffffff" w:val="clear"/>
+              <w:spacing w:after="480" w:lineRule="auto"/>
+              <w:jc w:val="both"/>
+              <w:rPr>
+                <w:rFonts w:ascii="Times New Roman" w:cs="Times New Roman" w:eastAsia="Times New Roman" w:hAnsi="Times New Roman"/>
+                <w:color w:val="1f1f1f"/>
+                <w:sz w:val="26"/>
+                <w:szCs w:val="26"/>
+              </w:rPr>
+            </w:pPr>
+            <w:r>
+              <w:rPr>
+                <w:rFonts w:ascii="Times New Roman" w:cs="Times New Roman" w:eastAsia="Times New Roman" w:hAnsi="Times New Roman"/>
+                <w:color w:val="1f1f1f"/>
+                <w:sz w:val="26"/>
+                <w:szCs w:val="26"/>
+                <w:rtl w:val="0"/>
+              </w:rPr>
+              <w:t xml:space="preserve">INT</w:t>
+            </w:r>
+          </w:p>
+        </w:tc>
+        <w:tc>
+          <w:tcPr>
+            <w:vAlign w:val="top"/>
+          </w:tcPr>
+          <w:p>
+            <w:pPr>
+              <w:pBdr>
+                <w:top w:color="auto" w:space="0" w:sz="0" w:val="none"/>
+                <w:left w:color="auto" w:space="0" w:sz="0" w:val="none"/>
+                <w:bottom w:color="auto" w:space="0" w:sz="0" w:val="none"/>
+                <w:right w:color="auto" w:space="0" w:sz="0" w:val="none"/>
+                <w:between w:color="auto" w:space="0" w:sz="0" w:val="none"/>
+              </w:pBdr>
+              <w:shd w:fill="ffffff" w:val="clear"/>
+              <w:spacing w:after="480" w:lineRule="auto"/>
+              <w:jc w:val="both"/>
+              <w:rPr>
+                <w:rFonts w:ascii="Times New Roman" w:cs="Times New Roman" w:eastAsia="Times New Roman" w:hAnsi="Times New Roman"/>
+                <w:color w:val="1f1f1f"/>
+                <w:sz w:val="26"/>
+                <w:szCs w:val="26"/>
+              </w:rPr>
+            </w:pPr>
+            <w:r>
+              <w:rPr>
+                <w:rFonts w:ascii="Times New Roman" w:cs="Times New Roman" w:eastAsia="Times New Roman" w:hAnsi="Times New Roman"/>
+                <w:color w:val="1f1f1f"/>
+                <w:sz w:val="26"/>
+                <w:szCs w:val="26"/>
+                <w:rtl w:val="0"/>
+              </w:rPr>
+              <w:t xml:space="preserve">NOT NULL</w:t>
             </w:r>
           </w:p>
         </w:tc>
@@ -5275,7 +5515,7 @@
                 <w:szCs w:val="24"/>
                 <w:rtl w:val="0"/>
               </w:rPr>
-              <w:t xml:space="preserve">Số điện thoại cá nhân  </w:t>
+              <w:t xml:space="preserve">Sức chứa tối đa của phòng </w:t>
             </w:r>
           </w:p>
         </w:tc>
@@ -5321,72 +5561,77 @@
                 <w:szCs w:val="26"/>
                 <w:rtl w:val="0"/>
               </w:rPr>
-              <w:t xml:space="preserve">que_quan</w:t>
-            </w:r>
-          </w:p>
-        </w:tc>
-        <w:tc>
-          <w:tcPr>
-            <w:vAlign w:val="top"/>
-          </w:tcPr>
-          <w:p>
-            <w:pPr>
-              <w:pBdr>
-                <w:top w:color="auto" w:space="0" w:sz="0" w:val="none"/>
-                <w:left w:color="auto" w:space="0" w:sz="0" w:val="none"/>
-                <w:bottom w:color="auto" w:space="0" w:sz="0" w:val="none"/>
-                <w:right w:color="auto" w:space="0" w:sz="0" w:val="none"/>
-                <w:between w:color="auto" w:space="0" w:sz="0" w:val="none"/>
-              </w:pBdr>
-              <w:shd w:fill="ffffff" w:val="clear"/>
-              <w:spacing w:after="480" w:lineRule="auto"/>
-              <w:jc w:val="both"/>
-              <w:rPr>
-                <w:rFonts w:ascii="Times New Roman" w:cs="Times New Roman" w:eastAsia="Times New Roman" w:hAnsi="Times New Roman"/>
-                <w:color w:val="1f1f1f"/>
-                <w:sz w:val="26"/>
-                <w:szCs w:val="26"/>
-              </w:rPr>
-            </w:pPr>
-            <w:r>
-              <w:rPr>
-                <w:rFonts w:ascii="Times New Roman" w:cs="Times New Roman" w:eastAsia="Times New Roman" w:hAnsi="Times New Roman"/>
-                <w:color w:val="1f1f1f"/>
-                <w:sz w:val="26"/>
-                <w:szCs w:val="26"/>
-                <w:rtl w:val="0"/>
-              </w:rPr>
-              <w:t xml:space="preserve">VARCHAR(255) </w:t>
-            </w:r>
-          </w:p>
-        </w:tc>
-        <w:tc>
-          <w:tcPr>
-            <w:vAlign w:val="top"/>
-          </w:tcPr>
-          <w:p>
-            <w:pPr>
-              <w:pBdr>
-                <w:top w:color="auto" w:space="0" w:sz="0" w:val="none"/>
-                <w:left w:color="auto" w:space="0" w:sz="0" w:val="none"/>
-                <w:bottom w:color="auto" w:space="0" w:sz="0" w:val="none"/>
-                <w:right w:color="auto" w:space="0" w:sz="0" w:val="none"/>
-                <w:between w:color="auto" w:space="0" w:sz="0" w:val="none"/>
-              </w:pBdr>
-              <w:shd w:fill="ffffff" w:val="clear"/>
-              <w:spacing w:after="480" w:lineRule="auto"/>
-              <w:jc w:val="both"/>
-              <w:rPr>
-                <w:rFonts w:ascii="Times New Roman" w:cs="Times New Roman" w:eastAsia="Times New Roman" w:hAnsi="Times New Roman"/>
-                <w:color w:val="1f1f1f"/>
-                <w:sz w:val="26"/>
-                <w:szCs w:val="26"/>
-              </w:rPr>
-            </w:pPr>
-            <w:r>
-              <w:rPr>
-                <w:rtl w:val="0"/>
-              </w:rPr>
+              <w:t xml:space="preserve">dang_o</w:t>
+            </w:r>
+          </w:p>
+        </w:tc>
+        <w:tc>
+          <w:tcPr>
+            <w:vAlign w:val="top"/>
+          </w:tcPr>
+          <w:p>
+            <w:pPr>
+              <w:pBdr>
+                <w:top w:color="auto" w:space="0" w:sz="0" w:val="none"/>
+                <w:left w:color="auto" w:space="0" w:sz="0" w:val="none"/>
+                <w:bottom w:color="auto" w:space="0" w:sz="0" w:val="none"/>
+                <w:right w:color="auto" w:space="0" w:sz="0" w:val="none"/>
+                <w:between w:color="auto" w:space="0" w:sz="0" w:val="none"/>
+              </w:pBdr>
+              <w:shd w:fill="ffffff" w:val="clear"/>
+              <w:spacing w:after="480" w:lineRule="auto"/>
+              <w:jc w:val="both"/>
+              <w:rPr>
+                <w:rFonts w:ascii="Times New Roman" w:cs="Times New Roman" w:eastAsia="Times New Roman" w:hAnsi="Times New Roman"/>
+                <w:color w:val="1f1f1f"/>
+                <w:sz w:val="26"/>
+                <w:szCs w:val="26"/>
+              </w:rPr>
+            </w:pPr>
+            <w:r>
+              <w:rPr>
+                <w:rFonts w:ascii="Times New Roman" w:cs="Times New Roman" w:eastAsia="Times New Roman" w:hAnsi="Times New Roman"/>
+                <w:color w:val="1f1f1f"/>
+                <w:sz w:val="26"/>
+                <w:szCs w:val="26"/>
+                <w:rtl w:val="0"/>
+              </w:rPr>
+              <w:t xml:space="preserve">INT</w:t>
+            </w:r>
+          </w:p>
+        </w:tc>
+        <w:tc>
+          <w:tcPr>
+            <w:vAlign w:val="top"/>
+          </w:tcPr>
+          <w:p>
+            <w:pPr>
+              <w:pBdr>
+                <w:top w:color="auto" w:space="0" w:sz="0" w:val="none"/>
+                <w:left w:color="auto" w:space="0" w:sz="0" w:val="none"/>
+                <w:bottom w:color="auto" w:space="0" w:sz="0" w:val="none"/>
+                <w:right w:color="auto" w:space="0" w:sz="0" w:val="none"/>
+                <w:between w:color="auto" w:space="0" w:sz="0" w:val="none"/>
+              </w:pBdr>
+              <w:shd w:fill="ffffff" w:val="clear"/>
+              <w:spacing w:after="480" w:lineRule="auto"/>
+              <w:jc w:val="both"/>
+              <w:rPr>
+                <w:rFonts w:ascii="Times New Roman" w:cs="Times New Roman" w:eastAsia="Times New Roman" w:hAnsi="Times New Roman"/>
+                <w:color w:val="1f1f1f"/>
+                <w:sz w:val="26"/>
+                <w:szCs w:val="26"/>
+              </w:rPr>
+            </w:pPr>
+            <w:r>
+              <w:rPr>
+                <w:rFonts w:ascii="Times New Roman" w:cs="Times New Roman" w:eastAsia="Times New Roman" w:hAnsi="Times New Roman"/>
+                <w:color w:val="1f1f1f"/>
+                <w:sz w:val="26"/>
+                <w:szCs w:val="26"/>
+                <w:rtl w:val="0"/>
+              </w:rPr>
+              <w:t xml:space="preserve">DEFAULT 0</w:t>
             </w:r>
           </w:p>
         </w:tc>
@@ -5431,7 +5676,329 @@
                 <w:szCs w:val="24"/>
                 <w:rtl w:val="0"/>
               </w:rPr>
-              <w:t xml:space="preserve">Tỉnh/Thành phố quê quán </w:t>
+              <w:t xml:space="preserve">Số lượng sinh viên hiện tại đang ở </w:t>
+            </w:r>
+          </w:p>
+        </w:tc>
+      </w:tr>
+      <w:tr>
+        <w:trPr>
+          <w:cantSplit w:val="0"/>
+          <w:trHeight w:val="867.6416015625" w:hRule="atLeast"/>
+          <w:tblHeader w:val="0"/>
+        </w:trPr>
+        <w:tc>
+          <w:tcPr>
+            <w:vAlign w:val="top"/>
+          </w:tcPr>
+          <w:p>
+            <w:pPr>
+              <w:pBdr>
+                <w:top w:color="auto" w:space="0" w:sz="0" w:val="none"/>
+                <w:left w:color="auto" w:space="0" w:sz="0" w:val="none"/>
+                <w:bottom w:color="auto" w:space="0" w:sz="0" w:val="none"/>
+                <w:right w:color="auto" w:space="0" w:sz="0" w:val="none"/>
+                <w:between w:color="auto" w:space="0" w:sz="0" w:val="none"/>
+              </w:pBdr>
+              <w:shd w:fill="ffffff" w:val="clear"/>
+              <w:spacing w:after="480" w:lineRule="auto"/>
+              <w:jc w:val="both"/>
+              <w:rPr>
+                <w:rFonts w:ascii="Times New Roman" w:cs="Times New Roman" w:eastAsia="Times New Roman" w:hAnsi="Times New Roman"/>
+                <w:b w:val="1"/>
+                <w:bCs w:val="1"/>
+                <w:color w:val="1f1f1f"/>
+                <w:sz w:val="26"/>
+                <w:szCs w:val="26"/>
+              </w:rPr>
+            </w:pPr>
+            <w:r>
+              <w:rPr>
+                <w:rFonts w:ascii="Times New Roman" w:cs="Times New Roman" w:eastAsia="Times New Roman" w:hAnsi="Times New Roman"/>
+                <w:b w:val="1"/>
+                <w:bCs w:val="1"/>
+                <w:color w:val="1f1f1f"/>
+                <w:sz w:val="26"/>
+                <w:szCs w:val="26"/>
+                <w:rtl w:val="0"/>
+              </w:rPr>
+              <w:t xml:space="preserve">gia_thue</w:t>
+            </w:r>
+          </w:p>
+        </w:tc>
+        <w:tc>
+          <w:tcPr>
+            <w:vAlign w:val="top"/>
+          </w:tcPr>
+          <w:p>
+            <w:pPr>
+              <w:pBdr>
+                <w:top w:color="auto" w:space="0" w:sz="0" w:val="none"/>
+                <w:left w:color="auto" w:space="0" w:sz="0" w:val="none"/>
+                <w:bottom w:color="auto" w:space="0" w:sz="0" w:val="none"/>
+                <w:right w:color="auto" w:space="0" w:sz="0" w:val="none"/>
+                <w:between w:color="auto" w:space="0" w:sz="0" w:val="none"/>
+              </w:pBdr>
+              <w:shd w:fill="ffffff" w:val="clear"/>
+              <w:spacing w:after="480" w:lineRule="auto"/>
+              <w:jc w:val="both"/>
+              <w:rPr>
+                <w:rFonts w:ascii="Times New Roman" w:cs="Times New Roman" w:eastAsia="Times New Roman" w:hAnsi="Times New Roman"/>
+                <w:color w:val="1f1f1f"/>
+                <w:sz w:val="26"/>
+                <w:szCs w:val="26"/>
+              </w:rPr>
+            </w:pPr>
+            <w:r>
+              <w:rPr>
+                <w:rFonts w:ascii="Times New Roman" w:cs="Times New Roman" w:eastAsia="Times New Roman" w:hAnsi="Times New Roman"/>
+                <w:color w:val="1f1f1f"/>
+                <w:sz w:val="26"/>
+                <w:szCs w:val="26"/>
+                <w:rtl w:val="0"/>
+              </w:rPr>
+              <w:t xml:space="preserve">FLOAT</w:t>
+            </w:r>
+          </w:p>
+        </w:tc>
+        <w:tc>
+          <w:tcPr>
+            <w:vAlign w:val="top"/>
+          </w:tcPr>
+          <w:p>
+            <w:pPr>
+              <w:pBdr>
+                <w:top w:color="auto" w:space="0" w:sz="0" w:val="none"/>
+                <w:left w:color="auto" w:space="0" w:sz="0" w:val="none"/>
+                <w:bottom w:color="auto" w:space="0" w:sz="0" w:val="none"/>
+                <w:right w:color="auto" w:space="0" w:sz="0" w:val="none"/>
+                <w:between w:color="auto" w:space="0" w:sz="0" w:val="none"/>
+              </w:pBdr>
+              <w:shd w:fill="ffffff" w:val="clear"/>
+              <w:spacing w:after="480" w:lineRule="auto"/>
+              <w:jc w:val="both"/>
+              <w:rPr>
+                <w:rFonts w:ascii="Times New Roman" w:cs="Times New Roman" w:eastAsia="Times New Roman" w:hAnsi="Times New Roman"/>
+                <w:color w:val="1f1f1f"/>
+                <w:sz w:val="26"/>
+                <w:szCs w:val="26"/>
+              </w:rPr>
+            </w:pPr>
+            <w:r>
+              <w:rPr>
+                <w:rFonts w:ascii="Times New Roman" w:cs="Times New Roman" w:eastAsia="Times New Roman" w:hAnsi="Times New Roman"/>
+                <w:color w:val="1f1f1f"/>
+                <w:sz w:val="26"/>
+                <w:szCs w:val="26"/>
+                <w:rtl w:val="0"/>
+              </w:rPr>
+              <w:t xml:space="preserve">NOT NULL</w:t>
+            </w:r>
+          </w:p>
+        </w:tc>
+        <w:tc>
+          <w:tcPr>
+            <w:tcBorders>
+              <w:top w:color="000000" w:space="0" w:sz="6" w:val="single"/>
+              <w:left w:color="000000" w:space="0" w:sz="6" w:val="single"/>
+              <w:bottom w:color="000000" w:space="0" w:sz="6" w:val="single"/>
+              <w:right w:color="000000" w:space="0" w:sz="6" w:val="single"/>
+            </w:tcBorders>
+            <w:tcMar>
+              <w:top w:w="100.0" w:type="dxa"/>
+              <w:left w:w="100.0" w:type="dxa"/>
+              <w:bottom w:w="100.0" w:type="dxa"/>
+              <w:right w:w="100.0" w:type="dxa"/>
+            </w:tcMar>
+            <w:vAlign w:val="top"/>
+          </w:tcPr>
+          <w:p>
+            <w:pPr>
+              <w:pBdr>
+                <w:top w:color="auto" w:space="0" w:sz="0" w:val="none"/>
+                <w:left w:color="auto" w:space="0" w:sz="0" w:val="none"/>
+                <w:bottom w:color="auto" w:space="0" w:sz="0" w:val="none"/>
+                <w:right w:color="auto" w:space="0" w:sz="0" w:val="none"/>
+                <w:between w:color="auto" w:space="0" w:sz="0" w:val="none"/>
+              </w:pBdr>
+              <w:shd w:fill="ffffff" w:val="clear"/>
+              <w:spacing w:after="480" w:lineRule="auto"/>
+              <w:jc w:val="both"/>
+              <w:rPr>
+                <w:rFonts w:ascii="Times New Roman" w:cs="Times New Roman" w:eastAsia="Times New Roman" w:hAnsi="Times New Roman"/>
+                <w:sz w:val="24"/>
+                <w:szCs w:val="24"/>
+              </w:rPr>
+            </w:pPr>
+            <w:r>
+              <w:rPr>
+                <w:rFonts w:ascii="Times New Roman" w:cs="Times New Roman" w:eastAsia="Times New Roman" w:hAnsi="Times New Roman"/>
+                <w:sz w:val="24"/>
+                <w:szCs w:val="24"/>
+                <w:rtl w:val="0"/>
+              </w:rPr>
+              <w:t xml:space="preserve">Giá thuê phòng cố định theo tháng </w:t>
+            </w:r>
+          </w:p>
+        </w:tc>
+      </w:tr>
+      <w:tr>
+        <w:trPr>
+          <w:cantSplit w:val="0"/>
+          <w:trHeight w:val="934.74609375" w:hRule="atLeast"/>
+          <w:tblHeader w:val="0"/>
+        </w:trPr>
+        <w:tc>
+          <w:tcPr>
+            <w:vAlign w:val="top"/>
+          </w:tcPr>
+          <w:p>
+            <w:pPr>
+              <w:pBdr>
+                <w:top w:color="auto" w:space="0" w:sz="0" w:val="none"/>
+                <w:left w:color="auto" w:space="0" w:sz="0" w:val="none"/>
+                <w:bottom w:color="auto" w:space="0" w:sz="0" w:val="none"/>
+                <w:right w:color="auto" w:space="0" w:sz="0" w:val="none"/>
+                <w:between w:color="auto" w:space="0" w:sz="0" w:val="none"/>
+              </w:pBdr>
+              <w:shd w:fill="ffffff" w:val="clear"/>
+              <w:spacing w:after="480" w:lineRule="auto"/>
+              <w:jc w:val="both"/>
+              <w:rPr>
+                <w:rFonts w:ascii="Times New Roman" w:cs="Times New Roman" w:eastAsia="Times New Roman" w:hAnsi="Times New Roman"/>
+                <w:b w:val="1"/>
+                <w:bCs w:val="1"/>
+                <w:color w:val="1f1f1f"/>
+                <w:sz w:val="26"/>
+                <w:szCs w:val="26"/>
+              </w:rPr>
+            </w:pPr>
+            <w:r>
+              <w:rPr>
+                <w:rFonts w:ascii="Times New Roman" w:cs="Times New Roman" w:eastAsia="Times New Roman" w:hAnsi="Times New Roman"/>
+                <w:b w:val="1"/>
+                <w:bCs w:val="1"/>
+                <w:color w:val="1f1f1f"/>
+                <w:sz w:val="26"/>
+                <w:szCs w:val="26"/>
+                <w:rtl w:val="0"/>
+              </w:rPr>
+              <w:t xml:space="preserve">trang_thai</w:t>
+            </w:r>
+          </w:p>
+        </w:tc>
+        <w:tc>
+          <w:tcPr>
+            <w:vAlign w:val="top"/>
+          </w:tcPr>
+          <w:p>
+            <w:pPr>
+              <w:pBdr>
+                <w:top w:color="auto" w:space="0" w:sz="0" w:val="none"/>
+                <w:left w:color="auto" w:space="0" w:sz="0" w:val="none"/>
+                <w:bottom w:color="auto" w:space="0" w:sz="0" w:val="none"/>
+                <w:right w:color="auto" w:space="0" w:sz="0" w:val="none"/>
+                <w:between w:color="auto" w:space="0" w:sz="0" w:val="none"/>
+              </w:pBdr>
+              <w:shd w:fill="ffffff" w:val="clear"/>
+              <w:spacing w:after="480" w:lineRule="auto"/>
+              <w:jc w:val="both"/>
+              <w:rPr>
+                <w:rFonts w:ascii="Times New Roman" w:cs="Times New Roman" w:eastAsia="Times New Roman" w:hAnsi="Times New Roman"/>
+                <w:color w:val="1f1f1f"/>
+                <w:sz w:val="26"/>
+                <w:szCs w:val="26"/>
+              </w:rPr>
+            </w:pPr>
+            <w:r>
+              <w:rPr>
+                <w:rFonts w:ascii="Times New Roman" w:cs="Times New Roman" w:eastAsia="Times New Roman" w:hAnsi="Times New Roman"/>
+                <w:color w:val="1f1f1f"/>
+                <w:sz w:val="26"/>
+                <w:szCs w:val="26"/>
+                <w:rtl w:val="0"/>
+              </w:rPr>
+              <w:t xml:space="preserve">VARCHAR(50)</w:t>
+            </w:r>
+          </w:p>
+        </w:tc>
+        <w:tc>
+          <w:tcPr>
+            <w:vAlign w:val="top"/>
+          </w:tcPr>
+          <w:p>
+            <w:pPr>
+              <w:pBdr>
+                <w:top w:color="auto" w:space="0" w:sz="0" w:val="none"/>
+                <w:left w:color="auto" w:space="0" w:sz="0" w:val="none"/>
+                <w:bottom w:color="auto" w:space="0" w:sz="0" w:val="none"/>
+                <w:right w:color="auto" w:space="0" w:sz="0" w:val="none"/>
+                <w:between w:color="auto" w:space="0" w:sz="0" w:val="none"/>
+              </w:pBdr>
+              <w:shd w:fill="ffffff" w:val="clear"/>
+              <w:spacing w:after="480" w:lineRule="auto"/>
+              <w:jc w:val="both"/>
+              <w:rPr>
+                <w:rFonts w:ascii="Times New Roman" w:cs="Times New Roman" w:eastAsia="Times New Roman" w:hAnsi="Times New Roman"/>
+                <w:color w:val="1f1f1f"/>
+                <w:sz w:val="26"/>
+                <w:szCs w:val="26"/>
+              </w:rPr>
+            </w:pPr>
+            <w:r>
+              <w:rPr>
+                <w:rFonts w:ascii="Times New Roman" w:cs="Times New Roman" w:eastAsia="Times New Roman" w:hAnsi="Times New Roman"/>
+                <w:color w:val="1f1f1f"/>
+                <w:sz w:val="26"/>
+                <w:szCs w:val="26"/>
+                <w:rtl w:val="0"/>
+              </w:rPr>
+              <w:t xml:space="preserve">DEFAULT ‘Còn trống’</w:t>
+            </w:r>
+          </w:p>
+        </w:tc>
+        <w:tc>
+          <w:tcPr>
+            <w:tcBorders>
+              <w:top w:color="000000" w:space="0" w:sz="6" w:val="single"/>
+              <w:left w:color="000000" w:space="0" w:sz="6" w:val="single"/>
+              <w:bottom w:color="000000" w:space="0" w:sz="6" w:val="single"/>
+              <w:right w:color="000000" w:space="0" w:sz="6" w:val="single"/>
+            </w:tcBorders>
+            <w:tcMar>
+              <w:top w:w="100.0" w:type="dxa"/>
+              <w:left w:w="100.0" w:type="dxa"/>
+              <w:bottom w:w="100.0" w:type="dxa"/>
+              <w:right w:w="100.0" w:type="dxa"/>
+            </w:tcMar>
+            <w:vAlign w:val="top"/>
+          </w:tcPr>
+          <w:p>
+            <w:pPr>
+              <w:pBdr>
+                <w:top w:color="auto" w:space="0" w:sz="0" w:val="none"/>
+                <w:left w:color="auto" w:space="0" w:sz="0" w:val="none"/>
+                <w:bottom w:color="auto" w:space="0" w:sz="0" w:val="none"/>
+                <w:right w:color="auto" w:space="0" w:sz="0" w:val="none"/>
+                <w:between w:color="auto" w:space="0" w:sz="0" w:val="none"/>
+              </w:pBdr>
+              <w:shd w:fill="ffffff" w:val="clear"/>
+              <w:spacing w:after="480" w:lineRule="auto"/>
+              <w:jc w:val="both"/>
+              <w:rPr>
+                <w:rFonts w:ascii="Times New Roman" w:cs="Times New Roman" w:eastAsia="Times New Roman" w:hAnsi="Times New Roman"/>
+                <w:sz w:val="24"/>
+                <w:szCs w:val="24"/>
+              </w:rPr>
+            </w:pPr>
+            <w:r>
+              <w:rPr>
+                <w:rFonts w:ascii="Times New Roman" w:cs="Times New Roman" w:eastAsia="Times New Roman" w:hAnsi="Times New Roman"/>
+                <w:sz w:val="24"/>
+                <w:szCs w:val="24"/>
+                <w:rtl w:val="0"/>
+              </w:rPr>
+              <w:t xml:space="preserve">Tình trạng sức chứa (Còn trống / Đã đầy) </w:t>
             </w:r>
           </w:p>
         </w:tc>
@@ -5483,7 +6050,7 @@
           <w:szCs w:val="30"/>
           <w:rtl w:val="0"/>
         </w:rPr>
-        <w:t xml:space="preserve">Bảng 5: Bảng hop_dong (Nghiệp vụ xếp phòng) </w:t>
+        <w:t xml:space="preserve">Bảng 4: Bảng sinh_vien (Hồ sơ cá nhân)</w:t>
       </w:r>
     </w:p>
     <w:p>
@@ -5505,6 +6072,1198 @@
     <w:tbl>
       <w:tblPr>
         <w:tblStyle w:val="Table5"/>
+        <w:tblW w:w="8370.0" w:type="dxa"/>
+        <w:jc w:val="left"/>
+        <w:tblInd w:w="284.0" w:type="dxa"/>
+        <w:tblBorders>
+          <w:top w:color="000000" w:space="0" w:sz="4" w:val="single"/>
+          <w:left w:color="000000" w:space="0" w:sz="4" w:val="single"/>
+          <w:bottom w:color="000000" w:space="0" w:sz="4" w:val="single"/>
+          <w:right w:color="000000" w:space="0" w:sz="4" w:val="single"/>
+          <w:insideH w:color="000000" w:space="0" w:sz="4" w:val="single"/>
+          <w:insideV w:color="000000" w:space="0" w:sz="4" w:val="single"/>
+        </w:tblBorders>
+        <w:tblLayout w:type="fixed"/>
+        <w:tblLook w:val="0000"/>
+      </w:tblPr>
+      <w:tblGrid>
+        <w:gridCol w:w="1530"/>
+        <w:gridCol w:w="2145"/>
+        <w:gridCol w:w="1830"/>
+        <w:gridCol w:w="2865"/>
+        <w:tblGridChange w:id="0">
+          <w:tblGrid>
+            <w:gridCol w:w="1530"/>
+            <w:gridCol w:w="2145"/>
+            <w:gridCol w:w="1830"/>
+            <w:gridCol w:w="2865"/>
+          </w:tblGrid>
+        </w:tblGridChange>
+      </w:tblGrid>
+      <w:tr>
+        <w:trPr>
+          <w:cantSplit w:val="0"/>
+          <w:trHeight w:val="470.9765625" w:hRule="atLeast"/>
+          <w:tblHeader w:val="0"/>
+        </w:trPr>
+        <w:tc>
+          <w:tcPr>
+            <w:vAlign w:val="top"/>
+          </w:tcPr>
+          <w:p>
+            <w:pPr>
+              <w:spacing w:line="240" w:lineRule="auto"/>
+              <w:jc w:val="both"/>
+              <w:rPr>
+                <w:rFonts w:ascii="Times New Roman" w:cs="Times New Roman" w:eastAsia="Times New Roman" w:hAnsi="Times New Roman"/>
+                <w:sz w:val="24"/>
+                <w:szCs w:val="24"/>
+              </w:rPr>
+            </w:pPr>
+            <w:r>
+              <w:rPr>
+                <w:rFonts w:ascii="Times New Roman" w:cs="Times New Roman" w:eastAsia="Times New Roman" w:hAnsi="Times New Roman"/>
+                <w:b w:val="1"/>
+                <w:bCs w:val="1"/>
+                <w:sz w:val="24"/>
+                <w:szCs w:val="24"/>
+                <w:rtl w:val="0"/>
+              </w:rPr>
+              <w:t xml:space="preserve">Tên cột</w:t>
+            </w:r>
+            <w:r>
+              <w:rPr>
+                <w:rtl w:val="0"/>
+              </w:rPr>
+            </w:r>
+          </w:p>
+        </w:tc>
+        <w:tc>
+          <w:tcPr>
+            <w:vAlign w:val="top"/>
+          </w:tcPr>
+          <w:p>
+            <w:pPr>
+              <w:spacing w:line="240" w:lineRule="auto"/>
+              <w:jc w:val="both"/>
+              <w:rPr>
+                <w:rFonts w:ascii="Times New Roman" w:cs="Times New Roman" w:eastAsia="Times New Roman" w:hAnsi="Times New Roman"/>
+                <w:sz w:val="24"/>
+                <w:szCs w:val="24"/>
+              </w:rPr>
+            </w:pPr>
+            <w:r>
+              <w:rPr>
+                <w:rFonts w:ascii="Times New Roman" w:cs="Times New Roman" w:eastAsia="Times New Roman" w:hAnsi="Times New Roman"/>
+                <w:b w:val="1"/>
+                <w:bCs w:val="1"/>
+                <w:sz w:val="24"/>
+                <w:szCs w:val="24"/>
+                <w:rtl w:val="0"/>
+              </w:rPr>
+              <w:t xml:space="preserve">Kiểu dữ liệu</w:t>
+            </w:r>
+            <w:r>
+              <w:rPr>
+                <w:rtl w:val="0"/>
+              </w:rPr>
+            </w:r>
+          </w:p>
+        </w:tc>
+        <w:tc>
+          <w:tcPr>
+            <w:vAlign w:val="top"/>
+          </w:tcPr>
+          <w:p>
+            <w:pPr>
+              <w:spacing w:line="240" w:lineRule="auto"/>
+              <w:jc w:val="both"/>
+              <w:rPr>
+                <w:rFonts w:ascii="Times New Roman" w:cs="Times New Roman" w:eastAsia="Times New Roman" w:hAnsi="Times New Roman"/>
+                <w:sz w:val="24"/>
+                <w:szCs w:val="24"/>
+              </w:rPr>
+            </w:pPr>
+            <w:r>
+              <w:rPr>
+                <w:rFonts w:ascii="Times New Roman" w:cs="Times New Roman" w:eastAsia="Times New Roman" w:hAnsi="Times New Roman"/>
+                <w:b w:val="1"/>
+                <w:bCs w:val="1"/>
+                <w:sz w:val="24"/>
+                <w:szCs w:val="24"/>
+                <w:rtl w:val="0"/>
+              </w:rPr>
+              <w:t xml:space="preserve">Ràng buộc</w:t>
+            </w:r>
+            <w:r>
+              <w:rPr>
+                <w:rtl w:val="0"/>
+              </w:rPr>
+            </w:r>
+          </w:p>
+        </w:tc>
+        <w:tc>
+          <w:tcPr>
+            <w:vAlign w:val="top"/>
+          </w:tcPr>
+          <w:p>
+            <w:pPr>
+              <w:spacing w:line="240" w:lineRule="auto"/>
+              <w:jc w:val="both"/>
+              <w:rPr>
+                <w:rFonts w:ascii="Times New Roman" w:cs="Times New Roman" w:eastAsia="Times New Roman" w:hAnsi="Times New Roman"/>
+                <w:sz w:val="24"/>
+                <w:szCs w:val="24"/>
+              </w:rPr>
+            </w:pPr>
+            <w:r>
+              <w:rPr>
+                <w:rFonts w:ascii="Times New Roman" w:cs="Times New Roman" w:eastAsia="Times New Roman" w:hAnsi="Times New Roman"/>
+                <w:b w:val="1"/>
+                <w:bCs w:val="1"/>
+                <w:sz w:val="24"/>
+                <w:szCs w:val="24"/>
+                <w:rtl w:val="0"/>
+              </w:rPr>
+              <w:t xml:space="preserve">Ý nghĩa</w:t>
+            </w:r>
+            <w:r>
+              <w:rPr>
+                <w:rtl w:val="0"/>
+              </w:rPr>
+            </w:r>
+          </w:p>
+        </w:tc>
+      </w:tr>
+      <w:tr>
+        <w:trPr>
+          <w:cantSplit w:val="0"/>
+          <w:tblHeader w:val="0"/>
+        </w:trPr>
+        <w:tc>
+          <w:tcPr>
+            <w:vAlign w:val="top"/>
+          </w:tcPr>
+          <w:p>
+            <w:pPr>
+              <w:pBdr>
+                <w:top w:color="auto" w:space="0" w:sz="0" w:val="none"/>
+                <w:left w:color="auto" w:space="0" w:sz="0" w:val="none"/>
+                <w:bottom w:color="auto" w:space="0" w:sz="0" w:val="none"/>
+                <w:right w:color="auto" w:space="0" w:sz="0" w:val="none"/>
+                <w:between w:color="auto" w:space="0" w:sz="0" w:val="none"/>
+              </w:pBdr>
+              <w:shd w:fill="ffffff" w:val="clear"/>
+              <w:spacing w:after="480" w:lineRule="auto"/>
+              <w:jc w:val="both"/>
+              <w:rPr>
+                <w:rFonts w:ascii="Times New Roman" w:cs="Times New Roman" w:eastAsia="Times New Roman" w:hAnsi="Times New Roman"/>
+                <w:sz w:val="24"/>
+                <w:szCs w:val="24"/>
+              </w:rPr>
+            </w:pPr>
+            <w:r>
+              <w:rPr>
+                <w:rFonts w:ascii="Times New Roman" w:cs="Times New Roman" w:eastAsia="Times New Roman" w:hAnsi="Times New Roman"/>
+                <w:b w:val="1"/>
+                <w:bCs w:val="1"/>
+                <w:color w:val="1f1f1f"/>
+                <w:sz w:val="26"/>
+                <w:szCs w:val="26"/>
+                <w:rtl w:val="0"/>
+              </w:rPr>
+              <w:t xml:space="preserve">msv</w:t>
+            </w:r>
+            <w:r>
+              <w:rPr>
+                <w:rtl w:val="0"/>
+              </w:rPr>
+            </w:r>
+          </w:p>
+        </w:tc>
+        <w:tc>
+          <w:tcPr>
+            <w:vAlign w:val="top"/>
+          </w:tcPr>
+          <w:p>
+            <w:pPr>
+              <w:pBdr>
+                <w:top w:color="auto" w:space="0" w:sz="0" w:val="none"/>
+                <w:left w:color="auto" w:space="0" w:sz="0" w:val="none"/>
+                <w:bottom w:color="auto" w:space="0" w:sz="0" w:val="none"/>
+                <w:right w:color="auto" w:space="0" w:sz="0" w:val="none"/>
+                <w:between w:color="auto" w:space="0" w:sz="0" w:val="none"/>
+              </w:pBdr>
+              <w:shd w:fill="ffffff" w:val="clear"/>
+              <w:spacing w:after="480" w:lineRule="auto"/>
+              <w:jc w:val="both"/>
+              <w:rPr>
+                <w:rFonts w:ascii="Times New Roman" w:cs="Times New Roman" w:eastAsia="Times New Roman" w:hAnsi="Times New Roman"/>
+                <w:sz w:val="24"/>
+                <w:szCs w:val="24"/>
+              </w:rPr>
+            </w:pPr>
+            <w:r>
+              <w:rPr>
+                <w:rFonts w:ascii="Times New Roman" w:cs="Times New Roman" w:eastAsia="Times New Roman" w:hAnsi="Times New Roman"/>
+                <w:color w:val="1f1f1f"/>
+                <w:sz w:val="26"/>
+                <w:szCs w:val="26"/>
+                <w:rtl w:val="0"/>
+              </w:rPr>
+              <w:t xml:space="preserve">VARCHAR(20)</w:t>
+            </w:r>
+            <w:r>
+              <w:rPr>
+                <w:rtl w:val="0"/>
+              </w:rPr>
+            </w:r>
+          </w:p>
+        </w:tc>
+        <w:tc>
+          <w:tcPr>
+            <w:vAlign w:val="top"/>
+          </w:tcPr>
+          <w:p>
+            <w:pPr>
+              <w:pBdr>
+                <w:top w:color="auto" w:space="0" w:sz="0" w:val="none"/>
+                <w:left w:color="auto" w:space="0" w:sz="0" w:val="none"/>
+                <w:bottom w:color="auto" w:space="0" w:sz="0" w:val="none"/>
+                <w:right w:color="auto" w:space="0" w:sz="0" w:val="none"/>
+                <w:between w:color="auto" w:space="0" w:sz="0" w:val="none"/>
+              </w:pBdr>
+              <w:shd w:fill="ffffff" w:val="clear"/>
+              <w:spacing w:after="480" w:lineRule="auto"/>
+              <w:jc w:val="both"/>
+              <w:rPr>
+                <w:rFonts w:ascii="Times New Roman" w:cs="Times New Roman" w:eastAsia="Times New Roman" w:hAnsi="Times New Roman"/>
+                <w:sz w:val="24"/>
+                <w:szCs w:val="24"/>
+              </w:rPr>
+            </w:pPr>
+            <w:r>
+              <w:rPr>
+                <w:rFonts w:ascii="Times New Roman" w:cs="Times New Roman" w:eastAsia="Times New Roman" w:hAnsi="Times New Roman"/>
+                <w:color w:val="1f1f1f"/>
+                <w:sz w:val="26"/>
+                <w:szCs w:val="26"/>
+                <w:rtl w:val="0"/>
+              </w:rPr>
+              <w:t xml:space="preserve">PK</w:t>
+            </w:r>
+            <w:r>
+              <w:rPr>
+                <w:rtl w:val="0"/>
+              </w:rPr>
+            </w:r>
+          </w:p>
+        </w:tc>
+        <w:tc>
+          <w:tcPr>
+            <w:vAlign w:val="top"/>
+          </w:tcPr>
+          <w:p>
+            <w:pPr>
+              <w:pBdr>
+                <w:top w:color="auto" w:space="0" w:sz="0" w:val="none"/>
+                <w:left w:color="auto" w:space="0" w:sz="0" w:val="none"/>
+                <w:bottom w:color="auto" w:space="0" w:sz="0" w:val="none"/>
+                <w:right w:color="auto" w:space="0" w:sz="0" w:val="none"/>
+                <w:between w:color="auto" w:space="0" w:sz="0" w:val="none"/>
+              </w:pBdr>
+              <w:shd w:fill="ffffff" w:val="clear"/>
+              <w:spacing w:after="480" w:lineRule="auto"/>
+              <w:jc w:val="both"/>
+              <w:rPr>
+                <w:rFonts w:ascii="Times New Roman" w:cs="Times New Roman" w:eastAsia="Times New Roman" w:hAnsi="Times New Roman"/>
+                <w:sz w:val="24"/>
+                <w:szCs w:val="24"/>
+              </w:rPr>
+            </w:pPr>
+            <w:r>
+              <w:rPr>
+                <w:rFonts w:ascii="Times New Roman" w:cs="Times New Roman" w:eastAsia="Times New Roman" w:hAnsi="Times New Roman"/>
+                <w:color w:val="1f1f1f"/>
+                <w:sz w:val="26"/>
+                <w:szCs w:val="26"/>
+                <w:rtl w:val="0"/>
+              </w:rPr>
+              <w:t xml:space="preserve">Mã sinh viên (Định danh duy nhất)   </w:t>
+            </w:r>
+            <w:r>
+              <w:rPr>
+                <w:rtl w:val="0"/>
+              </w:rPr>
+            </w:r>
+          </w:p>
+        </w:tc>
+      </w:tr>
+      <w:tr>
+        <w:trPr>
+          <w:cantSplit w:val="0"/>
+          <w:trHeight w:val="245.9765625" w:hRule="atLeast"/>
+          <w:tblHeader w:val="0"/>
+        </w:trPr>
+        <w:tc>
+          <w:tcPr>
+            <w:vAlign w:val="top"/>
+          </w:tcPr>
+          <w:p>
+            <w:pPr>
+              <w:pBdr>
+                <w:top w:color="auto" w:space="0" w:sz="0" w:val="none"/>
+                <w:left w:color="auto" w:space="0" w:sz="0" w:val="none"/>
+                <w:bottom w:color="auto" w:space="0" w:sz="0" w:val="none"/>
+                <w:right w:color="auto" w:space="0" w:sz="0" w:val="none"/>
+                <w:between w:color="auto" w:space="0" w:sz="0" w:val="none"/>
+              </w:pBdr>
+              <w:shd w:fill="ffffff" w:val="clear"/>
+              <w:spacing w:after="480" w:lineRule="auto"/>
+              <w:jc w:val="both"/>
+              <w:rPr>
+                <w:rFonts w:ascii="Times New Roman" w:cs="Times New Roman" w:eastAsia="Times New Roman" w:hAnsi="Times New Roman"/>
+                <w:sz w:val="24"/>
+                <w:szCs w:val="24"/>
+              </w:rPr>
+            </w:pPr>
+            <w:r>
+              <w:rPr>
+                <w:rFonts w:ascii="Times New Roman" w:cs="Times New Roman" w:eastAsia="Times New Roman" w:hAnsi="Times New Roman"/>
+                <w:b w:val="1"/>
+                <w:bCs w:val="1"/>
+                <w:color w:val="1f1f1f"/>
+                <w:sz w:val="26"/>
+                <w:szCs w:val="26"/>
+                <w:rtl w:val="0"/>
+              </w:rPr>
+              <w:t xml:space="preserve">ho_ten</w:t>
+            </w:r>
+            <w:r>
+              <w:rPr>
+                <w:rtl w:val="0"/>
+              </w:rPr>
+            </w:r>
+          </w:p>
+        </w:tc>
+        <w:tc>
+          <w:tcPr>
+            <w:vAlign w:val="top"/>
+          </w:tcPr>
+          <w:p>
+            <w:pPr>
+              <w:pBdr>
+                <w:top w:color="auto" w:space="0" w:sz="0" w:val="none"/>
+                <w:left w:color="auto" w:space="0" w:sz="0" w:val="none"/>
+                <w:bottom w:color="auto" w:space="0" w:sz="0" w:val="none"/>
+                <w:right w:color="auto" w:space="0" w:sz="0" w:val="none"/>
+                <w:between w:color="auto" w:space="0" w:sz="0" w:val="none"/>
+              </w:pBdr>
+              <w:shd w:fill="ffffff" w:val="clear"/>
+              <w:spacing w:after="480" w:lineRule="auto"/>
+              <w:jc w:val="both"/>
+              <w:rPr>
+                <w:rFonts w:ascii="Times New Roman" w:cs="Times New Roman" w:eastAsia="Times New Roman" w:hAnsi="Times New Roman"/>
+                <w:sz w:val="24"/>
+                <w:szCs w:val="24"/>
+              </w:rPr>
+            </w:pPr>
+            <w:r>
+              <w:rPr>
+                <w:rFonts w:ascii="Times New Roman" w:cs="Times New Roman" w:eastAsia="Times New Roman" w:hAnsi="Times New Roman"/>
+                <w:color w:val="1f1f1f"/>
+                <w:sz w:val="26"/>
+                <w:szCs w:val="26"/>
+                <w:rtl w:val="0"/>
+              </w:rPr>
+              <w:t xml:space="preserve">VARCHAR(100)</w:t>
+            </w:r>
+            <w:r>
+              <w:rPr>
+                <w:rtl w:val="0"/>
+              </w:rPr>
+            </w:r>
+          </w:p>
+        </w:tc>
+        <w:tc>
+          <w:tcPr>
+            <w:vAlign w:val="top"/>
+          </w:tcPr>
+          <w:p>
+            <w:pPr>
+              <w:pBdr>
+                <w:top w:color="auto" w:space="0" w:sz="0" w:val="none"/>
+                <w:left w:color="auto" w:space="0" w:sz="0" w:val="none"/>
+                <w:bottom w:color="auto" w:space="0" w:sz="0" w:val="none"/>
+                <w:right w:color="auto" w:space="0" w:sz="0" w:val="none"/>
+                <w:between w:color="auto" w:space="0" w:sz="0" w:val="none"/>
+              </w:pBdr>
+              <w:shd w:fill="ffffff" w:val="clear"/>
+              <w:spacing w:after="480" w:lineRule="auto"/>
+              <w:jc w:val="both"/>
+              <w:rPr>
+                <w:rFonts w:ascii="Times New Roman" w:cs="Times New Roman" w:eastAsia="Times New Roman" w:hAnsi="Times New Roman"/>
+                <w:sz w:val="24"/>
+                <w:szCs w:val="24"/>
+              </w:rPr>
+            </w:pPr>
+            <w:r>
+              <w:rPr>
+                <w:rFonts w:ascii="Times New Roman" w:cs="Times New Roman" w:eastAsia="Times New Roman" w:hAnsi="Times New Roman"/>
+                <w:color w:val="1f1f1f"/>
+                <w:sz w:val="26"/>
+                <w:szCs w:val="26"/>
+                <w:rtl w:val="0"/>
+              </w:rPr>
+              <w:t xml:space="preserve">NOT NULL</w:t>
+            </w:r>
+            <w:r>
+              <w:rPr>
+                <w:rtl w:val="0"/>
+              </w:rPr>
+            </w:r>
+          </w:p>
+        </w:tc>
+        <w:tc>
+          <w:tcPr>
+            <w:vAlign w:val="top"/>
+          </w:tcPr>
+          <w:p>
+            <w:pPr>
+              <w:pBdr>
+                <w:top w:color="auto" w:space="0" w:sz="0" w:val="none"/>
+                <w:left w:color="auto" w:space="0" w:sz="0" w:val="none"/>
+                <w:bottom w:color="auto" w:space="0" w:sz="0" w:val="none"/>
+                <w:right w:color="auto" w:space="0" w:sz="0" w:val="none"/>
+                <w:between w:color="auto" w:space="0" w:sz="0" w:val="none"/>
+              </w:pBdr>
+              <w:shd w:fill="ffffff" w:val="clear"/>
+              <w:spacing w:after="480" w:lineRule="auto"/>
+              <w:jc w:val="both"/>
+              <w:rPr>
+                <w:rFonts w:ascii="Times New Roman" w:cs="Times New Roman" w:eastAsia="Times New Roman" w:hAnsi="Times New Roman"/>
+                <w:b w:val="1"/>
+                <w:bCs w:val="1"/>
+                <w:sz w:val="24"/>
+                <w:szCs w:val="24"/>
+              </w:rPr>
+            </w:pPr>
+            <w:r>
+              <w:rPr>
+                <w:rFonts w:ascii="Times New Roman" w:cs="Times New Roman" w:eastAsia="Times New Roman" w:hAnsi="Times New Roman"/>
+                <w:color w:val="1f1f1f"/>
+                <w:sz w:val="26"/>
+                <w:szCs w:val="26"/>
+                <w:rtl w:val="0"/>
+              </w:rPr>
+              <w:t xml:space="preserve">Họ và tên đầy đủ </w:t>
+            </w:r>
+            <w:r>
+              <w:rPr>
+                <w:rtl w:val="0"/>
+              </w:rPr>
+            </w:r>
+          </w:p>
+        </w:tc>
+      </w:tr>
+      <w:tr>
+        <w:trPr>
+          <w:cantSplit w:val="0"/>
+          <w:trHeight w:val="904.74609375" w:hRule="atLeast"/>
+          <w:tblHeader w:val="0"/>
+        </w:trPr>
+        <w:tc>
+          <w:tcPr>
+            <w:vAlign w:val="top"/>
+          </w:tcPr>
+          <w:p>
+            <w:pPr>
+              <w:pBdr>
+                <w:top w:color="auto" w:space="0" w:sz="0" w:val="none"/>
+                <w:left w:color="auto" w:space="0" w:sz="0" w:val="none"/>
+                <w:bottom w:color="auto" w:space="0" w:sz="0" w:val="none"/>
+                <w:right w:color="auto" w:space="0" w:sz="0" w:val="none"/>
+                <w:between w:color="auto" w:space="0" w:sz="0" w:val="none"/>
+              </w:pBdr>
+              <w:shd w:fill="ffffff" w:val="clear"/>
+              <w:spacing w:after="480" w:lineRule="auto"/>
+              <w:jc w:val="both"/>
+              <w:rPr>
+                <w:rFonts w:ascii="Times New Roman" w:cs="Times New Roman" w:eastAsia="Times New Roman" w:hAnsi="Times New Roman"/>
+                <w:sz w:val="24"/>
+                <w:szCs w:val="24"/>
+              </w:rPr>
+            </w:pPr>
+            <w:r>
+              <w:rPr>
+                <w:rFonts w:ascii="Times New Roman" w:cs="Times New Roman" w:eastAsia="Times New Roman" w:hAnsi="Times New Roman"/>
+                <w:b w:val="1"/>
+                <w:bCs w:val="1"/>
+                <w:color w:val="1f1f1f"/>
+                <w:sz w:val="26"/>
+                <w:szCs w:val="26"/>
+                <w:rtl w:val="0"/>
+              </w:rPr>
+              <w:t xml:space="preserve">ngay_sinh</w:t>
+            </w:r>
+            <w:r>
+              <w:rPr>
+                <w:rtl w:val="0"/>
+              </w:rPr>
+            </w:r>
+          </w:p>
+        </w:tc>
+        <w:tc>
+          <w:tcPr>
+            <w:vAlign w:val="top"/>
+          </w:tcPr>
+          <w:p>
+            <w:pPr>
+              <w:pBdr>
+                <w:top w:color="auto" w:space="0" w:sz="0" w:val="none"/>
+                <w:left w:color="auto" w:space="0" w:sz="0" w:val="none"/>
+                <w:bottom w:color="auto" w:space="0" w:sz="0" w:val="none"/>
+                <w:right w:color="auto" w:space="0" w:sz="0" w:val="none"/>
+                <w:between w:color="auto" w:space="0" w:sz="0" w:val="none"/>
+              </w:pBdr>
+              <w:shd w:fill="ffffff" w:val="clear"/>
+              <w:spacing w:after="480" w:lineRule="auto"/>
+              <w:jc w:val="both"/>
+              <w:rPr>
+                <w:rFonts w:ascii="Times New Roman" w:cs="Times New Roman" w:eastAsia="Times New Roman" w:hAnsi="Times New Roman"/>
+                <w:sz w:val="24"/>
+                <w:szCs w:val="24"/>
+              </w:rPr>
+            </w:pPr>
+            <w:r>
+              <w:rPr>
+                <w:rFonts w:ascii="Times New Roman" w:cs="Times New Roman" w:eastAsia="Times New Roman" w:hAnsi="Times New Roman"/>
+                <w:color w:val="1f1f1f"/>
+                <w:sz w:val="26"/>
+                <w:szCs w:val="26"/>
+                <w:rtl w:val="0"/>
+              </w:rPr>
+              <w:t xml:space="preserve">DATE</w:t>
+            </w:r>
+            <w:r>
+              <w:rPr>
+                <w:rtl w:val="0"/>
+              </w:rPr>
+            </w:r>
+          </w:p>
+        </w:tc>
+        <w:tc>
+          <w:tcPr>
+            <w:vAlign w:val="top"/>
+          </w:tcPr>
+          <w:p>
+            <w:pPr>
+              <w:pBdr>
+                <w:top w:color="auto" w:space="0" w:sz="0" w:val="none"/>
+                <w:left w:color="auto" w:space="0" w:sz="0" w:val="none"/>
+                <w:bottom w:color="auto" w:space="0" w:sz="0" w:val="none"/>
+                <w:right w:color="auto" w:space="0" w:sz="0" w:val="none"/>
+                <w:between w:color="auto" w:space="0" w:sz="0" w:val="none"/>
+              </w:pBdr>
+              <w:shd w:fill="ffffff" w:val="clear"/>
+              <w:spacing w:after="480" w:lineRule="auto"/>
+              <w:jc w:val="both"/>
+              <w:rPr>
+                <w:rFonts w:ascii="Times New Roman" w:cs="Times New Roman" w:eastAsia="Times New Roman" w:hAnsi="Times New Roman"/>
+                <w:sz w:val="24"/>
+                <w:szCs w:val="24"/>
+              </w:rPr>
+            </w:pPr>
+            <w:r>
+              <w:rPr>
+                <w:rtl w:val="0"/>
+              </w:rPr>
+            </w:r>
+          </w:p>
+        </w:tc>
+        <w:tc>
+          <w:tcPr>
+            <w:tcBorders>
+              <w:top w:color="000000" w:space="0" w:sz="6" w:val="single"/>
+              <w:left w:color="000000" w:space="0" w:sz="6" w:val="single"/>
+              <w:bottom w:color="000000" w:space="0" w:sz="6" w:val="single"/>
+              <w:right w:color="000000" w:space="0" w:sz="6" w:val="single"/>
+            </w:tcBorders>
+            <w:tcMar>
+              <w:top w:w="100.0" w:type="dxa"/>
+              <w:left w:w="100.0" w:type="dxa"/>
+              <w:bottom w:w="100.0" w:type="dxa"/>
+              <w:right w:w="100.0" w:type="dxa"/>
+            </w:tcMar>
+            <w:vAlign w:val="top"/>
+          </w:tcPr>
+          <w:p>
+            <w:pPr>
+              <w:pBdr>
+                <w:top w:color="auto" w:space="0" w:sz="0" w:val="none"/>
+                <w:left w:color="auto" w:space="0" w:sz="0" w:val="none"/>
+                <w:bottom w:color="auto" w:space="0" w:sz="0" w:val="none"/>
+                <w:right w:color="auto" w:space="0" w:sz="0" w:val="none"/>
+                <w:between w:color="auto" w:space="0" w:sz="0" w:val="none"/>
+              </w:pBdr>
+              <w:shd w:fill="ffffff" w:val="clear"/>
+              <w:spacing w:after="480" w:lineRule="auto"/>
+              <w:jc w:val="both"/>
+              <w:rPr>
+                <w:rFonts w:ascii="Times New Roman" w:cs="Times New Roman" w:eastAsia="Times New Roman" w:hAnsi="Times New Roman"/>
+                <w:sz w:val="24"/>
+                <w:szCs w:val="24"/>
+              </w:rPr>
+            </w:pPr>
+            <w:r>
+              <w:rPr>
+                <w:rFonts w:ascii="Times New Roman" w:cs="Times New Roman" w:eastAsia="Times New Roman" w:hAnsi="Times New Roman"/>
+                <w:sz w:val="24"/>
+                <w:szCs w:val="24"/>
+                <w:rtl w:val="0"/>
+              </w:rPr>
+              <w:t xml:space="preserve">Ngày tháng năm sinh </w:t>
+            </w:r>
+          </w:p>
+        </w:tc>
+      </w:tr>
+      <w:tr>
+        <w:trPr>
+          <w:cantSplit w:val="0"/>
+          <w:trHeight w:val="867.6416015625" w:hRule="atLeast"/>
+          <w:tblHeader w:val="0"/>
+        </w:trPr>
+        <w:tc>
+          <w:tcPr>
+            <w:vAlign w:val="top"/>
+          </w:tcPr>
+          <w:p>
+            <w:pPr>
+              <w:pBdr>
+                <w:top w:color="auto" w:space="0" w:sz="0" w:val="none"/>
+                <w:left w:color="auto" w:space="0" w:sz="0" w:val="none"/>
+                <w:bottom w:color="auto" w:space="0" w:sz="0" w:val="none"/>
+                <w:right w:color="auto" w:space="0" w:sz="0" w:val="none"/>
+                <w:between w:color="auto" w:space="0" w:sz="0" w:val="none"/>
+              </w:pBdr>
+              <w:shd w:fill="ffffff" w:val="clear"/>
+              <w:spacing w:after="480" w:lineRule="auto"/>
+              <w:jc w:val="both"/>
+              <w:rPr>
+                <w:rFonts w:ascii="Times New Roman" w:cs="Times New Roman" w:eastAsia="Times New Roman" w:hAnsi="Times New Roman"/>
+                <w:b w:val="1"/>
+                <w:bCs w:val="1"/>
+                <w:color w:val="1f1f1f"/>
+                <w:sz w:val="26"/>
+                <w:szCs w:val="26"/>
+              </w:rPr>
+            </w:pPr>
+            <w:r>
+              <w:rPr>
+                <w:rFonts w:ascii="Times New Roman" w:cs="Times New Roman" w:eastAsia="Times New Roman" w:hAnsi="Times New Roman"/>
+                <w:b w:val="1"/>
+                <w:bCs w:val="1"/>
+                <w:color w:val="1f1f1f"/>
+                <w:sz w:val="26"/>
+                <w:szCs w:val="26"/>
+                <w:rtl w:val="0"/>
+              </w:rPr>
+              <w:t xml:space="preserve">gioi_tinh</w:t>
+            </w:r>
+          </w:p>
+        </w:tc>
+        <w:tc>
+          <w:tcPr>
+            <w:vAlign w:val="top"/>
+          </w:tcPr>
+          <w:p>
+            <w:pPr>
+              <w:pBdr>
+                <w:top w:color="auto" w:space="0" w:sz="0" w:val="none"/>
+                <w:left w:color="auto" w:space="0" w:sz="0" w:val="none"/>
+                <w:bottom w:color="auto" w:space="0" w:sz="0" w:val="none"/>
+                <w:right w:color="auto" w:space="0" w:sz="0" w:val="none"/>
+                <w:between w:color="auto" w:space="0" w:sz="0" w:val="none"/>
+              </w:pBdr>
+              <w:shd w:fill="ffffff" w:val="clear"/>
+              <w:spacing w:after="480" w:lineRule="auto"/>
+              <w:jc w:val="both"/>
+              <w:rPr>
+                <w:rFonts w:ascii="Times New Roman" w:cs="Times New Roman" w:eastAsia="Times New Roman" w:hAnsi="Times New Roman"/>
+                <w:color w:val="1f1f1f"/>
+                <w:sz w:val="26"/>
+                <w:szCs w:val="26"/>
+              </w:rPr>
+            </w:pPr>
+            <w:r>
+              <w:rPr>
+                <w:rFonts w:ascii="Times New Roman" w:cs="Times New Roman" w:eastAsia="Times New Roman" w:hAnsi="Times New Roman"/>
+                <w:color w:val="1f1f1f"/>
+                <w:sz w:val="26"/>
+                <w:szCs w:val="26"/>
+                <w:rtl w:val="0"/>
+              </w:rPr>
+              <w:t xml:space="preserve">VARCHAR(10)</w:t>
+            </w:r>
+          </w:p>
+        </w:tc>
+        <w:tc>
+          <w:tcPr>
+            <w:vAlign w:val="top"/>
+          </w:tcPr>
+          <w:p>
+            <w:pPr>
+              <w:pBdr>
+                <w:top w:color="auto" w:space="0" w:sz="0" w:val="none"/>
+                <w:left w:color="auto" w:space="0" w:sz="0" w:val="none"/>
+                <w:bottom w:color="auto" w:space="0" w:sz="0" w:val="none"/>
+                <w:right w:color="auto" w:space="0" w:sz="0" w:val="none"/>
+                <w:between w:color="auto" w:space="0" w:sz="0" w:val="none"/>
+              </w:pBdr>
+              <w:shd w:fill="ffffff" w:val="clear"/>
+              <w:spacing w:after="480" w:lineRule="auto"/>
+              <w:jc w:val="both"/>
+              <w:rPr>
+                <w:rFonts w:ascii="Times New Roman" w:cs="Times New Roman" w:eastAsia="Times New Roman" w:hAnsi="Times New Roman"/>
+                <w:color w:val="1f1f1f"/>
+                <w:sz w:val="26"/>
+                <w:szCs w:val="26"/>
+              </w:rPr>
+            </w:pPr>
+            <w:r>
+              <w:rPr>
+                <w:rtl w:val="0"/>
+              </w:rPr>
+            </w:r>
+          </w:p>
+        </w:tc>
+        <w:tc>
+          <w:tcPr>
+            <w:tcBorders>
+              <w:top w:color="000000" w:space="0" w:sz="6" w:val="single"/>
+              <w:left w:color="000000" w:space="0" w:sz="6" w:val="single"/>
+              <w:bottom w:color="000000" w:space="0" w:sz="6" w:val="single"/>
+              <w:right w:color="000000" w:space="0" w:sz="6" w:val="single"/>
+            </w:tcBorders>
+            <w:tcMar>
+              <w:top w:w="100.0" w:type="dxa"/>
+              <w:left w:w="100.0" w:type="dxa"/>
+              <w:bottom w:w="100.0" w:type="dxa"/>
+              <w:right w:w="100.0" w:type="dxa"/>
+            </w:tcMar>
+            <w:vAlign w:val="top"/>
+          </w:tcPr>
+          <w:p>
+            <w:pPr>
+              <w:pBdr>
+                <w:top w:color="auto" w:space="0" w:sz="0" w:val="none"/>
+                <w:left w:color="auto" w:space="0" w:sz="0" w:val="none"/>
+                <w:bottom w:color="auto" w:space="0" w:sz="0" w:val="none"/>
+                <w:right w:color="auto" w:space="0" w:sz="0" w:val="none"/>
+                <w:between w:color="auto" w:space="0" w:sz="0" w:val="none"/>
+              </w:pBdr>
+              <w:shd w:fill="ffffff" w:val="clear"/>
+              <w:spacing w:after="480" w:lineRule="auto"/>
+              <w:jc w:val="both"/>
+              <w:rPr>
+                <w:rFonts w:ascii="Times New Roman" w:cs="Times New Roman" w:eastAsia="Times New Roman" w:hAnsi="Times New Roman"/>
+                <w:sz w:val="24"/>
+                <w:szCs w:val="24"/>
+              </w:rPr>
+            </w:pPr>
+            <w:r>
+              <w:rPr>
+                <w:rFonts w:ascii="Times New Roman" w:cs="Times New Roman" w:eastAsia="Times New Roman" w:hAnsi="Times New Roman"/>
+                <w:sz w:val="24"/>
+                <w:szCs w:val="24"/>
+                <w:rtl w:val="0"/>
+              </w:rPr>
+              <w:t xml:space="preserve">Nam / Nữ / Khác </w:t>
+            </w:r>
+          </w:p>
+        </w:tc>
+      </w:tr>
+      <w:tr>
+        <w:trPr>
+          <w:cantSplit w:val="0"/>
+          <w:trHeight w:val="867.6416015625" w:hRule="atLeast"/>
+          <w:tblHeader w:val="0"/>
+        </w:trPr>
+        <w:tc>
+          <w:tcPr>
+            <w:vAlign w:val="top"/>
+          </w:tcPr>
+          <w:p>
+            <w:pPr>
+              <w:pBdr>
+                <w:top w:color="auto" w:space="0" w:sz="0" w:val="none"/>
+                <w:left w:color="auto" w:space="0" w:sz="0" w:val="none"/>
+                <w:bottom w:color="auto" w:space="0" w:sz="0" w:val="none"/>
+                <w:right w:color="auto" w:space="0" w:sz="0" w:val="none"/>
+                <w:between w:color="auto" w:space="0" w:sz="0" w:val="none"/>
+              </w:pBdr>
+              <w:shd w:fill="ffffff" w:val="clear"/>
+              <w:spacing w:after="480" w:lineRule="auto"/>
+              <w:jc w:val="both"/>
+              <w:rPr>
+                <w:rFonts w:ascii="Times New Roman" w:cs="Times New Roman" w:eastAsia="Times New Roman" w:hAnsi="Times New Roman"/>
+                <w:b w:val="1"/>
+                <w:bCs w:val="1"/>
+                <w:color w:val="1f1f1f"/>
+                <w:sz w:val="26"/>
+                <w:szCs w:val="26"/>
+              </w:rPr>
+            </w:pPr>
+            <w:r>
+              <w:rPr>
+                <w:rFonts w:ascii="Times New Roman" w:cs="Times New Roman" w:eastAsia="Times New Roman" w:hAnsi="Times New Roman"/>
+                <w:b w:val="1"/>
+                <w:bCs w:val="1"/>
+                <w:color w:val="1f1f1f"/>
+                <w:sz w:val="26"/>
+                <w:szCs w:val="26"/>
+                <w:rtl w:val="0"/>
+              </w:rPr>
+              <w:t xml:space="preserve">sdt</w:t>
+            </w:r>
+          </w:p>
+        </w:tc>
+        <w:tc>
+          <w:tcPr>
+            <w:vAlign w:val="top"/>
+          </w:tcPr>
+          <w:p>
+            <w:pPr>
+              <w:pBdr>
+                <w:top w:color="auto" w:space="0" w:sz="0" w:val="none"/>
+                <w:left w:color="auto" w:space="0" w:sz="0" w:val="none"/>
+                <w:bottom w:color="auto" w:space="0" w:sz="0" w:val="none"/>
+                <w:right w:color="auto" w:space="0" w:sz="0" w:val="none"/>
+                <w:between w:color="auto" w:space="0" w:sz="0" w:val="none"/>
+              </w:pBdr>
+              <w:shd w:fill="ffffff" w:val="clear"/>
+              <w:spacing w:after="480" w:lineRule="auto"/>
+              <w:jc w:val="both"/>
+              <w:rPr>
+                <w:rFonts w:ascii="Times New Roman" w:cs="Times New Roman" w:eastAsia="Times New Roman" w:hAnsi="Times New Roman"/>
+                <w:color w:val="1f1f1f"/>
+                <w:sz w:val="26"/>
+                <w:szCs w:val="26"/>
+              </w:rPr>
+            </w:pPr>
+            <w:r>
+              <w:rPr>
+                <w:rFonts w:ascii="Times New Roman" w:cs="Times New Roman" w:eastAsia="Times New Roman" w:hAnsi="Times New Roman"/>
+                <w:color w:val="1f1f1f"/>
+                <w:sz w:val="26"/>
+                <w:szCs w:val="26"/>
+                <w:rtl w:val="0"/>
+              </w:rPr>
+              <w:t xml:space="preserve">VARCHAR(20) </w:t>
+            </w:r>
+          </w:p>
+        </w:tc>
+        <w:tc>
+          <w:tcPr>
+            <w:vAlign w:val="top"/>
+          </w:tcPr>
+          <w:p>
+            <w:pPr>
+              <w:pBdr>
+                <w:top w:color="auto" w:space="0" w:sz="0" w:val="none"/>
+                <w:left w:color="auto" w:space="0" w:sz="0" w:val="none"/>
+                <w:bottom w:color="auto" w:space="0" w:sz="0" w:val="none"/>
+                <w:right w:color="auto" w:space="0" w:sz="0" w:val="none"/>
+                <w:between w:color="auto" w:space="0" w:sz="0" w:val="none"/>
+              </w:pBdr>
+              <w:shd w:fill="ffffff" w:val="clear"/>
+              <w:spacing w:after="480" w:lineRule="auto"/>
+              <w:jc w:val="both"/>
+              <w:rPr>
+                <w:rFonts w:ascii="Times New Roman" w:cs="Times New Roman" w:eastAsia="Times New Roman" w:hAnsi="Times New Roman"/>
+                <w:color w:val="1f1f1f"/>
+                <w:sz w:val="26"/>
+                <w:szCs w:val="26"/>
+              </w:rPr>
+            </w:pPr>
+            <w:r>
+              <w:rPr>
+                <w:rtl w:val="0"/>
+              </w:rPr>
+            </w:r>
+          </w:p>
+        </w:tc>
+        <w:tc>
+          <w:tcPr>
+            <w:tcBorders>
+              <w:top w:color="000000" w:space="0" w:sz="6" w:val="single"/>
+              <w:left w:color="000000" w:space="0" w:sz="6" w:val="single"/>
+              <w:bottom w:color="000000" w:space="0" w:sz="6" w:val="single"/>
+              <w:right w:color="000000" w:space="0" w:sz="6" w:val="single"/>
+            </w:tcBorders>
+            <w:tcMar>
+              <w:top w:w="100.0" w:type="dxa"/>
+              <w:left w:w="100.0" w:type="dxa"/>
+              <w:bottom w:w="100.0" w:type="dxa"/>
+              <w:right w:w="100.0" w:type="dxa"/>
+            </w:tcMar>
+            <w:vAlign w:val="top"/>
+          </w:tcPr>
+          <w:p>
+            <w:pPr>
+              <w:pBdr>
+                <w:top w:color="auto" w:space="0" w:sz="0" w:val="none"/>
+                <w:left w:color="auto" w:space="0" w:sz="0" w:val="none"/>
+                <w:bottom w:color="auto" w:space="0" w:sz="0" w:val="none"/>
+                <w:right w:color="auto" w:space="0" w:sz="0" w:val="none"/>
+                <w:between w:color="auto" w:space="0" w:sz="0" w:val="none"/>
+              </w:pBdr>
+              <w:shd w:fill="ffffff" w:val="clear"/>
+              <w:spacing w:after="480" w:lineRule="auto"/>
+              <w:jc w:val="both"/>
+              <w:rPr>
+                <w:rFonts w:ascii="Times New Roman" w:cs="Times New Roman" w:eastAsia="Times New Roman" w:hAnsi="Times New Roman"/>
+                <w:sz w:val="24"/>
+                <w:szCs w:val="24"/>
+              </w:rPr>
+            </w:pPr>
+            <w:r>
+              <w:rPr>
+                <w:rFonts w:ascii="Times New Roman" w:cs="Times New Roman" w:eastAsia="Times New Roman" w:hAnsi="Times New Roman"/>
+                <w:sz w:val="24"/>
+                <w:szCs w:val="24"/>
+                <w:rtl w:val="0"/>
+              </w:rPr>
+              <w:t xml:space="preserve">Số điện thoại cá nhân  </w:t>
+            </w:r>
+          </w:p>
+        </w:tc>
+      </w:tr>
+      <w:tr>
+        <w:trPr>
+          <w:cantSplit w:val="0"/>
+          <w:trHeight w:val="867.6416015625" w:hRule="atLeast"/>
+          <w:tblHeader w:val="0"/>
+        </w:trPr>
+        <w:tc>
+          <w:tcPr>
+            <w:vAlign w:val="top"/>
+          </w:tcPr>
+          <w:p>
+            <w:pPr>
+              <w:pBdr>
+                <w:top w:color="auto" w:space="0" w:sz="0" w:val="none"/>
+                <w:left w:color="auto" w:space="0" w:sz="0" w:val="none"/>
+                <w:bottom w:color="auto" w:space="0" w:sz="0" w:val="none"/>
+                <w:right w:color="auto" w:space="0" w:sz="0" w:val="none"/>
+                <w:between w:color="auto" w:space="0" w:sz="0" w:val="none"/>
+              </w:pBdr>
+              <w:shd w:fill="ffffff" w:val="clear"/>
+              <w:spacing w:after="480" w:lineRule="auto"/>
+              <w:jc w:val="both"/>
+              <w:rPr>
+                <w:rFonts w:ascii="Times New Roman" w:cs="Times New Roman" w:eastAsia="Times New Roman" w:hAnsi="Times New Roman"/>
+                <w:b w:val="1"/>
+                <w:bCs w:val="1"/>
+                <w:color w:val="1f1f1f"/>
+                <w:sz w:val="26"/>
+                <w:szCs w:val="26"/>
+              </w:rPr>
+            </w:pPr>
+            <w:r>
+              <w:rPr>
+                <w:rFonts w:ascii="Times New Roman" w:cs="Times New Roman" w:eastAsia="Times New Roman" w:hAnsi="Times New Roman"/>
+                <w:b w:val="1"/>
+                <w:bCs w:val="1"/>
+                <w:color w:val="1f1f1f"/>
+                <w:sz w:val="26"/>
+                <w:szCs w:val="26"/>
+                <w:rtl w:val="0"/>
+              </w:rPr>
+              <w:t xml:space="preserve">que_quan</w:t>
+            </w:r>
+          </w:p>
+        </w:tc>
+        <w:tc>
+          <w:tcPr>
+            <w:vAlign w:val="top"/>
+          </w:tcPr>
+          <w:p>
+            <w:pPr>
+              <w:pBdr>
+                <w:top w:color="auto" w:space="0" w:sz="0" w:val="none"/>
+                <w:left w:color="auto" w:space="0" w:sz="0" w:val="none"/>
+                <w:bottom w:color="auto" w:space="0" w:sz="0" w:val="none"/>
+                <w:right w:color="auto" w:space="0" w:sz="0" w:val="none"/>
+                <w:between w:color="auto" w:space="0" w:sz="0" w:val="none"/>
+              </w:pBdr>
+              <w:shd w:fill="ffffff" w:val="clear"/>
+              <w:spacing w:after="480" w:lineRule="auto"/>
+              <w:jc w:val="both"/>
+              <w:rPr>
+                <w:rFonts w:ascii="Times New Roman" w:cs="Times New Roman" w:eastAsia="Times New Roman" w:hAnsi="Times New Roman"/>
+                <w:color w:val="1f1f1f"/>
+                <w:sz w:val="26"/>
+                <w:szCs w:val="26"/>
+              </w:rPr>
+            </w:pPr>
+            <w:r>
+              <w:rPr>
+                <w:rFonts w:ascii="Times New Roman" w:cs="Times New Roman" w:eastAsia="Times New Roman" w:hAnsi="Times New Roman"/>
+                <w:color w:val="1f1f1f"/>
+                <w:sz w:val="26"/>
+                <w:szCs w:val="26"/>
+                <w:rtl w:val="0"/>
+              </w:rPr>
+              <w:t xml:space="preserve">VARCHAR(255) </w:t>
+            </w:r>
+          </w:p>
+        </w:tc>
+        <w:tc>
+          <w:tcPr>
+            <w:vAlign w:val="top"/>
+          </w:tcPr>
+          <w:p>
+            <w:pPr>
+              <w:pBdr>
+                <w:top w:color="auto" w:space="0" w:sz="0" w:val="none"/>
+                <w:left w:color="auto" w:space="0" w:sz="0" w:val="none"/>
+                <w:bottom w:color="auto" w:space="0" w:sz="0" w:val="none"/>
+                <w:right w:color="auto" w:space="0" w:sz="0" w:val="none"/>
+                <w:between w:color="auto" w:space="0" w:sz="0" w:val="none"/>
+              </w:pBdr>
+              <w:shd w:fill="ffffff" w:val="clear"/>
+              <w:spacing w:after="480" w:lineRule="auto"/>
+              <w:jc w:val="both"/>
+              <w:rPr>
+                <w:rFonts w:ascii="Times New Roman" w:cs="Times New Roman" w:eastAsia="Times New Roman" w:hAnsi="Times New Roman"/>
+                <w:color w:val="1f1f1f"/>
+                <w:sz w:val="26"/>
+                <w:szCs w:val="26"/>
+              </w:rPr>
+            </w:pPr>
+            <w:r>
+              <w:rPr>
+                <w:rtl w:val="0"/>
+              </w:rPr>
+            </w:r>
+          </w:p>
+        </w:tc>
+        <w:tc>
+          <w:tcPr>
+            <w:tcBorders>
+              <w:top w:color="000000" w:space="0" w:sz="6" w:val="single"/>
+              <w:left w:color="000000" w:space="0" w:sz="6" w:val="single"/>
+              <w:bottom w:color="000000" w:space="0" w:sz="6" w:val="single"/>
+              <w:right w:color="000000" w:space="0" w:sz="6" w:val="single"/>
+            </w:tcBorders>
+            <w:tcMar>
+              <w:top w:w="100.0" w:type="dxa"/>
+              <w:left w:w="100.0" w:type="dxa"/>
+              <w:bottom w:w="100.0" w:type="dxa"/>
+              <w:right w:w="100.0" w:type="dxa"/>
+            </w:tcMar>
+            <w:vAlign w:val="top"/>
+          </w:tcPr>
+          <w:p>
+            <w:pPr>
+              <w:pBdr>
+                <w:top w:color="auto" w:space="0" w:sz="0" w:val="none"/>
+                <w:left w:color="auto" w:space="0" w:sz="0" w:val="none"/>
+                <w:bottom w:color="auto" w:space="0" w:sz="0" w:val="none"/>
+                <w:right w:color="auto" w:space="0" w:sz="0" w:val="none"/>
+                <w:between w:color="auto" w:space="0" w:sz="0" w:val="none"/>
+              </w:pBdr>
+              <w:shd w:fill="ffffff" w:val="clear"/>
+              <w:spacing w:after="480" w:lineRule="auto"/>
+              <w:jc w:val="both"/>
+              <w:rPr>
+                <w:rFonts w:ascii="Times New Roman" w:cs="Times New Roman" w:eastAsia="Times New Roman" w:hAnsi="Times New Roman"/>
+                <w:sz w:val="24"/>
+                <w:szCs w:val="24"/>
+              </w:rPr>
+            </w:pPr>
+            <w:r>
+              <w:rPr>
+                <w:rFonts w:ascii="Times New Roman" w:cs="Times New Roman" w:eastAsia="Times New Roman" w:hAnsi="Times New Roman"/>
+                <w:sz w:val="24"/>
+                <w:szCs w:val="24"/>
+                <w:rtl w:val="0"/>
+              </w:rPr>
+              <w:t xml:space="preserve">Tỉnh/Thành phố quê quán </w:t>
+            </w:r>
+          </w:p>
+        </w:tc>
+      </w:tr>
+    </w:tbl>
+    <w:p>
+      <w:pPr>
+        <w:spacing w:line="240" w:lineRule="auto"/>
+        <w:ind w:left="284" w:firstLine="0"/>
+        <w:jc w:val="both"/>
+        <w:rPr>
+          <w:rFonts w:ascii="Times New Roman" w:cs="Times New Roman" w:eastAsia="Times New Roman" w:hAnsi="Times New Roman"/>
+          <w:sz w:val="24"/>
+          <w:szCs w:val="24"/>
+        </w:rPr>
+      </w:pPr>
+      <w:r>
+        <w:rPr>
+          <w:rtl w:val="0"/>
+        </w:rPr>
+      </w:r>
+    </w:p>
+    <w:p>
+      <w:pPr>
+        <w:pBdr>
+          <w:top w:color="auto" w:space="0" w:sz="0" w:val="none"/>
+          <w:left w:color="auto" w:space="0" w:sz="0" w:val="none"/>
+          <w:bottom w:color="auto" w:space="0" w:sz="0" w:val="none"/>
+          <w:right w:color="auto" w:space="0" w:sz="0" w:val="none"/>
+          <w:between w:color="auto" w:space="0" w:sz="0" w:val="none"/>
+        </w:pBdr>
+        <w:shd w:fill="ffffff" w:val="clear"/>
+        <w:spacing w:after="240" w:lineRule="auto"/>
+        <w:jc w:val="center"/>
+        <w:rPr>
+          <w:rFonts w:ascii="Times New Roman" w:cs="Times New Roman" w:eastAsia="Times New Roman" w:hAnsi="Times New Roman"/>
+          <w:i w:val="1"/>
+          <w:iCs w:val="1"/>
+          <w:sz w:val="30"/>
+          <w:szCs w:val="30"/>
+        </w:rPr>
+      </w:pPr>
+      <w:r>
+        <w:rPr>
+          <w:rFonts w:ascii="Times New Roman" w:cs="Times New Roman" w:eastAsia="Times New Roman" w:hAnsi="Times New Roman"/>
+          <w:i w:val="1"/>
+          <w:iCs w:val="1"/>
+          <w:sz w:val="30"/>
+          <w:szCs w:val="30"/>
+          <w:rtl w:val="0"/>
+        </w:rPr>
+        <w:t xml:space="preserve">Bảng 5: Bảng hop_dong (Nghiệp vụ xếp phòng) </w:t>
+      </w:r>
+    </w:p>
+    <w:p>
+      <w:pPr>
+        <w:spacing w:line="240" w:lineRule="auto"/>
+        <w:jc w:val="both"/>
+        <w:rPr>
+          <w:rFonts w:ascii="Times New Roman" w:cs="Times New Roman" w:eastAsia="Times New Roman" w:hAnsi="Times New Roman"/>
+          <w:sz w:val="24"/>
+          <w:szCs w:val="24"/>
+        </w:rPr>
+      </w:pPr>
+      <w:r>
+        <w:rPr>
+          <w:rtl w:val="0"/>
+        </w:rPr>
+      </w:r>
+    </w:p>
+    <w:tbl>
+      <w:tblPr>
+        <w:tblStyle w:val="Table6"/>
         <w:tblW w:w="8610.0" w:type="dxa"/>
         <w:jc w:val="left"/>
         <w:tblInd w:w="44.00000000000002" w:type="dxa"/>
@@ -6391,8 +8150,8 @@
                 <w:szCs w:val="26"/>
               </w:rPr>
             </w:pPr>
-            <w:bookmarkStart w:colFirst="0" w:colLast="0" w:name="_zf7wed7bjlsy" w:id="8"/>
-            <w:bookmarkEnd w:id="8"/>
+            <w:bookmarkStart w:colFirst="0" w:colLast="0" w:name="_zf7wed7bjlsy" w:id="10"/>
+            <w:bookmarkEnd w:id="10"/>
             <w:r>
               <w:rPr>
                 <w:rFonts w:ascii="Times New Roman" w:cs="Times New Roman" w:eastAsia="Times New Roman" w:hAnsi="Times New Roman"/>
@@ -6758,7 +8517,7 @@
     </w:p>
     <w:tbl>
       <w:tblPr>
-        <w:tblStyle w:val="Table6"/>
+        <w:tblStyle w:val="Table7"/>
         <w:tblpPr w:leftFromText="180" w:rightFromText="180" w:topFromText="180" w:bottomFromText="180" w:vertAnchor="text" w:horzAnchor="text" w:tblpX="0" w:tblpY="0"/>
         <w:tblW w:w="9630.0" w:type="dxa"/>
         <w:jc w:val="left"/>
@@ -8489,8 +10248,8 @@
           <w:szCs w:val="34"/>
         </w:rPr>
       </w:pPr>
-      <w:bookmarkStart w:colFirst="0" w:colLast="0" w:name="_5uc8t8sojy2p" w:id="9"/>
-      <w:bookmarkEnd w:id="9"/>
+      <w:bookmarkStart w:colFirst="0" w:colLast="0" w:name="_5uc8t8sojy2p" w:id="11"/>
+      <w:bookmarkEnd w:id="11"/>
       <w:r>
         <w:rPr>
           <w:rFonts w:ascii="Times New Roman" w:cs="Times New Roman" w:eastAsia="Times New Roman" w:hAnsi="Times New Roman"/>
@@ -8678,8 +10437,8 @@
           <w:szCs w:val="34"/>
         </w:rPr>
       </w:pPr>
-      <w:bookmarkStart w:colFirst="0" w:colLast="0" w:name="_lcs4zd2tynj4" w:id="10"/>
-      <w:bookmarkEnd w:id="10"/>
+      <w:bookmarkStart w:colFirst="0" w:colLast="0" w:name="_lcs4zd2tynj4" w:id="12"/>
+      <w:bookmarkEnd w:id="12"/>
       <w:r>
         <w:rPr>
           <w:rFonts w:ascii="Times New Roman" w:cs="Times New Roman" w:eastAsia="Times New Roman" w:hAnsi="Times New Roman"/>
@@ -8742,8 +10501,8 @@
           <w:szCs w:val="34"/>
         </w:rPr>
       </w:pPr>
-      <w:bookmarkStart w:colFirst="0" w:colLast="0" w:name="_kcvwttcp1j0b" w:id="11"/>
-      <w:bookmarkEnd w:id="11"/>
+      <w:bookmarkStart w:colFirst="0" w:colLast="0" w:name="_kcvwttcp1j0b" w:id="13"/>
+      <w:bookmarkEnd w:id="13"/>
       <w:r>
         <w:rPr>
           <w:rFonts w:ascii="Times New Roman" w:cs="Times New Roman" w:eastAsia="Times New Roman" w:hAnsi="Times New Roman"/>
@@ -8760,7 +10519,7 @@
       <w:pPr>
         <w:numPr>
           <w:ilvl w:val="0"/>
-          <w:numId w:val="7"/>
+          <w:numId w:val="8"/>
         </w:numPr>
         <w:spacing w:after="0" w:afterAutospacing="0" w:lineRule="auto"/>
         <w:ind w:left="720" w:hanging="360"/>
@@ -8784,7 +10543,7 @@
       <w:pPr>
         <w:numPr>
           <w:ilvl w:val="0"/>
-          <w:numId w:val="7"/>
+          <w:numId w:val="8"/>
         </w:numPr>
         <w:spacing w:after="240" w:lineRule="auto"/>
         <w:ind w:left="720" w:hanging="360"/>
@@ -9387,6 +11146,116 @@
         <w:ind w:left="720" w:hanging="360"/>
       </w:pPr>
       <w:rPr>
+        <w:u w:val="none"/>
+      </w:rPr>
+    </w:lvl>
+    <w:lvl w:ilvl="1">
+      <w:start w:val="1"/>
+      <w:numFmt w:val="bullet"/>
+      <w:lvlText w:val="○"/>
+      <w:lvlJc w:val="left"/>
+      <w:pPr>
+        <w:ind w:left="1440" w:hanging="360"/>
+      </w:pPr>
+      <w:rPr>
+        <w:u w:val="none"/>
+      </w:rPr>
+    </w:lvl>
+    <w:lvl w:ilvl="2">
+      <w:start w:val="1"/>
+      <w:numFmt w:val="bullet"/>
+      <w:lvlText w:val="■"/>
+      <w:lvlJc w:val="left"/>
+      <w:pPr>
+        <w:ind w:left="2160" w:hanging="360"/>
+      </w:pPr>
+      <w:rPr>
+        <w:u w:val="none"/>
+      </w:rPr>
+    </w:lvl>
+    <w:lvl w:ilvl="3">
+      <w:start w:val="1"/>
+      <w:numFmt w:val="bullet"/>
+      <w:lvlText w:val="●"/>
+      <w:lvlJc w:val="left"/>
+      <w:pPr>
+        <w:ind w:left="2880" w:hanging="360"/>
+      </w:pPr>
+      <w:rPr>
+        <w:u w:val="none"/>
+      </w:rPr>
+    </w:lvl>
+    <w:lvl w:ilvl="4">
+      <w:start w:val="1"/>
+      <w:numFmt w:val="bullet"/>
+      <w:lvlText w:val="○"/>
+      <w:lvlJc w:val="left"/>
+      <w:pPr>
+        <w:ind w:left="3600" w:hanging="360"/>
+      </w:pPr>
+      <w:rPr>
+        <w:u w:val="none"/>
+      </w:rPr>
+    </w:lvl>
+    <w:lvl w:ilvl="5">
+      <w:start w:val="1"/>
+      <w:numFmt w:val="bullet"/>
+      <w:lvlText w:val="■"/>
+      <w:lvlJc w:val="left"/>
+      <w:pPr>
+        <w:ind w:left="4320" w:hanging="360"/>
+      </w:pPr>
+      <w:rPr>
+        <w:u w:val="none"/>
+      </w:rPr>
+    </w:lvl>
+    <w:lvl w:ilvl="6">
+      <w:start w:val="1"/>
+      <w:numFmt w:val="bullet"/>
+      <w:lvlText w:val="●"/>
+      <w:lvlJc w:val="left"/>
+      <w:pPr>
+        <w:ind w:left="5040" w:hanging="360"/>
+      </w:pPr>
+      <w:rPr>
+        <w:u w:val="none"/>
+      </w:rPr>
+    </w:lvl>
+    <w:lvl w:ilvl="7">
+      <w:start w:val="1"/>
+      <w:numFmt w:val="bullet"/>
+      <w:lvlText w:val="○"/>
+      <w:lvlJc w:val="left"/>
+      <w:pPr>
+        <w:ind w:left="5760" w:hanging="360"/>
+      </w:pPr>
+      <w:rPr>
+        <w:u w:val="none"/>
+      </w:rPr>
+    </w:lvl>
+    <w:lvl w:ilvl="8">
+      <w:start w:val="1"/>
+      <w:numFmt w:val="bullet"/>
+      <w:lvlText w:val="■"/>
+      <w:lvlJc w:val="left"/>
+      <w:pPr>
+        <w:ind w:left="6480" w:hanging="360"/>
+      </w:pPr>
+      <w:rPr>
+        <w:u w:val="none"/>
+      </w:rPr>
+    </w:lvl>
+  </w:abstractNum>
+  <w:abstractNum w:abstractNumId="7">
+    <w:lvl w:ilvl="0">
+      <w:start w:val="1"/>
+      <w:numFmt w:val="bullet"/>
+      <w:lvlText w:val="●"/>
+      <w:lvlJc w:val="left"/>
+      <w:pPr>
+        <w:ind w:left="720" w:hanging="360"/>
+      </w:pPr>
+      <w:rPr>
         <w:rFonts w:ascii="Arial" w:cs="Arial" w:eastAsia="Arial" w:hAnsi="Arial"/>
         <w:u w:val="none"/>
       </w:rPr>
@@ -9488,7 +11357,7 @@
       </w:rPr>
     </w:lvl>
   </w:abstractNum>
-  <w:abstractNum w:abstractNumId="7">
+  <w:abstractNum w:abstractNumId="8">
     <w:lvl w:ilvl="0">
       <w:start w:val="1"/>
       <w:numFmt w:val="bullet"/>
@@ -9619,6 +11488,9 @@
   </w:num>
   <w:num w:numId="7">
     <w:abstractNumId w:val="7"/>
+  </w:num>
+  <w:num w:numId="8">
+    <w:abstractNumId w:val="8"/>
   </w:num>
 </w:numbering>
 </file>
@@ -9793,12 +11665,7 @@
     <w:tblPr>
       <w:tblStyleRowBandSize w:val="1"/>
       <w:tblStyleColBandSize w:val="1"/>
-      <w:tblCellMar>
-        <w:top w:w="0.0" w:type="dxa"/>
-        <w:left w:w="108.0" w:type="dxa"/>
-        <w:bottom w:w="0.0" w:type="dxa"/>
-        <w:right w:w="108.0" w:type="dxa"/>
-      </w:tblCellMar>
+      <w:tblCellMar/>
     </w:tblPr>
   </w:style>
   <w:style w:type="table" w:styleId="Table2">
@@ -9854,6 +11721,19 @@
     </w:tblPr>
   </w:style>
   <w:style w:type="table" w:styleId="Table6">
+    <w:basedOn w:val="TableNormal"/>
+    <w:tblPr>
+      <w:tblStyleRowBandSize w:val="1"/>
+      <w:tblStyleColBandSize w:val="1"/>
+      <w:tblCellMar>
+        <w:top w:w="0.0" w:type="dxa"/>
+        <w:left w:w="108.0" w:type="dxa"/>
+        <w:bottom w:w="0.0" w:type="dxa"/>
+        <w:right w:w="108.0" w:type="dxa"/>
+      </w:tblCellMar>
+    </w:tblPr>
+  </w:style>
+  <w:style w:type="table" w:styleId="Table7">
     <w:basedOn w:val="TableNormal"/>
     <w:tblPr>
       <w:tblStyleRowBandSize w:val="1"/>
